--- a/ahgIntegrityPlugin/docs/AtoM_Heratio_IntegrityAssurance_User_Manual.docx
+++ b/ahgIntegrityPlugin/docs/AtoM_Heratio_IntegrityAssurance_User_Manual.docx
@@ -18,7 +18,7 @@
         <w:t xml:space="preserve">The Archive and Heritage Group (Pty) Ltd</w:t>
       </w:r>
     </w:p>
-    <w:bookmarkStart w:id="47" w:name="Xa8d105b079eeee0d911ccea3731375ddb11c970"/>
+    <w:bookmarkStart w:id="70" w:name="Xa8d105b079eeee0d911ccea3731375ddb11c970"/>
     <w:p>
       <w:pPr>
         <w:pStyle w:val="Heading1"/>
@@ -42,7 +42,7 @@
         <w:t xml:space="preserve"> </w:t>
       </w:r>
       <w:r>
-        <w:t xml:space="preserve">1.0.0</w:t>
+        <w:t xml:space="preserve">1.1.0</w:t>
       </w:r>
       <w:r>
         <w:t xml:space="preserve"> </w:t>
@@ -221,6 +221,91 @@
         </w:numPr>
         <w:pStyle w:val="Compact"/>
       </w:pPr>
+      <w:hyperlink w:anchor="export--auditor-pack">
+        <w:r>
+          <w:rPr>
+            <w:rStyle w:val="Hyperlink"/>
+          </w:rPr>
+          <w:t xml:space="preserve">Export &amp; Auditor Pack</w:t>
+        </w:r>
+      </w:hyperlink>
+    </w:p>
+    <w:p>
+      <w:pPr>
+        <w:numPr>
+          <w:ilvl w:val="0"/>
+          <w:numId w:val="1001"/>
+        </w:numPr>
+        <w:pStyle w:val="Compact"/>
+      </w:pPr>
+      <w:hyperlink w:anchor="retention-policies">
+        <w:r>
+          <w:rPr>
+            <w:rStyle w:val="Hyperlink"/>
+          </w:rPr>
+          <w:t xml:space="preserve">Retention Policies</w:t>
+        </w:r>
+      </w:hyperlink>
+    </w:p>
+    <w:p>
+      <w:pPr>
+        <w:numPr>
+          <w:ilvl w:val="0"/>
+          <w:numId w:val="1001"/>
+        </w:numPr>
+        <w:pStyle w:val="Compact"/>
+      </w:pPr>
+      <w:hyperlink w:anchor="legal-holds">
+        <w:r>
+          <w:rPr>
+            <w:rStyle w:val="Hyperlink"/>
+          </w:rPr>
+          <w:t xml:space="preserve">Legal Holds</w:t>
+        </w:r>
+      </w:hyperlink>
+    </w:p>
+    <w:p>
+      <w:pPr>
+        <w:numPr>
+          <w:ilvl w:val="0"/>
+          <w:numId w:val="1001"/>
+        </w:numPr>
+        <w:pStyle w:val="Compact"/>
+      </w:pPr>
+      <w:hyperlink w:anchor="disposition-queue">
+        <w:r>
+          <w:rPr>
+            <w:rStyle w:val="Hyperlink"/>
+          </w:rPr>
+          <w:t xml:space="preserve">Disposition Queue</w:t>
+        </w:r>
+      </w:hyperlink>
+    </w:p>
+    <w:p>
+      <w:pPr>
+        <w:numPr>
+          <w:ilvl w:val="0"/>
+          <w:numId w:val="1001"/>
+        </w:numPr>
+        <w:pStyle w:val="Compact"/>
+      </w:pPr>
+      <w:hyperlink w:anchor="alerts">
+        <w:r>
+          <w:rPr>
+            <w:rStyle w:val="Hyperlink"/>
+          </w:rPr>
+          <w:t xml:space="preserve">Alerts</w:t>
+        </w:r>
+      </w:hyperlink>
+    </w:p>
+    <w:p>
+      <w:pPr>
+        <w:numPr>
+          <w:ilvl w:val="0"/>
+          <w:numId w:val="1001"/>
+        </w:numPr>
+        <w:pStyle w:val="Compact"/>
+      </w:pPr>
       <w:hyperlink w:anchor="cli-commands">
         <w:r>
           <w:rPr>
@@ -334,7 +419,7 @@
         <w:pStyle w:val="Compact"/>
       </w:pPr>
       <w:r>
-        <w:t xml:space="preserve">Each verification is recorded in an append-only ledger</w:t>
+        <w:t xml:space="preserve">Each verification is recorded in an append-only ledger with actor and hostname tracking</w:t>
       </w:r>
     </w:p>
     <w:p>
@@ -358,11 +443,47 @@
         <w:pStyle w:val="Compact"/>
       </w:pPr>
       <w:r>
+        <w:t xml:space="preserve">Retention policies determine when records become eligible for disposition review</w:t>
+      </w:r>
+    </w:p>
+    <w:p>
+      <w:pPr>
+        <w:numPr>
+          <w:ilvl w:val="0"/>
+          <w:numId w:val="1002"/>
+        </w:numPr>
+        <w:pStyle w:val="Compact"/>
+      </w:pPr>
+      <w:r>
+        <w:t xml:space="preserve">Legal holds block disposition of records under review</w:t>
+      </w:r>
+    </w:p>
+    <w:p>
+      <w:pPr>
+        <w:numPr>
+          <w:ilvl w:val="0"/>
+          <w:numId w:val="1002"/>
+        </w:numPr>
+        <w:pStyle w:val="Compact"/>
+      </w:pPr>
+      <w:r>
+        <w:t xml:space="preserve">Threshold-based alerts notify administrators of integrity issues via email or webhook</w:t>
+      </w:r>
+    </w:p>
+    <w:p>
+      <w:pPr>
+        <w:numPr>
+          <w:ilvl w:val="0"/>
+          <w:numId w:val="1002"/>
+        </w:numPr>
+        <w:pStyle w:val="Compact"/>
+      </w:pPr>
+      <w:r>
         <w:t xml:space="preserve">Reports and dashboards provide visibility into overall collection health</w:t>
       </w:r>
     </w:p>
     <w:bookmarkEnd w:id="21"/>
-    <w:bookmarkStart w:id="24" w:name="installation"/>
+    <w:bookmarkStart w:id="25" w:name="installation"/>
     <w:p>
       <w:pPr>
         <w:pStyle w:val="Heading2"/>
@@ -628,8 +749,154 @@
       </w:r>
     </w:p>
     <w:bookmarkEnd w:id="23"/>
+    <w:bookmarkStart w:id="24" w:name="upgrading-from-v1.0.0"/>
+    <w:p>
+      <w:pPr>
+        <w:pStyle w:val="Heading3"/>
+      </w:pPr>
+      <w:r>
+        <w:t xml:space="preserve">Upgrading from v1.0.0</w:t>
+      </w:r>
+    </w:p>
+    <w:p>
+      <w:pPr>
+        <w:pStyle w:val="FirstParagraph"/>
+      </w:pPr>
+      <w:r>
+        <w:t xml:space="preserve">If upgrading from v1.0.0, the plugin will automatically add the</w:t>
+      </w:r>
+      <w:r>
+        <w:t xml:space="preserve"> </w:t>
+      </w:r>
+      <w:r>
+        <w:rPr>
+          <w:rStyle w:val="VerbatimChar"/>
+        </w:rPr>
+        <w:t xml:space="preserve">actor</w:t>
+      </w:r>
+      <w:r>
+        <w:t xml:space="preserve"> </w:t>
+      </w:r>
+      <w:r>
+        <w:t xml:space="preserve">and</w:t>
+      </w:r>
+      <w:r>
+        <w:t xml:space="preserve"> </w:t>
+      </w:r>
+      <w:r>
+        <w:rPr>
+          <w:rStyle w:val="VerbatimChar"/>
+        </w:rPr>
+        <w:t xml:space="preserve">hostname</w:t>
+      </w:r>
+      <w:r>
+        <w:t xml:space="preserve"> </w:t>
+      </w:r>
+      <w:r>
+        <w:t xml:space="preserve">columns to the</w:t>
+      </w:r>
+      <w:r>
+        <w:t xml:space="preserve"> </w:t>
+      </w:r>
+      <w:r>
+        <w:rPr>
+          <w:rStyle w:val="VerbatimChar"/>
+        </w:rPr>
+        <w:t xml:space="preserve">integrity_ledger</w:t>
+      </w:r>
+      <w:r>
+        <w:t xml:space="preserve"> </w:t>
+      </w:r>
+      <w:r>
+        <w:t xml:space="preserve">table on first use. You can also run the migration manually:</w:t>
+      </w:r>
+    </w:p>
+    <w:p>
+      <w:pPr>
+        <w:pStyle w:val="SourceCode"/>
+      </w:pPr>
+      <w:r>
+        <w:rPr>
+          <w:rStyle w:val="CommentTok"/>
+        </w:rPr>
+        <w:t xml:space="preserve"># Re-run install.sql (safe — uses CREATE TABLE IF NOT EXISTS)</w:t>
+      </w:r>
+      <w:r>
+        <w:br/>
+      </w:r>
+      <w:r>
+        <w:rPr>
+          <w:rStyle w:val="ExtensionTok"/>
+        </w:rPr>
+        <w:t xml:space="preserve">mysql</w:t>
+      </w:r>
+      <w:r>
+        <w:rPr>
+          <w:rStyle w:val="NormalTok"/>
+        </w:rPr>
+        <w:t xml:space="preserve"> </w:t>
+      </w:r>
+      <w:r>
+        <w:rPr>
+          <w:rStyle w:val="AttributeTok"/>
+        </w:rPr>
+        <w:t xml:space="preserve">-u</w:t>
+      </w:r>
+      <w:r>
+        <w:rPr>
+          <w:rStyle w:val="NormalTok"/>
+        </w:rPr>
+        <w:t xml:space="preserve"> root archive </w:t>
+      </w:r>
+      <w:r>
+        <w:rPr>
+          <w:rStyle w:val="OperatorTok"/>
+        </w:rPr>
+        <w:t xml:space="preserve">&lt;</w:t>
+      </w:r>
+      <w:r>
+        <w:rPr>
+          <w:rStyle w:val="NormalTok"/>
+        </w:rPr>
+        <w:t xml:space="preserve"> atom-ahg-plugins/ahgIntegrityPlugin/database/install.sql</w:t>
+      </w:r>
+      <w:r>
+        <w:br/>
+      </w:r>
+      <w:r>
+        <w:br/>
+      </w:r>
+      <w:r>
+        <w:rPr>
+          <w:rStyle w:val="CommentTok"/>
+        </w:rPr>
+        <w:t xml:space="preserve"># The ALTER for actor/hostname is handled programmatically</w:t>
+      </w:r>
+      <w:r>
+        <w:br/>
+      </w:r>
+      <w:r>
+        <w:rPr>
+          <w:rStyle w:val="ExtensionTok"/>
+        </w:rPr>
+        <w:t xml:space="preserve">php</w:t>
+      </w:r>
+      <w:r>
+        <w:rPr>
+          <w:rStyle w:val="NormalTok"/>
+        </w:rPr>
+        <w:t xml:space="preserve"> symfony integrity:verify </w:t>
+      </w:r>
+      <w:r>
+        <w:rPr>
+          <w:rStyle w:val="AttributeTok"/>
+        </w:rPr>
+        <w:t xml:space="preserve">--status</w:t>
+      </w:r>
+    </w:p>
     <w:bookmarkEnd w:id="24"/>
-    <w:bookmarkStart w:id="25" w:name="dashboard"/>
+    <w:bookmarkEnd w:id="25"/>
+    <w:bookmarkStart w:id="26" w:name="dashboard"/>
     <w:p>
       <w:pPr>
         <w:pStyle w:val="Heading2"/>
@@ -681,6 +948,262 @@
     </w:p>
     <w:p>
       <w:pPr>
+        <w:pStyle w:val="BodyText"/>
+      </w:pPr>
+      <w:r>
+        <w:rPr>
+          <w:bCs/>
+          <w:b/>
+        </w:rPr>
+        <w:t xml:space="preserve">Top Row (6 cards):</w:t>
+      </w:r>
+      <w:r>
+        <w:t xml:space="preserve"> </w:t>
+      </w:r>
+      <w:r>
+        <w:t xml:space="preserve">-</w:t>
+      </w:r>
+      <w:r>
+        <w:t xml:space="preserve"> </w:t>
+      </w:r>
+      <w:r>
+        <w:rPr>
+          <w:bCs/>
+          <w:b/>
+        </w:rPr>
+        <w:t xml:space="preserve">Master Objects</w:t>
+      </w:r>
+      <w:r>
+        <w:t xml:space="preserve">: Total number of master digital objects in the system</w:t>
+      </w:r>
+      <w:r>
+        <w:t xml:space="preserve"> </w:t>
+      </w:r>
+      <w:r>
+        <w:t xml:space="preserve">-</w:t>
+      </w:r>
+      <w:r>
+        <w:t xml:space="preserve"> </w:t>
+      </w:r>
+      <w:r>
+        <w:rPr>
+          <w:bCs/>
+          <w:b/>
+        </w:rPr>
+        <w:t xml:space="preserve">Total Verifications</w:t>
+      </w:r>
+      <w:r>
+        <w:t xml:space="preserve">: Cumulative verification count across all runs</w:t>
+      </w:r>
+      <w:r>
+        <w:t xml:space="preserve"> </w:t>
+      </w:r>
+      <w:r>
+        <w:t xml:space="preserve">-</w:t>
+      </w:r>
+      <w:r>
+        <w:t xml:space="preserve"> </w:t>
+      </w:r>
+      <w:r>
+        <w:rPr>
+          <w:bCs/>
+          <w:b/>
+        </w:rPr>
+        <w:t xml:space="preserve">Pass Rate</w:t>
+      </w:r>
+      <w:r>
+        <w:t xml:space="preserve">: Percentage of verifications that matched baseline checksums</w:t>
+      </w:r>
+      <w:r>
+        <w:t xml:space="preserve"> </w:t>
+      </w:r>
+      <w:r>
+        <w:t xml:space="preserve">-</w:t>
+      </w:r>
+      <w:r>
+        <w:t xml:space="preserve"> </w:t>
+      </w:r>
+      <w:r>
+        <w:rPr>
+          <w:bCs/>
+          <w:b/>
+        </w:rPr>
+        <w:t xml:space="preserve">Open Dead Letters</w:t>
+      </w:r>
+      <w:r>
+        <w:t xml:space="preserve">: Number of unresolved persistent failures (requires attention)</w:t>
+      </w:r>
+      <w:r>
+        <w:t xml:space="preserve"> </w:t>
+      </w:r>
+      <w:r>
+        <w:t xml:space="preserve">-</w:t>
+      </w:r>
+      <w:r>
+        <w:t xml:space="preserve"> </w:t>
+      </w:r>
+      <w:r>
+        <w:rPr>
+          <w:bCs/>
+          <w:b/>
+        </w:rPr>
+        <w:t xml:space="preserve">Never Verified</w:t>
+      </w:r>
+      <w:r>
+        <w:t xml:space="preserve"> </w:t>
+      </w:r>
+      <w:r>
+        <w:t xml:space="preserve">(backlog): Master objects that have never been verified</w:t>
+      </w:r>
+      <w:r>
+        <w:t xml:space="preserve"> </w:t>
+      </w:r>
+      <w:r>
+        <w:t xml:space="preserve">-</w:t>
+      </w:r>
+      <w:r>
+        <w:t xml:space="preserve"> </w:t>
+      </w:r>
+      <w:r>
+        <w:rPr>
+          <w:bCs/>
+          <w:b/>
+        </w:rPr>
+        <w:t xml:space="preserve">Throughput (7d)</w:t>
+      </w:r>
+      <w:r>
+        <w:t xml:space="preserve">: Verification speed in objects/hour and GB/hour</w:t>
+      </w:r>
+    </w:p>
+    <w:p>
+      <w:pPr>
+        <w:pStyle w:val="BodyText"/>
+      </w:pPr>
+      <w:r>
+        <w:rPr>
+          <w:bCs/>
+          <w:b/>
+        </w:rPr>
+        <w:t xml:space="preserve">Daily Trend (30 days):</w:t>
+      </w:r>
+      <w:r>
+        <w:t xml:space="preserve"> </w:t>
+      </w:r>
+      <w:r>
+        <w:t xml:space="preserve">- Horizontal bar chart showing daily pass (green) and fail (red) counts</w:t>
+      </w:r>
+      <w:r>
+        <w:t xml:space="preserve"> </w:t>
+      </w:r>
+      <w:r>
+        <w:t xml:space="preserve">- Helps identify trends and anomalies at a glance</w:t>
+      </w:r>
+    </w:p>
+    <w:p>
+      <w:pPr>
+        <w:pStyle w:val="BodyText"/>
+      </w:pPr>
+      <w:r>
+        <w:rPr>
+          <w:bCs/>
+          <w:b/>
+        </w:rPr>
+        <w:t xml:space="preserve">Repository Breakdown:</w:t>
+      </w:r>
+      <w:r>
+        <w:t xml:space="preserve"> </w:t>
+      </w:r>
+      <w:r>
+        <w:t xml:space="preserve">- Per-repository table with total verifications, passed, failed, and pass rate</w:t>
+      </w:r>
+      <w:r>
+        <w:t xml:space="preserve"> </w:t>
+      </w:r>
+      <w:r>
+        <w:t xml:space="preserve">- Quickly identify which repositories need attention</w:t>
+      </w:r>
+    </w:p>
+    <w:p>
+      <w:pPr>
+        <w:pStyle w:val="BodyText"/>
+      </w:pPr>
+      <w:r>
+        <w:rPr>
+          <w:bCs/>
+          <w:b/>
+        </w:rPr>
+        <w:t xml:space="preserve">Failure Type Breakdown:</w:t>
+      </w:r>
+      <w:r>
+        <w:t xml:space="preserve"> </w:t>
+      </w:r>
+      <w:r>
+        <w:t xml:space="preserve">- Distribution of failure types (mismatch, missing, unreadable, etc.) over the last 30 days</w:t>
+      </w:r>
+      <w:r>
+        <w:t xml:space="preserve"> </w:t>
+      </w:r>
+      <w:r>
+        <w:t xml:space="preserve">- Helps prioritize remediation efforts</w:t>
+      </w:r>
+    </w:p>
+    <w:p>
+      <w:pPr>
+        <w:pStyle w:val="BodyText"/>
+      </w:pPr>
+      <w:r>
+        <w:rPr>
+          <w:bCs/>
+          <w:b/>
+        </w:rPr>
+        <w:t xml:space="preserve">Navigation buttons</w:t>
+      </w:r>
+      <w:r>
+        <w:t xml:space="preserve"> </w:t>
+      </w:r>
+      <w:r>
+        <w:t xml:space="preserve">in the header provide quick access to: Export, Policies, Holds, Alerts, Schedules, Ledger, Report.</w:t>
+      </w:r>
+    </w:p>
+    <w:bookmarkEnd w:id="26"/>
+    <w:bookmarkStart w:id="29" w:name="schedules"/>
+    <w:p>
+      <w:pPr>
+        <w:pStyle w:val="Heading2"/>
+      </w:pPr>
+      <w:r>
+        <w:t xml:space="preserve">Schedules</w:t>
+      </w:r>
+    </w:p>
+    <w:p>
+      <w:pPr>
+        <w:pStyle w:val="FirstParagraph"/>
+      </w:pPr>
+      <w:r>
+        <w:t xml:space="preserve">Access:</w:t>
+      </w:r>
+      <w:r>
+        <w:t xml:space="preserve"> </w:t>
+      </w:r>
+      <w:r>
+        <w:rPr>
+          <w:bCs/>
+          <w:b/>
+        </w:rPr>
+        <w:t xml:space="preserve">Admin &gt; Integrity &gt; Schedules</w:t>
+      </w:r>
+    </w:p>
+    <w:bookmarkStart w:id="27" w:name="creating-a-schedule"/>
+    <w:p>
+      <w:pPr>
+        <w:pStyle w:val="Heading3"/>
+      </w:pPr>
+      <w:r>
+        <w:t xml:space="preserve">Creating a Schedule</w:t>
+      </w:r>
+    </w:p>
+    <w:p>
+      <w:pPr>
         <w:numPr>
           <w:ilvl w:val="0"/>
           <w:numId w:val="1004"/>
@@ -688,14 +1211,17 @@
         <w:pStyle w:val="Compact"/>
       </w:pPr>
       <w:r>
+        <w:t xml:space="preserve">Click</w:t>
+      </w:r>
+      <w:r>
+        <w:t xml:space="preserve"> </w:t>
+      </w:r>
+      <w:r>
         <w:rPr>
           <w:bCs/>
           <w:b/>
         </w:rPr>
-        <w:t xml:space="preserve">Master Objects</w:t>
-      </w:r>
-      <w:r>
-        <w:t xml:space="preserve">: Total number of master digital objects in the system</w:t>
+        <w:t xml:space="preserve">New Schedule</w:t>
       </w:r>
     </w:p>
     <w:p>
@@ -707,14 +1233,132 @@
         <w:pStyle w:val="Compact"/>
       </w:pPr>
       <w:r>
+        <w:t xml:space="preserve">Configure the schedule:</w:t>
+      </w:r>
+    </w:p>
+    <w:p>
+      <w:pPr>
+        <w:numPr>
+          <w:ilvl w:val="1"/>
+          <w:numId w:val="1005"/>
+        </w:numPr>
+        <w:pStyle w:val="Compact"/>
+      </w:pPr>
+      <w:r>
         <w:rPr>
           <w:bCs/>
           <w:b/>
         </w:rPr>
-        <w:t xml:space="preserve">Total Verifications</w:t>
-      </w:r>
-      <w:r>
-        <w:t xml:space="preserve">: Cumulative verification count across all runs</w:t>
+        <w:t xml:space="preserve">Name</w:t>
+      </w:r>
+      <w:r>
+        <w:t xml:space="preserve">: Descriptive name (e.g.,</w:t>
+      </w:r>
+      <w:r>
+        <w:t xml:space="preserve"> </w:t>
+      </w:r>
+      <w:r>
+        <w:t xml:space="preserve">“</w:t>
+      </w:r>
+      <w:r>
+        <w:t xml:space="preserve">Monthly Repository X Audit</w:t>
+      </w:r>
+      <w:r>
+        <w:t xml:space="preserve">”</w:t>
+      </w:r>
+      <w:r>
+        <w:t xml:space="preserve">)</w:t>
+      </w:r>
+    </w:p>
+    <w:p>
+      <w:pPr>
+        <w:numPr>
+          <w:ilvl w:val="1"/>
+          <w:numId w:val="1005"/>
+        </w:numPr>
+        <w:pStyle w:val="Compact"/>
+      </w:pPr>
+      <w:r>
+        <w:rPr>
+          <w:bCs/>
+          <w:b/>
+        </w:rPr>
+        <w:t xml:space="preserve">Scope</w:t>
+      </w:r>
+      <w:r>
+        <w:t xml:space="preserve">: Global (all objects), Repository (specific institution), or Hierarchy (specific node and descendants)</w:t>
+      </w:r>
+    </w:p>
+    <w:p>
+      <w:pPr>
+        <w:numPr>
+          <w:ilvl w:val="1"/>
+          <w:numId w:val="1005"/>
+        </w:numPr>
+        <w:pStyle w:val="Compact"/>
+      </w:pPr>
+      <w:r>
+        <w:rPr>
+          <w:bCs/>
+          <w:b/>
+        </w:rPr>
+        <w:t xml:space="preserve">Algorithm</w:t>
+      </w:r>
+      <w:r>
+        <w:t xml:space="preserve">: SHA-256 (faster) or SHA-512 (more secure)</w:t>
+      </w:r>
+    </w:p>
+    <w:p>
+      <w:pPr>
+        <w:numPr>
+          <w:ilvl w:val="1"/>
+          <w:numId w:val="1005"/>
+        </w:numPr>
+        <w:pStyle w:val="Compact"/>
+      </w:pPr>
+      <w:r>
+        <w:rPr>
+          <w:bCs/>
+          <w:b/>
+        </w:rPr>
+        <w:t xml:space="preserve">Frequency</w:t>
+      </w:r>
+      <w:r>
+        <w:t xml:space="preserve">: Daily, Weekly, Monthly, or Ad hoc</w:t>
+      </w:r>
+    </w:p>
+    <w:p>
+      <w:pPr>
+        <w:numPr>
+          <w:ilvl w:val="1"/>
+          <w:numId w:val="1005"/>
+        </w:numPr>
+        <w:pStyle w:val="Compact"/>
+      </w:pPr>
+      <w:r>
+        <w:rPr>
+          <w:bCs/>
+          <w:b/>
+        </w:rPr>
+        <w:t xml:space="preserve">Cron Expression</w:t>
+      </w:r>
+      <w:r>
+        <w:t xml:space="preserve">: Optional override for custom schedules (e.g.,</w:t>
+      </w:r>
+      <w:r>
+        <w:t xml:space="preserve"> </w:t>
+      </w:r>
+      <w:r>
+        <w:rPr>
+          <w:rStyle w:val="VerbatimChar"/>
+        </w:rPr>
+        <w:t xml:space="preserve">0 3 * * 5</w:t>
+      </w:r>
+      <w:r>
+        <w:t xml:space="preserve"> </w:t>
+      </w:r>
+      <w:r>
+        <w:t xml:space="preserve">for Fridays at 3am)</w:t>
       </w:r>
     </w:p>
     <w:p>
@@ -726,14 +1370,102 @@
         <w:pStyle w:val="Compact"/>
       </w:pPr>
       <w:r>
+        <w:t xml:space="preserve">Configure concurrency controls:</w:t>
+      </w:r>
+    </w:p>
+    <w:p>
+      <w:pPr>
+        <w:numPr>
+          <w:ilvl w:val="1"/>
+          <w:numId w:val="1006"/>
+        </w:numPr>
+        <w:pStyle w:val="Compact"/>
+      </w:pPr>
+      <w:r>
         <w:rPr>
           <w:bCs/>
           <w:b/>
         </w:rPr>
-        <w:t xml:space="preserve">Pass Rate</w:t>
-      </w:r>
-      <w:r>
-        <w:t xml:space="preserve">: Percentage of verifications that matched baseline checksums</w:t>
+        <w:t xml:space="preserve">Batch Size</w:t>
+      </w:r>
+      <w:r>
+        <w:t xml:space="preserve">: Objects per run (0 = unlimited). Use 200-500 for daily, 0 for weekly full scans</w:t>
+      </w:r>
+    </w:p>
+    <w:p>
+      <w:pPr>
+        <w:numPr>
+          <w:ilvl w:val="1"/>
+          <w:numId w:val="1006"/>
+        </w:numPr>
+        <w:pStyle w:val="Compact"/>
+      </w:pPr>
+      <w:r>
+        <w:rPr>
+          <w:bCs/>
+          <w:b/>
+        </w:rPr>
+        <w:t xml:space="preserve">IO Throttle</w:t>
+      </w:r>
+      <w:r>
+        <w:t xml:space="preserve">: Milliseconds pause between objects (0-50ms recommended)</w:t>
+      </w:r>
+    </w:p>
+    <w:p>
+      <w:pPr>
+        <w:numPr>
+          <w:ilvl w:val="1"/>
+          <w:numId w:val="1006"/>
+        </w:numPr>
+        <w:pStyle w:val="Compact"/>
+      </w:pPr>
+      <w:r>
+        <w:rPr>
+          <w:bCs/>
+          <w:b/>
+        </w:rPr>
+        <w:t xml:space="preserve">Max Memory</w:t>
+      </w:r>
+      <w:r>
+        <w:t xml:space="preserve">: Memory limit in MB (default 512MB)</w:t>
+      </w:r>
+    </w:p>
+    <w:p>
+      <w:pPr>
+        <w:numPr>
+          <w:ilvl w:val="1"/>
+          <w:numId w:val="1006"/>
+        </w:numPr>
+        <w:pStyle w:val="Compact"/>
+      </w:pPr>
+      <w:r>
+        <w:rPr>
+          <w:bCs/>
+          <w:b/>
+        </w:rPr>
+        <w:t xml:space="preserve">Max Runtime</w:t>
+      </w:r>
+      <w:r>
+        <w:t xml:space="preserve">: Time limit in minutes (default 120)</w:t>
+      </w:r>
+    </w:p>
+    <w:p>
+      <w:pPr>
+        <w:numPr>
+          <w:ilvl w:val="1"/>
+          <w:numId w:val="1006"/>
+        </w:numPr>
+        <w:pStyle w:val="Compact"/>
+      </w:pPr>
+      <w:r>
+        <w:rPr>
+          <w:bCs/>
+          <w:b/>
+        </w:rPr>
+        <w:t xml:space="preserve">Max Concurrent Runs</w:t>
+      </w:r>
+      <w:r>
+        <w:t xml:space="preserve">: Prevents overlapping executions (default 1)</w:t>
       </w:r>
     </w:p>
     <w:p>
@@ -745,21 +1477,33 @@
         <w:pStyle w:val="Compact"/>
       </w:pPr>
       <w:r>
+        <w:t xml:space="preserve">Configure notifications:</w:t>
+      </w:r>
+    </w:p>
+    <w:p>
+      <w:pPr>
+        <w:numPr>
+          <w:ilvl w:val="1"/>
+          <w:numId w:val="1007"/>
+        </w:numPr>
+        <w:pStyle w:val="Compact"/>
+      </w:pPr>
+      <w:r>
         <w:rPr>
           <w:bCs/>
           <w:b/>
         </w:rPr>
-        <w:t xml:space="preserve">Open Dead Letters</w:t>
-      </w:r>
-      <w:r>
-        <w:t xml:space="preserve">: Number of unresolved persistent failures (requires attention)</w:t>
-      </w:r>
-    </w:p>
-    <w:p>
-      <w:pPr>
-        <w:numPr>
-          <w:ilvl w:val="0"/>
-          <w:numId w:val="1004"/>
+        <w:t xml:space="preserve">Notify on failure</w:t>
+      </w:r>
+      <w:r>
+        <w:t xml:space="preserve">: Alert when a run fails completely</w:t>
+      </w:r>
+    </w:p>
+    <w:p>
+      <w:pPr>
+        <w:numPr>
+          <w:ilvl w:val="1"/>
+          <w:numId w:val="1007"/>
         </w:numPr>
         <w:pStyle w:val="Compact"/>
       </w:pPr>
@@ -768,17 +1512,17 @@
           <w:bCs/>
           <w:b/>
         </w:rPr>
-        <w:t xml:space="preserve">Recent Runs</w:t>
-      </w:r>
-      <w:r>
-        <w:t xml:space="preserve">: Table of the last 10 verification runs with status and counters</w:t>
-      </w:r>
-    </w:p>
-    <w:p>
-      <w:pPr>
-        <w:numPr>
-          <w:ilvl w:val="0"/>
-          <w:numId w:val="1004"/>
+        <w:t xml:space="preserve">Notify on mismatch</w:t>
+      </w:r>
+      <w:r>
+        <w:t xml:space="preserve">: Alert when hash mismatches are detected</w:t>
+      </w:r>
+    </w:p>
+    <w:p>
+      <w:pPr>
+        <w:numPr>
+          <w:ilvl w:val="1"/>
+          <w:numId w:val="1007"/>
         </w:numPr>
         <w:pStyle w:val="Compact"/>
       </w:pPr>
@@ -787,20 +1531,20 @@
           <w:bCs/>
           <w:b/>
         </w:rPr>
-        <w:t xml:space="preserve">Recent Failures</w:t>
-      </w:r>
-      <w:r>
-        <w:t xml:space="preserve">: Objects that failed verification (mismatch, missing, errors)</w:t>
-      </w:r>
-    </w:p>
-    <w:bookmarkEnd w:id="25"/>
-    <w:bookmarkStart w:id="28" w:name="schedules"/>
-    <w:p>
-      <w:pPr>
-        <w:pStyle w:val="Heading2"/>
-      </w:pPr>
-      <w:r>
-        <w:t xml:space="preserve">Schedules</w:t>
+        <w:t xml:space="preserve">Email</w:t>
+      </w:r>
+      <w:r>
+        <w:t xml:space="preserve">: Notification recipient address</w:t>
+      </w:r>
+    </w:p>
+    <w:bookmarkEnd w:id="27"/>
+    <w:bookmarkStart w:id="28" w:name="managing-schedules"/>
+    <w:p>
+      <w:pPr>
+        <w:pStyle w:val="Heading3"/>
+      </w:pPr>
+      <w:r>
+        <w:t xml:space="preserve">Managing Schedules</w:t>
       </w:r>
     </w:p>
     <w:p>
@@ -808,7 +1552,13 @@
         <w:pStyle w:val="FirstParagraph"/>
       </w:pPr>
       <w:r>
-        <w:t xml:space="preserve">Access:</w:t>
+        <w:t xml:space="preserve">From the schedule list, you can:</w:t>
+      </w:r>
+      <w:r>
+        <w:t xml:space="preserve"> </w:t>
+      </w:r>
+      <w:r>
+        <w:t xml:space="preserve">-</w:t>
       </w:r>
       <w:r>
         <w:t xml:space="preserve"> </w:t>
@@ -818,28 +1568,19 @@
           <w:bCs/>
           <w:b/>
         </w:rPr>
-        <w:t xml:space="preserve">Admin &gt; Integrity &gt; Schedules</w:t>
-      </w:r>
-    </w:p>
-    <w:bookmarkStart w:id="26" w:name="creating-a-schedule"/>
-    <w:p>
-      <w:pPr>
-        <w:pStyle w:val="Heading3"/>
-      </w:pPr>
-      <w:r>
-        <w:t xml:space="preserve">Creating a Schedule</w:t>
-      </w:r>
-    </w:p>
-    <w:p>
-      <w:pPr>
-        <w:numPr>
-          <w:ilvl w:val="0"/>
-          <w:numId w:val="1005"/>
-        </w:numPr>
-        <w:pStyle w:val="Compact"/>
-      </w:pPr>
-      <w:r>
-        <w:t xml:space="preserve">Click</w:t>
+        <w:t xml:space="preserve">Toggle</w:t>
+      </w:r>
+      <w:r>
+        <w:t xml:space="preserve"> </w:t>
+      </w:r>
+      <w:r>
+        <w:t xml:space="preserve">(play/pause icon): Enable or disable a schedule</w:t>
+      </w:r>
+      <w:r>
+        <w:t xml:space="preserve"> </w:t>
+      </w:r>
+      <w:r>
+        <w:t xml:space="preserve">-</w:t>
       </w:r>
       <w:r>
         <w:t xml:space="preserve"> </w:t>
@@ -849,288 +1590,321 @@
           <w:bCs/>
           <w:b/>
         </w:rPr>
-        <w:t xml:space="preserve">New Schedule</w:t>
-      </w:r>
-    </w:p>
-    <w:p>
-      <w:pPr>
-        <w:numPr>
-          <w:ilvl w:val="0"/>
-          <w:numId w:val="1005"/>
-        </w:numPr>
-        <w:pStyle w:val="Compact"/>
-      </w:pPr>
-      <w:r>
-        <w:t xml:space="preserve">Configure the schedule:</w:t>
-      </w:r>
-    </w:p>
-    <w:p>
-      <w:pPr>
-        <w:numPr>
-          <w:ilvl w:val="1"/>
-          <w:numId w:val="1006"/>
-        </w:numPr>
-        <w:pStyle w:val="Compact"/>
-      </w:pPr>
+        <w:t xml:space="preserve">Run Now</w:t>
+      </w:r>
+      <w:r>
+        <w:t xml:space="preserve"> </w:t>
+      </w:r>
+      <w:r>
+        <w:t xml:space="preserve">(bolt icon): Execute immediately regardless of schedule</w:t>
+      </w:r>
+      <w:r>
+        <w:t xml:space="preserve"> </w:t>
+      </w:r>
+      <w:r>
+        <w:t xml:space="preserve">-</w:t>
+      </w:r>
+      <w:r>
+        <w:t xml:space="preserve"> </w:t>
+      </w:r>
       <w:r>
         <w:rPr>
           <w:bCs/>
           <w:b/>
         </w:rPr>
-        <w:t xml:space="preserve">Name</w:t>
-      </w:r>
-      <w:r>
-        <w:t xml:space="preserve">: Descriptive name (e.g.,</w:t>
-      </w:r>
-      <w:r>
-        <w:t xml:space="preserve"> </w:t>
-      </w:r>
-      <w:r>
-        <w:t xml:space="preserve">“</w:t>
-      </w:r>
-      <w:r>
-        <w:t xml:space="preserve">Monthly Repository X Audit</w:t>
-      </w:r>
-      <w:r>
-        <w:t xml:space="preserve">”</w:t>
-      </w:r>
-      <w:r>
-        <w:t xml:space="preserve">)</w:t>
-      </w:r>
-    </w:p>
-    <w:p>
-      <w:pPr>
-        <w:numPr>
-          <w:ilvl w:val="1"/>
-          <w:numId w:val="1006"/>
-        </w:numPr>
-        <w:pStyle w:val="Compact"/>
-      </w:pPr>
+        <w:t xml:space="preserve">Edit</w:t>
+      </w:r>
+      <w:r>
+        <w:t xml:space="preserve"> </w:t>
+      </w:r>
+      <w:r>
+        <w:t xml:space="preserve">(pencil icon): Modify schedule settings</w:t>
+      </w:r>
+      <w:r>
+        <w:t xml:space="preserve"> </w:t>
+      </w:r>
+      <w:r>
+        <w:t xml:space="preserve">-</w:t>
+      </w:r>
+      <w:r>
+        <w:t xml:space="preserve"> </w:t>
+      </w:r>
       <w:r>
         <w:rPr>
           <w:bCs/>
           <w:b/>
         </w:rPr>
-        <w:t xml:space="preserve">Scope</w:t>
-      </w:r>
-      <w:r>
-        <w:t xml:space="preserve">: Global (all objects), Repository (specific institution), or Hierarchy (specific node and descendants)</w:t>
-      </w:r>
-    </w:p>
-    <w:p>
-      <w:pPr>
-        <w:numPr>
-          <w:ilvl w:val="1"/>
-          <w:numId w:val="1006"/>
-        </w:numPr>
-        <w:pStyle w:val="Compact"/>
-      </w:pPr>
+        <w:t xml:space="preserve">Delete</w:t>
+      </w:r>
+      <w:r>
+        <w:t xml:space="preserve"> </w:t>
+      </w:r>
+      <w:r>
+        <w:t xml:space="preserve">(trash icon): Remove the schedule (blocked if a run is active)</w:t>
+      </w:r>
+    </w:p>
+    <w:bookmarkEnd w:id="28"/>
+    <w:bookmarkEnd w:id="29"/>
+    <w:bookmarkStart w:id="30" w:name="run-history"/>
+    <w:p>
+      <w:pPr>
+        <w:pStyle w:val="Heading2"/>
+      </w:pPr>
+      <w:r>
+        <w:t xml:space="preserve">Run History</w:t>
+      </w:r>
+    </w:p>
+    <w:p>
+      <w:pPr>
+        <w:pStyle w:val="FirstParagraph"/>
+      </w:pPr>
+      <w:r>
+        <w:t xml:space="preserve">Access:</w:t>
+      </w:r>
+      <w:r>
+        <w:t xml:space="preserve"> </w:t>
+      </w:r>
       <w:r>
         <w:rPr>
           <w:bCs/>
           <w:b/>
         </w:rPr>
-        <w:t xml:space="preserve">Algorithm</w:t>
-      </w:r>
-      <w:r>
-        <w:t xml:space="preserve">: SHA-256 (faster) or SHA-512 (more secure)</w:t>
-      </w:r>
-    </w:p>
-    <w:p>
-      <w:pPr>
-        <w:numPr>
-          <w:ilvl w:val="1"/>
-          <w:numId w:val="1006"/>
-        </w:numPr>
-        <w:pStyle w:val="Compact"/>
-      </w:pPr>
+        <w:t xml:space="preserve">Admin &gt; Integrity &gt; Runs</w:t>
+      </w:r>
+    </w:p>
+    <w:p>
+      <w:pPr>
+        <w:pStyle w:val="BodyText"/>
+      </w:pPr>
+      <w:r>
+        <w:t xml:space="preserve">Each verification run records:</w:t>
+      </w:r>
+      <w:r>
+        <w:t xml:space="preserve"> </w:t>
+      </w:r>
+      <w:r>
+        <w:t xml:space="preserve">-</w:t>
+      </w:r>
+      <w:r>
+        <w:t xml:space="preserve"> </w:t>
+      </w:r>
       <w:r>
         <w:rPr>
           <w:bCs/>
           <w:b/>
         </w:rPr>
-        <w:t xml:space="preserve">Frequency</w:t>
-      </w:r>
-      <w:r>
-        <w:t xml:space="preserve">: Daily, Weekly, Monthly, or Ad hoc</w:t>
-      </w:r>
-    </w:p>
-    <w:p>
-      <w:pPr>
-        <w:numPr>
-          <w:ilvl w:val="1"/>
-          <w:numId w:val="1006"/>
-        </w:numPr>
-        <w:pStyle w:val="Compact"/>
-      </w:pPr>
+        <w:t xml:space="preserve">Status</w:t>
+      </w:r>
+      <w:r>
+        <w:t xml:space="preserve">: Running, Completed, Partial (memory limit), Failed, Timeout, Cancelled</w:t>
+      </w:r>
+      <w:r>
+        <w:t xml:space="preserve"> </w:t>
+      </w:r>
+      <w:r>
+        <w:t xml:space="preserve">-</w:t>
+      </w:r>
+      <w:r>
+        <w:t xml:space="preserve"> </w:t>
+      </w:r>
       <w:r>
         <w:rPr>
           <w:bCs/>
           <w:b/>
         </w:rPr>
-        <w:t xml:space="preserve">Cron Expression</w:t>
-      </w:r>
-      <w:r>
-        <w:t xml:space="preserve">: Optional override for custom schedules (e.g.,</w:t>
-      </w:r>
-      <w:r>
-        <w:t xml:space="preserve"> </w:t>
-      </w:r>
-      <w:r>
-        <w:rPr>
-          <w:rStyle w:val="VerbatimChar"/>
-        </w:rPr>
-        <w:t xml:space="preserve">0 3 * * 5</w:t>
-      </w:r>
-      <w:r>
-        <w:t xml:space="preserve"> </w:t>
-      </w:r>
-      <w:r>
-        <w:t xml:space="preserve">for Fridays at 3am)</w:t>
-      </w:r>
-    </w:p>
-    <w:p>
-      <w:pPr>
-        <w:numPr>
-          <w:ilvl w:val="0"/>
-          <w:numId w:val="1005"/>
-        </w:numPr>
-        <w:pStyle w:val="Compact"/>
-      </w:pPr>
-      <w:r>
-        <w:t xml:space="preserve">Configure concurrency controls:</w:t>
-      </w:r>
-    </w:p>
-    <w:p>
-      <w:pPr>
-        <w:numPr>
-          <w:ilvl w:val="1"/>
-          <w:numId w:val="1007"/>
-        </w:numPr>
-        <w:pStyle w:val="Compact"/>
-      </w:pPr>
+        <w:t xml:space="preserve">Counters</w:t>
+      </w:r>
+      <w:r>
+        <w:t xml:space="preserve">: Objects scanned, passed, failed, missing, error, skipped</w:t>
+      </w:r>
+      <w:r>
+        <w:t xml:space="preserve"> </w:t>
+      </w:r>
+      <w:r>
+        <w:t xml:space="preserve">-</w:t>
+      </w:r>
+      <w:r>
+        <w:t xml:space="preserve"> </w:t>
+      </w:r>
       <w:r>
         <w:rPr>
           <w:bCs/>
           <w:b/>
         </w:rPr>
-        <w:t xml:space="preserve">Batch Size</w:t>
-      </w:r>
-      <w:r>
-        <w:t xml:space="preserve">: Objects per run (0 = unlimited). Use 200-500 for daily, 0 for weekly full scans</w:t>
-      </w:r>
-    </w:p>
-    <w:p>
-      <w:pPr>
-        <w:numPr>
-          <w:ilvl w:val="1"/>
-          <w:numId w:val="1007"/>
-        </w:numPr>
-        <w:pStyle w:val="Compact"/>
-      </w:pPr>
+        <w:t xml:space="preserve">Trigger</w:t>
+      </w:r>
+      <w:r>
+        <w:t xml:space="preserve">: Scheduler (automated), Manual (web UI), CLI (command line), API</w:t>
+      </w:r>
+      <w:r>
+        <w:t xml:space="preserve"> </w:t>
+      </w:r>
+      <w:r>
+        <w:t xml:space="preserve">-</w:t>
+      </w:r>
+      <w:r>
+        <w:t xml:space="preserve"> </w:t>
+      </w:r>
       <w:r>
         <w:rPr>
           <w:bCs/>
           <w:b/>
         </w:rPr>
-        <w:t xml:space="preserve">IO Throttle</w:t>
-      </w:r>
-      <w:r>
-        <w:t xml:space="preserve">: Milliseconds pause between objects (0-50ms recommended)</w:t>
-      </w:r>
-    </w:p>
-    <w:p>
-      <w:pPr>
-        <w:numPr>
-          <w:ilvl w:val="1"/>
-          <w:numId w:val="1007"/>
-        </w:numPr>
-        <w:pStyle w:val="Compact"/>
-      </w:pPr>
+        <w:t xml:space="preserve">Timing</w:t>
+      </w:r>
+      <w:r>
+        <w:t xml:space="preserve">: Start and completion timestamps</w:t>
+      </w:r>
+    </w:p>
+    <w:p>
+      <w:pPr>
+        <w:pStyle w:val="BodyText"/>
+      </w:pPr>
+      <w:r>
+        <w:t xml:space="preserve">Click a run ID to view detailed results including all ledger entries for that run.</w:t>
+      </w:r>
+    </w:p>
+    <w:bookmarkEnd w:id="30"/>
+    <w:bookmarkStart w:id="32" w:name="verification-ledger"/>
+    <w:p>
+      <w:pPr>
+        <w:pStyle w:val="Heading2"/>
+      </w:pPr>
+      <w:r>
+        <w:t xml:space="preserve">Verification Ledger</w:t>
+      </w:r>
+    </w:p>
+    <w:p>
+      <w:pPr>
+        <w:pStyle w:val="FirstParagraph"/>
+      </w:pPr>
+      <w:r>
+        <w:t xml:space="preserve">Access:</w:t>
+      </w:r>
+      <w:r>
+        <w:t xml:space="preserve"> </w:t>
+      </w:r>
       <w:r>
         <w:rPr>
           <w:bCs/>
           <w:b/>
         </w:rPr>
-        <w:t xml:space="preserve">Max Memory</w:t>
-      </w:r>
-      <w:r>
-        <w:t xml:space="preserve">: Memory limit in MB (default 512MB)</w:t>
-      </w:r>
-    </w:p>
-    <w:p>
-      <w:pPr>
-        <w:numPr>
-          <w:ilvl w:val="1"/>
-          <w:numId w:val="1007"/>
-        </w:numPr>
-        <w:pStyle w:val="Compact"/>
-      </w:pPr>
+        <w:t xml:space="preserve">Admin &gt; Integrity &gt; Ledger</w:t>
+      </w:r>
+    </w:p>
+    <w:p>
+      <w:pPr>
+        <w:pStyle w:val="BodyText"/>
+      </w:pPr>
+      <w:r>
+        <w:t xml:space="preserve">The ledger is an</w:t>
+      </w:r>
+      <w:r>
+        <w:t xml:space="preserve"> </w:t>
+      </w:r>
       <w:r>
         <w:rPr>
           <w:bCs/>
           <w:b/>
         </w:rPr>
-        <w:t xml:space="preserve">Max Runtime</w:t>
-      </w:r>
-      <w:r>
-        <w:t xml:space="preserve">: Time limit in minutes (default 120)</w:t>
-      </w:r>
-    </w:p>
-    <w:p>
-      <w:pPr>
-        <w:numPr>
-          <w:ilvl w:val="1"/>
-          <w:numId w:val="1007"/>
-        </w:numPr>
-        <w:pStyle w:val="Compact"/>
-      </w:pPr>
+        <w:t xml:space="preserve">append-only</w:t>
+      </w:r>
+      <w:r>
+        <w:t xml:space="preserve"> </w:t>
+      </w:r>
+      <w:r>
+        <w:t xml:space="preserve">audit trail. Entries are never updated or deleted, providing forensic-grade evidence of verification activities.</w:t>
+      </w:r>
+    </w:p>
+    <w:p>
+      <w:pPr>
+        <w:pStyle w:val="BodyText"/>
+      </w:pPr>
+      <w:r>
+        <w:t xml:space="preserve">Each entry records:</w:t>
+      </w:r>
+      <w:r>
+        <w:t xml:space="preserve"> </w:t>
+      </w:r>
+      <w:r>
+        <w:t xml:space="preserve">- Digital object ID (survives even if the object is later deleted)</w:t>
+      </w:r>
+      <w:r>
+        <w:t xml:space="preserve"> </w:t>
+      </w:r>
+      <w:r>
+        <w:t xml:space="preserve">- File path, size, existence, and readability status</w:t>
+      </w:r>
+      <w:r>
+        <w:t xml:space="preserve"> </w:t>
+      </w:r>
+      <w:r>
+        <w:t xml:space="preserve">- Hash algorithm, expected hash, computed hash, and match result</w:t>
+      </w:r>
+      <w:r>
+        <w:t xml:space="preserve"> </w:t>
+      </w:r>
+      <w:r>
+        <w:t xml:space="preserve">- Outcome: pass, mismatch, missing, unreadable, permission_error, path_drift, no_baseline, error</w:t>
+      </w:r>
+      <w:r>
+        <w:t xml:space="preserve"> </w:t>
+      </w:r>
+      <w:r>
+        <w:t xml:space="preserve">-</w:t>
+      </w:r>
+      <w:r>
+        <w:t xml:space="preserve"> </w:t>
+      </w:r>
       <w:r>
         <w:rPr>
           <w:bCs/>
           <w:b/>
         </w:rPr>
-        <w:t xml:space="preserve">Max Concurrent Runs</w:t>
-      </w:r>
-      <w:r>
-        <w:t xml:space="preserve">: Prevents overlapping executions (default 1)</w:t>
-      </w:r>
-    </w:p>
-    <w:p>
-      <w:pPr>
-        <w:numPr>
-          <w:ilvl w:val="0"/>
-          <w:numId w:val="1005"/>
-        </w:numPr>
-        <w:pStyle w:val="Compact"/>
-      </w:pPr>
-      <w:r>
-        <w:t xml:space="preserve">Configure notifications:</w:t>
-      </w:r>
-    </w:p>
-    <w:p>
-      <w:pPr>
-        <w:numPr>
-          <w:ilvl w:val="1"/>
-          <w:numId w:val="1008"/>
-        </w:numPr>
-        <w:pStyle w:val="Compact"/>
-      </w:pPr>
+        <w:t xml:space="preserve">Actor</w:t>
+      </w:r>
+      <w:r>
+        <w:t xml:space="preserve">: Who/what triggered the verification (user, system, scheduler, CLI)</w:t>
+      </w:r>
+      <w:r>
+        <w:t xml:space="preserve"> </w:t>
+      </w:r>
+      <w:r>
+        <w:t xml:space="preserve">-</w:t>
+      </w:r>
+      <w:r>
+        <w:t xml:space="preserve"> </w:t>
+      </w:r>
       <w:r>
         <w:rPr>
           <w:bCs/>
           <w:b/>
         </w:rPr>
-        <w:t xml:space="preserve">Notify on failure</w:t>
-      </w:r>
-      <w:r>
-        <w:t xml:space="preserve">: Alert when a run fails completely</w:t>
-      </w:r>
-    </w:p>
-    <w:p>
-      <w:pPr>
-        <w:numPr>
-          <w:ilvl w:val="1"/>
+        <w:t xml:space="preserve">Hostname</w:t>
+      </w:r>
+      <w:r>
+        <w:t xml:space="preserve">: Server that performed the verification</w:t>
+      </w:r>
+      <w:r>
+        <w:t xml:space="preserve"> </w:t>
+      </w:r>
+      <w:r>
+        <w:t xml:space="preserve">- Verification timestamp and duration</w:t>
+      </w:r>
+    </w:p>
+    <w:bookmarkStart w:id="31" w:name="filtering"/>
+    <w:p>
+      <w:pPr>
+        <w:pStyle w:val="Heading3"/>
+      </w:pPr>
+      <w:r>
+        <w:t xml:space="preserve">Filtering</w:t>
+      </w:r>
+    </w:p>
+    <w:p>
+      <w:pPr>
+        <w:numPr>
+          <w:ilvl w:val="0"/>
           <w:numId w:val="1008"/>
         </w:numPr>
         <w:pStyle w:val="Compact"/>
@@ -1140,16 +1914,16 @@
           <w:bCs/>
           <w:b/>
         </w:rPr>
-        <w:t xml:space="preserve">Notify on mismatch</w:t>
-      </w:r>
-      <w:r>
-        <w:t xml:space="preserve">: Alert when hash mismatches are detected</w:t>
-      </w:r>
-    </w:p>
-    <w:p>
-      <w:pPr>
-        <w:numPr>
-          <w:ilvl w:val="1"/>
+        <w:t xml:space="preserve">Outcome</w:t>
+      </w:r>
+      <w:r>
+        <w:t xml:space="preserve">: Filter by specific outcome type</w:t>
+      </w:r>
+    </w:p>
+    <w:p>
+      <w:pPr>
+        <w:numPr>
+          <w:ilvl w:val="0"/>
           <w:numId w:val="1008"/>
         </w:numPr>
         <w:pStyle w:val="Compact"/>
@@ -1159,56 +1933,48 @@
           <w:bCs/>
           <w:b/>
         </w:rPr>
-        <w:t xml:space="preserve">Email</w:t>
-      </w:r>
-      <w:r>
-        <w:t xml:space="preserve">: Notification recipient address</w:t>
-      </w:r>
-    </w:p>
-    <w:bookmarkEnd w:id="26"/>
-    <w:bookmarkStart w:id="27" w:name="managing-schedules"/>
-    <w:p>
-      <w:pPr>
-        <w:pStyle w:val="Heading3"/>
-      </w:pPr>
-      <w:r>
-        <w:t xml:space="preserve">Managing Schedules</w:t>
-      </w:r>
-    </w:p>
-    <w:p>
-      <w:pPr>
-        <w:pStyle w:val="FirstParagraph"/>
-      </w:pPr>
-      <w:r>
-        <w:t xml:space="preserve">From the schedule list, you can:</w:t>
-      </w:r>
-      <w:r>
-        <w:t xml:space="preserve"> </w:t>
-      </w:r>
-      <w:r>
-        <w:t xml:space="preserve">-</w:t>
-      </w:r>
-      <w:r>
-        <w:t xml:space="preserve"> </w:t>
-      </w:r>
+        <w:t xml:space="preserve">Date range</w:t>
+      </w:r>
+      <w:r>
+        <w:t xml:space="preserve">: Filter by verification date</w:t>
+      </w:r>
+    </w:p>
+    <w:p>
+      <w:pPr>
+        <w:numPr>
+          <w:ilvl w:val="0"/>
+          <w:numId w:val="1008"/>
+        </w:numPr>
+        <w:pStyle w:val="Compact"/>
+      </w:pPr>
       <w:r>
         <w:rPr>
           <w:bCs/>
           <w:b/>
         </w:rPr>
-        <w:t xml:space="preserve">Toggle</w:t>
-      </w:r>
-      <w:r>
-        <w:t xml:space="preserve"> </w:t>
-      </w:r>
-      <w:r>
-        <w:t xml:space="preserve">(play/pause icon): Enable or disable a schedule</w:t>
-      </w:r>
-      <w:r>
-        <w:t xml:space="preserve"> </w:t>
-      </w:r>
-      <w:r>
-        <w:t xml:space="preserve">-</w:t>
+        <w:t xml:space="preserve">Repository</w:t>
+      </w:r>
+      <w:r>
+        <w:t xml:space="preserve">: Filter by repository (uses denormalized repository_id)</w:t>
+      </w:r>
+    </w:p>
+    <w:bookmarkEnd w:id="31"/>
+    <w:bookmarkEnd w:id="32"/>
+    <w:bookmarkStart w:id="35" w:name="dead-letter-queue"/>
+    <w:p>
+      <w:pPr>
+        <w:pStyle w:val="Heading2"/>
+      </w:pPr>
+      <w:r>
+        <w:t xml:space="preserve">Dead Letter Queue</w:t>
+      </w:r>
+    </w:p>
+    <w:p>
+      <w:pPr>
+        <w:pStyle w:val="FirstParagraph"/>
+      </w:pPr>
+      <w:r>
+        <w:t xml:space="preserve">Access:</w:t>
       </w:r>
       <w:r>
         <w:t xml:space="preserve"> </w:t>
@@ -1218,86 +1984,7 @@
           <w:bCs/>
           <w:b/>
         </w:rPr>
-        <w:t xml:space="preserve">Run Now</w:t>
-      </w:r>
-      <w:r>
-        <w:t xml:space="preserve"> </w:t>
-      </w:r>
-      <w:r>
-        <w:t xml:space="preserve">(bolt icon): Execute immediately regardless of schedule</w:t>
-      </w:r>
-      <w:r>
-        <w:t xml:space="preserve"> </w:t>
-      </w:r>
-      <w:r>
-        <w:t xml:space="preserve">-</w:t>
-      </w:r>
-      <w:r>
-        <w:t xml:space="preserve"> </w:t>
-      </w:r>
-      <w:r>
-        <w:rPr>
-          <w:bCs/>
-          <w:b/>
-        </w:rPr>
-        <w:t xml:space="preserve">Edit</w:t>
-      </w:r>
-      <w:r>
-        <w:t xml:space="preserve"> </w:t>
-      </w:r>
-      <w:r>
-        <w:t xml:space="preserve">(pencil icon): Modify schedule settings</w:t>
-      </w:r>
-      <w:r>
-        <w:t xml:space="preserve"> </w:t>
-      </w:r>
-      <w:r>
-        <w:t xml:space="preserve">-</w:t>
-      </w:r>
-      <w:r>
-        <w:t xml:space="preserve"> </w:t>
-      </w:r>
-      <w:r>
-        <w:rPr>
-          <w:bCs/>
-          <w:b/>
-        </w:rPr>
-        <w:t xml:space="preserve">Delete</w:t>
-      </w:r>
-      <w:r>
-        <w:t xml:space="preserve"> </w:t>
-      </w:r>
-      <w:r>
-        <w:t xml:space="preserve">(trash icon): Remove the schedule (blocked if a run is active)</w:t>
-      </w:r>
-    </w:p>
-    <w:bookmarkEnd w:id="27"/>
-    <w:bookmarkEnd w:id="28"/>
-    <w:bookmarkStart w:id="29" w:name="run-history"/>
-    <w:p>
-      <w:pPr>
-        <w:pStyle w:val="Heading2"/>
-      </w:pPr>
-      <w:r>
-        <w:t xml:space="preserve">Run History</w:t>
-      </w:r>
-    </w:p>
-    <w:p>
-      <w:pPr>
-        <w:pStyle w:val="FirstParagraph"/>
-      </w:pPr>
-      <w:r>
-        <w:t xml:space="preserve">Access:</w:t>
-      </w:r>
-      <w:r>
-        <w:t xml:space="preserve"> </w:t>
-      </w:r>
-      <w:r>
-        <w:rPr>
-          <w:bCs/>
-          <w:b/>
-        </w:rPr>
-        <w:t xml:space="preserve">Admin &gt; Integrity &gt; Runs</w:t>
+        <w:t xml:space="preserve">Admin &gt; Integrity &gt; Dead Letter</w:t>
       </w:r>
     </w:p>
     <w:p>
@@ -1305,287 +1992,10 @@
         <w:pStyle w:val="BodyText"/>
       </w:pPr>
       <w:r>
-        <w:t xml:space="preserve">Each verification run records:</w:t>
-      </w:r>
-      <w:r>
-        <w:t xml:space="preserve"> </w:t>
-      </w:r>
-      <w:r>
-        <w:t xml:space="preserve">-</w:t>
-      </w:r>
-      <w:r>
-        <w:t xml:space="preserve"> </w:t>
-      </w:r>
-      <w:r>
-        <w:rPr>
-          <w:bCs/>
-          <w:b/>
-        </w:rPr>
-        <w:t xml:space="preserve">Status</w:t>
-      </w:r>
-      <w:r>
-        <w:t xml:space="preserve">: Running, Completed, Partial (memory limit), Failed, Timeout, Cancelled</w:t>
-      </w:r>
-      <w:r>
-        <w:t xml:space="preserve"> </w:t>
-      </w:r>
-      <w:r>
-        <w:t xml:space="preserve">-</w:t>
-      </w:r>
-      <w:r>
-        <w:t xml:space="preserve"> </w:t>
-      </w:r>
-      <w:r>
-        <w:rPr>
-          <w:bCs/>
-          <w:b/>
-        </w:rPr>
-        <w:t xml:space="preserve">Counters</w:t>
-      </w:r>
-      <w:r>
-        <w:t xml:space="preserve">: Objects scanned, passed, failed, missing, error, skipped</w:t>
-      </w:r>
-      <w:r>
-        <w:t xml:space="preserve"> </w:t>
-      </w:r>
-      <w:r>
-        <w:t xml:space="preserve">-</w:t>
-      </w:r>
-      <w:r>
-        <w:t xml:space="preserve"> </w:t>
-      </w:r>
-      <w:r>
-        <w:rPr>
-          <w:bCs/>
-          <w:b/>
-        </w:rPr>
-        <w:t xml:space="preserve">Trigger</w:t>
-      </w:r>
-      <w:r>
-        <w:t xml:space="preserve">: Scheduler (automated), Manual (web UI), CLI (command line), API</w:t>
-      </w:r>
-      <w:r>
-        <w:t xml:space="preserve"> </w:t>
-      </w:r>
-      <w:r>
-        <w:t xml:space="preserve">-</w:t>
-      </w:r>
-      <w:r>
-        <w:t xml:space="preserve"> </w:t>
-      </w:r>
-      <w:r>
-        <w:rPr>
-          <w:bCs/>
-          <w:b/>
-        </w:rPr>
-        <w:t xml:space="preserve">Timing</w:t>
-      </w:r>
-      <w:r>
-        <w:t xml:space="preserve">: Start and completion timestamps</w:t>
-      </w:r>
-    </w:p>
-    <w:p>
-      <w:pPr>
-        <w:pStyle w:val="BodyText"/>
-      </w:pPr>
-      <w:r>
-        <w:t xml:space="preserve">Click a run ID to view detailed results including all ledger entries for that run.</w:t>
-      </w:r>
-    </w:p>
-    <w:bookmarkEnd w:id="29"/>
-    <w:bookmarkStart w:id="31" w:name="verification-ledger"/>
-    <w:p>
-      <w:pPr>
-        <w:pStyle w:val="Heading2"/>
-      </w:pPr>
-      <w:r>
-        <w:t xml:space="preserve">Verification Ledger</w:t>
-      </w:r>
-    </w:p>
-    <w:p>
-      <w:pPr>
-        <w:pStyle w:val="FirstParagraph"/>
-      </w:pPr>
-      <w:r>
-        <w:t xml:space="preserve">Access:</w:t>
-      </w:r>
-      <w:r>
-        <w:t xml:space="preserve"> </w:t>
-      </w:r>
-      <w:r>
-        <w:rPr>
-          <w:bCs/>
-          <w:b/>
-        </w:rPr>
-        <w:t xml:space="preserve">Admin &gt; Integrity &gt; Ledger</w:t>
-      </w:r>
-    </w:p>
-    <w:p>
-      <w:pPr>
-        <w:pStyle w:val="BodyText"/>
-      </w:pPr>
-      <w:r>
-        <w:t xml:space="preserve">The ledger is an</w:t>
-      </w:r>
-      <w:r>
-        <w:t xml:space="preserve"> </w:t>
-      </w:r>
-      <w:r>
-        <w:rPr>
-          <w:bCs/>
-          <w:b/>
-        </w:rPr>
-        <w:t xml:space="preserve">append-only</w:t>
-      </w:r>
-      <w:r>
-        <w:t xml:space="preserve"> </w:t>
-      </w:r>
-      <w:r>
-        <w:t xml:space="preserve">audit trail. Entries are never updated or deleted, providing forensic-grade evidence of verification activities.</w:t>
-      </w:r>
-    </w:p>
-    <w:p>
-      <w:pPr>
-        <w:pStyle w:val="BodyText"/>
-      </w:pPr>
-      <w:r>
-        <w:t xml:space="preserve">Each entry records:</w:t>
-      </w:r>
-      <w:r>
-        <w:t xml:space="preserve"> </w:t>
-      </w:r>
-      <w:r>
-        <w:t xml:space="preserve">- Digital object ID (survives even if the object is later deleted)</w:t>
-      </w:r>
-      <w:r>
-        <w:t xml:space="preserve"> </w:t>
-      </w:r>
-      <w:r>
-        <w:t xml:space="preserve">- File path, size, existence, and readability status</w:t>
-      </w:r>
-      <w:r>
-        <w:t xml:space="preserve"> </w:t>
-      </w:r>
-      <w:r>
-        <w:t xml:space="preserve">- Hash algorithm, expected hash, computed hash, and match result</w:t>
-      </w:r>
-      <w:r>
-        <w:t xml:space="preserve"> </w:t>
-      </w:r>
-      <w:r>
-        <w:t xml:space="preserve">- Outcome: pass, mismatch, missing, unreadable, permission_error, path_drift, no_baseline, error</w:t>
-      </w:r>
-      <w:r>
-        <w:t xml:space="preserve"> </w:t>
-      </w:r>
-      <w:r>
-        <w:t xml:space="preserve">- Verification timestamp and duration</w:t>
-      </w:r>
-    </w:p>
-    <w:bookmarkStart w:id="30" w:name="filtering"/>
-    <w:p>
-      <w:pPr>
-        <w:pStyle w:val="Heading3"/>
-      </w:pPr>
-      <w:r>
-        <w:t xml:space="preserve">Filtering</w:t>
-      </w:r>
-    </w:p>
-    <w:p>
-      <w:pPr>
-        <w:numPr>
-          <w:ilvl w:val="0"/>
-          <w:numId w:val="1009"/>
-        </w:numPr>
-        <w:pStyle w:val="Compact"/>
-      </w:pPr>
-      <w:r>
-        <w:rPr>
-          <w:bCs/>
-          <w:b/>
-        </w:rPr>
-        <w:t xml:space="preserve">Outcome</w:t>
-      </w:r>
-      <w:r>
-        <w:t xml:space="preserve">: Filter by specific outcome type</w:t>
-      </w:r>
-    </w:p>
-    <w:p>
-      <w:pPr>
-        <w:numPr>
-          <w:ilvl w:val="0"/>
-          <w:numId w:val="1009"/>
-        </w:numPr>
-        <w:pStyle w:val="Compact"/>
-      </w:pPr>
-      <w:r>
-        <w:rPr>
-          <w:bCs/>
-          <w:b/>
-        </w:rPr>
-        <w:t xml:space="preserve">Date range</w:t>
-      </w:r>
-      <w:r>
-        <w:t xml:space="preserve">: Filter by verification date</w:t>
-      </w:r>
-    </w:p>
-    <w:p>
-      <w:pPr>
-        <w:numPr>
-          <w:ilvl w:val="0"/>
-          <w:numId w:val="1009"/>
-        </w:numPr>
-        <w:pStyle w:val="Compact"/>
-      </w:pPr>
-      <w:r>
-        <w:rPr>
-          <w:bCs/>
-          <w:b/>
-        </w:rPr>
-        <w:t xml:space="preserve">Repository</w:t>
-      </w:r>
-      <w:r>
-        <w:t xml:space="preserve">: Filter by repository (uses denormalized repository_id)</w:t>
-      </w:r>
-    </w:p>
-    <w:bookmarkEnd w:id="30"/>
-    <w:bookmarkEnd w:id="31"/>
-    <w:bookmarkStart w:id="34" w:name="dead-letter-queue"/>
-    <w:p>
-      <w:pPr>
-        <w:pStyle w:val="Heading2"/>
-      </w:pPr>
-      <w:r>
-        <w:t xml:space="preserve">Dead Letter Queue</w:t>
-      </w:r>
-    </w:p>
-    <w:p>
-      <w:pPr>
-        <w:pStyle w:val="FirstParagraph"/>
-      </w:pPr>
-      <w:r>
-        <w:t xml:space="preserve">Access:</w:t>
-      </w:r>
-      <w:r>
-        <w:t xml:space="preserve"> </w:t>
-      </w:r>
-      <w:r>
-        <w:rPr>
-          <w:bCs/>
-          <w:b/>
-        </w:rPr>
-        <w:t xml:space="preserve">Admin &gt; Integrity &gt; Dead Letter</w:t>
-      </w:r>
-    </w:p>
-    <w:p>
-      <w:pPr>
-        <w:pStyle w:val="BodyText"/>
-      </w:pPr>
-      <w:r>
         <w:t xml:space="preserve">Objects that fail verification 3 or more consecutive times are automatically escalated to the dead letter queue. This prevents known-bad objects from consuming verification resources while ensuring they receive attention.</w:t>
       </w:r>
     </w:p>
-    <w:bookmarkStart w:id="32" w:name="workflow-states"/>
+    <w:bookmarkStart w:id="33" w:name="workflow-states"/>
     <w:p>
       <w:pPr>
         <w:pStyle w:val="Heading3"/>
@@ -1858,8 +2268,8 @@
         </w:tc>
       </w:tr>
     </w:tbl>
-    <w:bookmarkEnd w:id="32"/>
-    <w:bookmarkStart w:id="33" w:name="common-failure-types"/>
+    <w:bookmarkEnd w:id="33"/>
+    <w:bookmarkStart w:id="34" w:name="common-failure-types"/>
     <w:p>
       <w:pPr>
         <w:pStyle w:val="Heading3"/>
@@ -2132,9 +2542,9 @@
         </w:tc>
       </w:tr>
     </w:tbl>
-    <w:bookmarkEnd w:id="33"/>
     <w:bookmarkEnd w:id="34"/>
-    <w:bookmarkStart w:id="35" w:name="reports"/>
+    <w:bookmarkEnd w:id="35"/>
+    <w:bookmarkStart w:id="36" w:name="reports"/>
     <w:p>
       <w:pPr>
         <w:pStyle w:val="Heading2"/>
@@ -2193,879 +2603,14 @@
         <w:t xml:space="preserve">- CLI command reference for generating machine-readable reports</w:t>
       </w:r>
     </w:p>
-    <w:bookmarkEnd w:id="35"/>
-    <w:bookmarkStart w:id="39" w:name="cli-commands"/>
+    <w:bookmarkEnd w:id="36"/>
+    <w:bookmarkStart w:id="40" w:name="export-auditor-pack"/>
     <w:p>
       <w:pPr>
         <w:pStyle w:val="Heading2"/>
       </w:pPr>
       <w:r>
-        <w:t xml:space="preserve">CLI Commands</w:t>
-      </w:r>
-    </w:p>
-    <w:bookmarkStart w:id="36" w:name="integrityverify"/>
-    <w:p>
-      <w:pPr>
-        <w:pStyle w:val="Heading3"/>
-      </w:pPr>
-      <w:r>
-        <w:t xml:space="preserve">integrity:verify</w:t>
-      </w:r>
-    </w:p>
-    <w:p>
-      <w:pPr>
-        <w:pStyle w:val="SourceCode"/>
-      </w:pPr>
-      <w:r>
-        <w:rPr>
-          <w:rStyle w:val="CommentTok"/>
-        </w:rPr>
-        <w:t xml:space="preserve"># Show status</w:t>
-      </w:r>
-      <w:r>
-        <w:br/>
-      </w:r>
-      <w:r>
-        <w:rPr>
-          <w:rStyle w:val="ExtensionTok"/>
-        </w:rPr>
-        <w:t xml:space="preserve">php</w:t>
-      </w:r>
-      <w:r>
-        <w:rPr>
-          <w:rStyle w:val="NormalTok"/>
-        </w:rPr>
-        <w:t xml:space="preserve"> symfony integrity:verify </w:t>
-      </w:r>
-      <w:r>
-        <w:rPr>
-          <w:rStyle w:val="AttributeTok"/>
-        </w:rPr>
-        <w:t xml:space="preserve">--status</w:t>
-      </w:r>
-      <w:r>
-        <w:br/>
-      </w:r>
-      <w:r>
-        <w:br/>
-      </w:r>
-      <w:r>
-        <w:rPr>
-          <w:rStyle w:val="CommentTok"/>
-        </w:rPr>
-        <w:t xml:space="preserve"># Verify single object</w:t>
-      </w:r>
-      <w:r>
-        <w:br/>
-      </w:r>
-      <w:r>
-        <w:rPr>
-          <w:rStyle w:val="ExtensionTok"/>
-        </w:rPr>
-        <w:t xml:space="preserve">php</w:t>
-      </w:r>
-      <w:r>
-        <w:rPr>
-          <w:rStyle w:val="NormalTok"/>
-        </w:rPr>
-        <w:t xml:space="preserve"> symfony integrity:verify </w:t>
-      </w:r>
-      <w:r>
-        <w:rPr>
-          <w:rStyle w:val="AttributeTok"/>
-        </w:rPr>
-        <w:t xml:space="preserve">--object-id</w:t>
-      </w:r>
-      <w:r>
-        <w:rPr>
-          <w:rStyle w:val="OperatorTok"/>
-        </w:rPr>
-        <w:t xml:space="preserve">=</w:t>
-      </w:r>
-      <w:r>
-        <w:rPr>
-          <w:rStyle w:val="NormalTok"/>
-        </w:rPr>
-        <w:t xml:space="preserve">123</w:t>
-      </w:r>
-      <w:r>
-        <w:br/>
-      </w:r>
-      <w:r>
-        <w:br/>
-      </w:r>
-      <w:r>
-        <w:rPr>
-          <w:rStyle w:val="CommentTok"/>
-        </w:rPr>
-        <w:t xml:space="preserve"># Run a schedule</w:t>
-      </w:r>
-      <w:r>
-        <w:br/>
-      </w:r>
-      <w:r>
-        <w:rPr>
-          <w:rStyle w:val="ExtensionTok"/>
-        </w:rPr>
-        <w:t xml:space="preserve">php</w:t>
-      </w:r>
-      <w:r>
-        <w:rPr>
-          <w:rStyle w:val="NormalTok"/>
-        </w:rPr>
-        <w:t xml:space="preserve"> symfony integrity:verify </w:t>
-      </w:r>
-      <w:r>
-        <w:rPr>
-          <w:rStyle w:val="AttributeTok"/>
-        </w:rPr>
-        <w:t xml:space="preserve">--schedule-id</w:t>
-      </w:r>
-      <w:r>
-        <w:rPr>
-          <w:rStyle w:val="OperatorTok"/>
-        </w:rPr>
-        <w:t xml:space="preserve">=</w:t>
-      </w:r>
-      <w:r>
-        <w:rPr>
-          <w:rStyle w:val="NormalTok"/>
-        </w:rPr>
-        <w:t xml:space="preserve">1</w:t>
-      </w:r>
-      <w:r>
-        <w:br/>
-      </w:r>
-      <w:r>
-        <w:br/>
-      </w:r>
-      <w:r>
-        <w:rPr>
-          <w:rStyle w:val="CommentTok"/>
-        </w:rPr>
-        <w:t xml:space="preserve"># Verify stale objects (not checked in 14 days)</w:t>
-      </w:r>
-      <w:r>
-        <w:br/>
-      </w:r>
-      <w:r>
-        <w:rPr>
-          <w:rStyle w:val="ExtensionTok"/>
-        </w:rPr>
-        <w:t xml:space="preserve">php</w:t>
-      </w:r>
-      <w:r>
-        <w:rPr>
-          <w:rStyle w:val="NormalTok"/>
-        </w:rPr>
-        <w:t xml:space="preserve"> symfony integrity:verify </w:t>
-      </w:r>
-      <w:r>
-        <w:rPr>
-          <w:rStyle w:val="AttributeTok"/>
-        </w:rPr>
-        <w:t xml:space="preserve">--limit</w:t>
-      </w:r>
-      <w:r>
-        <w:rPr>
-          <w:rStyle w:val="OperatorTok"/>
-        </w:rPr>
-        <w:t xml:space="preserve">=</w:t>
-      </w:r>
-      <w:r>
-        <w:rPr>
-          <w:rStyle w:val="NormalTok"/>
-        </w:rPr>
-        <w:t xml:space="preserve">500 </w:t>
-      </w:r>
-      <w:r>
-        <w:rPr>
-          <w:rStyle w:val="AttributeTok"/>
-        </w:rPr>
-        <w:t xml:space="preserve">--stale-days</w:t>
-      </w:r>
-      <w:r>
-        <w:rPr>
-          <w:rStyle w:val="OperatorTok"/>
-        </w:rPr>
-        <w:t xml:space="preserve">=</w:t>
-      </w:r>
-      <w:r>
-        <w:rPr>
-          <w:rStyle w:val="NormalTok"/>
-        </w:rPr>
-        <w:t xml:space="preserve">14</w:t>
-      </w:r>
-      <w:r>
-        <w:br/>
-      </w:r>
-      <w:r>
-        <w:br/>
-      </w:r>
-      <w:r>
-        <w:rPr>
-          <w:rStyle w:val="CommentTok"/>
-        </w:rPr>
-        <w:t xml:space="preserve"># Verify all objects in a repository</w:t>
-      </w:r>
-      <w:r>
-        <w:br/>
-      </w:r>
-      <w:r>
-        <w:rPr>
-          <w:rStyle w:val="ExtensionTok"/>
-        </w:rPr>
-        <w:t xml:space="preserve">php</w:t>
-      </w:r>
-      <w:r>
-        <w:rPr>
-          <w:rStyle w:val="NormalTok"/>
-        </w:rPr>
-        <w:t xml:space="preserve"> symfony integrity:verify </w:t>
-      </w:r>
-      <w:r>
-        <w:rPr>
-          <w:rStyle w:val="AttributeTok"/>
-        </w:rPr>
-        <w:t xml:space="preserve">--repository-id</w:t>
-      </w:r>
-      <w:r>
-        <w:rPr>
-          <w:rStyle w:val="OperatorTok"/>
-        </w:rPr>
-        <w:t xml:space="preserve">=</w:t>
-      </w:r>
-      <w:r>
-        <w:rPr>
-          <w:rStyle w:val="NormalTok"/>
-        </w:rPr>
-        <w:t xml:space="preserve">5 </w:t>
-      </w:r>
-      <w:r>
-        <w:rPr>
-          <w:rStyle w:val="AttributeTok"/>
-        </w:rPr>
-        <w:t xml:space="preserve">--limit</w:t>
-      </w:r>
-      <w:r>
-        <w:rPr>
-          <w:rStyle w:val="OperatorTok"/>
-        </w:rPr>
-        <w:t xml:space="preserve">=</w:t>
-      </w:r>
-      <w:r>
-        <w:rPr>
-          <w:rStyle w:val="NormalTok"/>
-        </w:rPr>
-        <w:t xml:space="preserve">1000</w:t>
-      </w:r>
-      <w:r>
-        <w:br/>
-      </w:r>
-      <w:r>
-        <w:br/>
-      </w:r>
-      <w:r>
-        <w:rPr>
-          <w:rStyle w:val="CommentTok"/>
-        </w:rPr>
-        <w:t xml:space="preserve"># Verify all master objects</w:t>
-      </w:r>
-      <w:r>
-        <w:br/>
-      </w:r>
-      <w:r>
-        <w:rPr>
-          <w:rStyle w:val="ExtensionTok"/>
-        </w:rPr>
-        <w:t xml:space="preserve">php</w:t>
-      </w:r>
-      <w:r>
-        <w:rPr>
-          <w:rStyle w:val="NormalTok"/>
-        </w:rPr>
-        <w:t xml:space="preserve"> symfony integrity:verify </w:t>
-      </w:r>
-      <w:r>
-        <w:rPr>
-          <w:rStyle w:val="AttributeTok"/>
-        </w:rPr>
-        <w:t xml:space="preserve">--all</w:t>
-      </w:r>
-      <w:r>
-        <w:rPr>
-          <w:rStyle w:val="NormalTok"/>
-        </w:rPr>
-        <w:t xml:space="preserve"> </w:t>
-      </w:r>
-      <w:r>
-        <w:rPr>
-          <w:rStyle w:val="AttributeTok"/>
-        </w:rPr>
-        <w:t xml:space="preserve">--throttle</w:t>
-      </w:r>
-      <w:r>
-        <w:rPr>
-          <w:rStyle w:val="OperatorTok"/>
-        </w:rPr>
-        <w:t xml:space="preserve">=</w:t>
-      </w:r>
-      <w:r>
-        <w:rPr>
-          <w:rStyle w:val="NormalTok"/>
-        </w:rPr>
-        <w:t xml:space="preserve">20</w:t>
-      </w:r>
-      <w:r>
-        <w:br/>
-      </w:r>
-      <w:r>
-        <w:br/>
-      </w:r>
-      <w:r>
-        <w:rPr>
-          <w:rStyle w:val="CommentTok"/>
-        </w:rPr>
-        <w:t xml:space="preserve"># Dry run (preview only)</w:t>
-      </w:r>
-      <w:r>
-        <w:br/>
-      </w:r>
-      <w:r>
-        <w:rPr>
-          <w:rStyle w:val="ExtensionTok"/>
-        </w:rPr>
-        <w:t xml:space="preserve">php</w:t>
-      </w:r>
-      <w:r>
-        <w:rPr>
-          <w:rStyle w:val="NormalTok"/>
-        </w:rPr>
-        <w:t xml:space="preserve"> symfony integrity:verify </w:t>
-      </w:r>
-      <w:r>
-        <w:rPr>
-          <w:rStyle w:val="AttributeTok"/>
-        </w:rPr>
-        <w:t xml:space="preserve">--dry-run</w:t>
-      </w:r>
-      <w:r>
-        <w:rPr>
-          <w:rStyle w:val="NormalTok"/>
-        </w:rPr>
-        <w:t xml:space="preserve"> </w:t>
-      </w:r>
-      <w:r>
-        <w:rPr>
-          <w:rStyle w:val="AttributeTok"/>
-        </w:rPr>
-        <w:t xml:space="preserve">--limit</w:t>
-      </w:r>
-      <w:r>
-        <w:rPr>
-          <w:rStyle w:val="OperatorTok"/>
-        </w:rPr>
-        <w:t xml:space="preserve">=</w:t>
-      </w:r>
-      <w:r>
-        <w:rPr>
-          <w:rStyle w:val="NormalTok"/>
-        </w:rPr>
-        <w:t xml:space="preserve">100</w:t>
-      </w:r>
-    </w:p>
-    <w:bookmarkEnd w:id="36"/>
-    <w:bookmarkStart w:id="37" w:name="integrityschedule"/>
-    <w:p>
-      <w:pPr>
-        <w:pStyle w:val="Heading3"/>
-      </w:pPr>
-      <w:r>
-        <w:t xml:space="preserve">integrity:schedule</w:t>
-      </w:r>
-    </w:p>
-    <w:p>
-      <w:pPr>
-        <w:pStyle w:val="SourceCode"/>
-      </w:pPr>
-      <w:r>
-        <w:rPr>
-          <w:rStyle w:val="CommentTok"/>
-        </w:rPr>
-        <w:t xml:space="preserve"># List all schedules</w:t>
-      </w:r>
-      <w:r>
-        <w:br/>
-      </w:r>
-      <w:r>
-        <w:rPr>
-          <w:rStyle w:val="ExtensionTok"/>
-        </w:rPr>
-        <w:t xml:space="preserve">php</w:t>
-      </w:r>
-      <w:r>
-        <w:rPr>
-          <w:rStyle w:val="NormalTok"/>
-        </w:rPr>
-        <w:t xml:space="preserve"> symfony integrity:schedule </w:t>
-      </w:r>
-      <w:r>
-        <w:rPr>
-          <w:rStyle w:val="AttributeTok"/>
-        </w:rPr>
-        <w:t xml:space="preserve">--list</w:t>
-      </w:r>
-      <w:r>
-        <w:br/>
-      </w:r>
-      <w:r>
-        <w:br/>
-      </w:r>
-      <w:r>
-        <w:rPr>
-          <w:rStyle w:val="CommentTok"/>
-        </w:rPr>
-        <w:t xml:space="preserve"># Show status summary</w:t>
-      </w:r>
-      <w:r>
-        <w:br/>
-      </w:r>
-      <w:r>
-        <w:rPr>
-          <w:rStyle w:val="ExtensionTok"/>
-        </w:rPr>
-        <w:t xml:space="preserve">php</w:t>
-      </w:r>
-      <w:r>
-        <w:rPr>
-          <w:rStyle w:val="NormalTok"/>
-        </w:rPr>
-        <w:t xml:space="preserve"> symfony integrity:schedule </w:t>
-      </w:r>
-      <w:r>
-        <w:rPr>
-          <w:rStyle w:val="AttributeTok"/>
-        </w:rPr>
-        <w:t xml:space="preserve">--status</w:t>
-      </w:r>
-      <w:r>
-        <w:br/>
-      </w:r>
-      <w:r>
-        <w:br/>
-      </w:r>
-      <w:r>
-        <w:rPr>
-          <w:rStyle w:val="CommentTok"/>
-        </w:rPr>
-        <w:t xml:space="preserve"># Run all due schedules (use in cron)</w:t>
-      </w:r>
-      <w:r>
-        <w:br/>
-      </w:r>
-      <w:r>
-        <w:rPr>
-          <w:rStyle w:val="ExtensionTok"/>
-        </w:rPr>
-        <w:t xml:space="preserve">php</w:t>
-      </w:r>
-      <w:r>
-        <w:rPr>
-          <w:rStyle w:val="NormalTok"/>
-        </w:rPr>
-        <w:t xml:space="preserve"> symfony integrity:schedule </w:t>
-      </w:r>
-      <w:r>
-        <w:rPr>
-          <w:rStyle w:val="AttributeTok"/>
-        </w:rPr>
-        <w:t xml:space="preserve">--run-due</w:t>
-      </w:r>
-      <w:r>
-        <w:br/>
-      </w:r>
-      <w:r>
-        <w:br/>
-      </w:r>
-      <w:r>
-        <w:rPr>
-          <w:rStyle w:val="CommentTok"/>
-        </w:rPr>
-        <w:t xml:space="preserve"># Run specific schedule</w:t>
-      </w:r>
-      <w:r>
-        <w:br/>
-      </w:r>
-      <w:r>
-        <w:rPr>
-          <w:rStyle w:val="ExtensionTok"/>
-        </w:rPr>
-        <w:t xml:space="preserve">php</w:t>
-      </w:r>
-      <w:r>
-        <w:rPr>
-          <w:rStyle w:val="NormalTok"/>
-        </w:rPr>
-        <w:t xml:space="preserve"> symfony integrity:schedule </w:t>
-      </w:r>
-      <w:r>
-        <w:rPr>
-          <w:rStyle w:val="AttributeTok"/>
-        </w:rPr>
-        <w:t xml:space="preserve">--run-id</w:t>
-      </w:r>
-      <w:r>
-        <w:rPr>
-          <w:rStyle w:val="OperatorTok"/>
-        </w:rPr>
-        <w:t xml:space="preserve">=</w:t>
-      </w:r>
-      <w:r>
-        <w:rPr>
-          <w:rStyle w:val="NormalTok"/>
-        </w:rPr>
-        <w:t xml:space="preserve">1</w:t>
-      </w:r>
-      <w:r>
-        <w:br/>
-      </w:r>
-      <w:r>
-        <w:br/>
-      </w:r>
-      <w:r>
-        <w:rPr>
-          <w:rStyle w:val="CommentTok"/>
-        </w:rPr>
-        <w:t xml:space="preserve"># Enable/disable</w:t>
-      </w:r>
-      <w:r>
-        <w:br/>
-      </w:r>
-      <w:r>
-        <w:rPr>
-          <w:rStyle w:val="ExtensionTok"/>
-        </w:rPr>
-        <w:t xml:space="preserve">php</w:t>
-      </w:r>
-      <w:r>
-        <w:rPr>
-          <w:rStyle w:val="NormalTok"/>
-        </w:rPr>
-        <w:t xml:space="preserve"> symfony integrity:schedule </w:t>
-      </w:r>
-      <w:r>
-        <w:rPr>
-          <w:rStyle w:val="AttributeTok"/>
-        </w:rPr>
-        <w:t xml:space="preserve">--enable</w:t>
-      </w:r>
-      <w:r>
-        <w:rPr>
-          <w:rStyle w:val="OperatorTok"/>
-        </w:rPr>
-        <w:t xml:space="preserve">=</w:t>
-      </w:r>
-      <w:r>
-        <w:rPr>
-          <w:rStyle w:val="NormalTok"/>
-        </w:rPr>
-        <w:t xml:space="preserve">1</w:t>
-      </w:r>
-      <w:r>
-        <w:br/>
-      </w:r>
-      <w:r>
-        <w:rPr>
-          <w:rStyle w:val="ExtensionTok"/>
-        </w:rPr>
-        <w:t xml:space="preserve">php</w:t>
-      </w:r>
-      <w:r>
-        <w:rPr>
-          <w:rStyle w:val="NormalTok"/>
-        </w:rPr>
-        <w:t xml:space="preserve"> symfony integrity:schedule </w:t>
-      </w:r>
-      <w:r>
-        <w:rPr>
-          <w:rStyle w:val="AttributeTok"/>
-        </w:rPr>
-        <w:t xml:space="preserve">--disable</w:t>
-      </w:r>
-      <w:r>
-        <w:rPr>
-          <w:rStyle w:val="OperatorTok"/>
-        </w:rPr>
-        <w:t xml:space="preserve">=</w:t>
-      </w:r>
-      <w:r>
-        <w:rPr>
-          <w:rStyle w:val="NormalTok"/>
-        </w:rPr>
-        <w:t xml:space="preserve">2</w:t>
-      </w:r>
-    </w:p>
-    <w:bookmarkEnd w:id="37"/>
-    <w:bookmarkStart w:id="38" w:name="integrityreport"/>
-    <w:p>
-      <w:pPr>
-        <w:pStyle w:val="Heading3"/>
-      </w:pPr>
-      <w:r>
-        <w:t xml:space="preserve">integrity:report</w:t>
-      </w:r>
-    </w:p>
-    <w:p>
-      <w:pPr>
-        <w:pStyle w:val="SourceCode"/>
-      </w:pPr>
-      <w:r>
-        <w:rPr>
-          <w:rStyle w:val="CommentTok"/>
-        </w:rPr>
-        <w:t xml:space="preserve"># Summary report</w:t>
-      </w:r>
-      <w:r>
-        <w:br/>
-      </w:r>
-      <w:r>
-        <w:rPr>
-          <w:rStyle w:val="ExtensionTok"/>
-        </w:rPr>
-        <w:t xml:space="preserve">php</w:t>
-      </w:r>
-      <w:r>
-        <w:rPr>
-          <w:rStyle w:val="NormalTok"/>
-        </w:rPr>
-        <w:t xml:space="preserve"> symfony integrity:report </w:t>
-      </w:r>
-      <w:r>
-        <w:rPr>
-          <w:rStyle w:val="AttributeTok"/>
-        </w:rPr>
-        <w:t xml:space="preserve">--summary</w:t>
-      </w:r>
-      <w:r>
-        <w:br/>
-      </w:r>
-      <w:r>
-        <w:br/>
-      </w:r>
-      <w:r>
-        <w:rPr>
-          <w:rStyle w:val="CommentTok"/>
-        </w:rPr>
-        <w:t xml:space="preserve"># Dead letter report</w:t>
-      </w:r>
-      <w:r>
-        <w:br/>
-      </w:r>
-      <w:r>
-        <w:rPr>
-          <w:rStyle w:val="ExtensionTok"/>
-        </w:rPr>
-        <w:t xml:space="preserve">php</w:t>
-      </w:r>
-      <w:r>
-        <w:rPr>
-          <w:rStyle w:val="NormalTok"/>
-        </w:rPr>
-        <w:t xml:space="preserve"> symfony integrity:report </w:t>
-      </w:r>
-      <w:r>
-        <w:rPr>
-          <w:rStyle w:val="AttributeTok"/>
-        </w:rPr>
-        <w:t xml:space="preserve">--dead-letter</w:t>
-      </w:r>
-      <w:r>
-        <w:br/>
-      </w:r>
-      <w:r>
-        <w:br/>
-      </w:r>
-      <w:r>
-        <w:rPr>
-          <w:rStyle w:val="CommentTok"/>
-        </w:rPr>
-        <w:t xml:space="preserve"># Date-filtered ledger report</w:t>
-      </w:r>
-      <w:r>
-        <w:br/>
-      </w:r>
-      <w:r>
-        <w:rPr>
-          <w:rStyle w:val="ExtensionTok"/>
-        </w:rPr>
-        <w:t xml:space="preserve">php</w:t>
-      </w:r>
-      <w:r>
-        <w:rPr>
-          <w:rStyle w:val="NormalTok"/>
-        </w:rPr>
-        <w:t xml:space="preserve"> symfony integrity:report </w:t>
-      </w:r>
-      <w:r>
-        <w:rPr>
-          <w:rStyle w:val="AttributeTok"/>
-        </w:rPr>
-        <w:t xml:space="preserve">--date-from</w:t>
-      </w:r>
-      <w:r>
-        <w:rPr>
-          <w:rStyle w:val="OperatorTok"/>
-        </w:rPr>
-        <w:t xml:space="preserve">=</w:t>
-      </w:r>
-      <w:r>
-        <w:rPr>
-          <w:rStyle w:val="NormalTok"/>
-        </w:rPr>
-        <w:t xml:space="preserve">2026-01-01 </w:t>
-      </w:r>
-      <w:r>
-        <w:rPr>
-          <w:rStyle w:val="AttributeTok"/>
-        </w:rPr>
-        <w:t xml:space="preserve">--date-to</w:t>
-      </w:r>
-      <w:r>
-        <w:rPr>
-          <w:rStyle w:val="OperatorTok"/>
-        </w:rPr>
-        <w:t xml:space="preserve">=</w:t>
-      </w:r>
-      <w:r>
-        <w:rPr>
-          <w:rStyle w:val="NormalTok"/>
-        </w:rPr>
-        <w:t xml:space="preserve">2026-02-28</w:t>
-      </w:r>
-      <w:r>
-        <w:br/>
-      </w:r>
-      <w:r>
-        <w:br/>
-      </w:r>
-      <w:r>
-        <w:rPr>
-          <w:rStyle w:val="CommentTok"/>
-        </w:rPr>
-        <w:t xml:space="preserve"># JSON output (for monitoring integration)</w:t>
-      </w:r>
-      <w:r>
-        <w:br/>
-      </w:r>
-      <w:r>
-        <w:rPr>
-          <w:rStyle w:val="ExtensionTok"/>
-        </w:rPr>
-        <w:t xml:space="preserve">php</w:t>
-      </w:r>
-      <w:r>
-        <w:rPr>
-          <w:rStyle w:val="NormalTok"/>
-        </w:rPr>
-        <w:t xml:space="preserve"> symfony integrity:report </w:t>
-      </w:r>
-      <w:r>
-        <w:rPr>
-          <w:rStyle w:val="AttributeTok"/>
-        </w:rPr>
-        <w:t xml:space="preserve">--summary</w:t>
-      </w:r>
-      <w:r>
-        <w:rPr>
-          <w:rStyle w:val="NormalTok"/>
-        </w:rPr>
-        <w:t xml:space="preserve"> </w:t>
-      </w:r>
-      <w:r>
-        <w:rPr>
-          <w:rStyle w:val="AttributeTok"/>
-        </w:rPr>
-        <w:t xml:space="preserve">--format</w:t>
-      </w:r>
-      <w:r>
-        <w:rPr>
-          <w:rStyle w:val="OperatorTok"/>
-        </w:rPr>
-        <w:t xml:space="preserve">=</w:t>
-      </w:r>
-      <w:r>
-        <w:rPr>
-          <w:rStyle w:val="NormalTok"/>
-        </w:rPr>
-        <w:t xml:space="preserve">json</w:t>
-      </w:r>
-      <w:r>
-        <w:br/>
-      </w:r>
-      <w:r>
-        <w:br/>
-      </w:r>
-      <w:r>
-        <w:rPr>
-          <w:rStyle w:val="CommentTok"/>
-        </w:rPr>
-        <w:t xml:space="preserve"># CSV output (for spreadsheets)</w:t>
-      </w:r>
-      <w:r>
-        <w:br/>
-      </w:r>
-      <w:r>
-        <w:rPr>
-          <w:rStyle w:val="ExtensionTok"/>
-        </w:rPr>
-        <w:t xml:space="preserve">php</w:t>
-      </w:r>
-      <w:r>
-        <w:rPr>
-          <w:rStyle w:val="NormalTok"/>
-        </w:rPr>
-        <w:t xml:space="preserve"> symfony integrity:report </w:t>
-      </w:r>
-      <w:r>
-        <w:rPr>
-          <w:rStyle w:val="AttributeTok"/>
-        </w:rPr>
-        <w:t xml:space="preserve">--dead-letter</w:t>
-      </w:r>
-      <w:r>
-        <w:rPr>
-          <w:rStyle w:val="NormalTok"/>
-        </w:rPr>
-        <w:t xml:space="preserve"> </w:t>
-      </w:r>
-      <w:r>
-        <w:rPr>
-          <w:rStyle w:val="AttributeTok"/>
-        </w:rPr>
-        <w:t xml:space="preserve">--format</w:t>
-      </w:r>
-      <w:r>
-        <w:rPr>
-          <w:rStyle w:val="OperatorTok"/>
-        </w:rPr>
-        <w:t xml:space="preserve">=</w:t>
-      </w:r>
-      <w:r>
-        <w:rPr>
-          <w:rStyle w:val="NormalTok"/>
-        </w:rPr>
-        <w:t xml:space="preserve">csv</w:t>
-      </w:r>
-    </w:p>
-    <w:bookmarkEnd w:id="38"/>
-    <w:bookmarkEnd w:id="39"/>
-    <w:bookmarkStart w:id="40" w:name="cron-setup"/>
-    <w:p>
-      <w:pPr>
-        <w:pStyle w:val="Heading2"/>
-      </w:pPr>
-      <w:r>
-        <w:t xml:space="preserve">Cron Setup</w:t>
+        <w:t xml:space="preserve">Export &amp; Auditor Pack</w:t>
       </w:r>
     </w:p>
     <w:p>
@@ -3073,272 +2618,7 @@
         <w:pStyle w:val="FirstParagraph"/>
       </w:pPr>
       <w:r>
-        <w:t xml:space="preserve">Add these entries to your system crontab:</w:t>
-      </w:r>
-    </w:p>
-    <w:p>
-      <w:pPr>
-        <w:pStyle w:val="SourceCode"/>
-      </w:pPr>
-      <w:r>
-        <w:rPr>
-          <w:rStyle w:val="CommentTok"/>
-        </w:rPr>
-        <w:t xml:space="preserve"># Run due integrity schedules every 15 minutes</w:t>
-      </w:r>
-      <w:r>
-        <w:br/>
-      </w:r>
-      <w:r>
-        <w:rPr>
-          <w:rStyle w:val="ExtensionTok"/>
-        </w:rPr>
-        <w:t xml:space="preserve">*/15</w:t>
-      </w:r>
-      <w:r>
-        <w:rPr>
-          <w:rStyle w:val="NormalTok"/>
-        </w:rPr>
-        <w:t xml:space="preserve"> </w:t>
-      </w:r>
-      <w:r>
-        <w:rPr>
-          <w:rStyle w:val="PreprocessorTok"/>
-        </w:rPr>
-        <w:t xml:space="preserve">*</w:t>
-      </w:r>
-      <w:r>
-        <w:rPr>
-          <w:rStyle w:val="NormalTok"/>
-        </w:rPr>
-        <w:t xml:space="preserve"> </w:t>
-      </w:r>
-      <w:r>
-        <w:rPr>
-          <w:rStyle w:val="PreprocessorTok"/>
-        </w:rPr>
-        <w:t xml:space="preserve">*</w:t>
-      </w:r>
-      <w:r>
-        <w:rPr>
-          <w:rStyle w:val="NormalTok"/>
-        </w:rPr>
-        <w:t xml:space="preserve"> </w:t>
-      </w:r>
-      <w:r>
-        <w:rPr>
-          <w:rStyle w:val="PreprocessorTok"/>
-        </w:rPr>
-        <w:t xml:space="preserve">*</w:t>
-      </w:r>
-      <w:r>
-        <w:rPr>
-          <w:rStyle w:val="NormalTok"/>
-        </w:rPr>
-        <w:t xml:space="preserve"> </w:t>
-      </w:r>
-      <w:r>
-        <w:rPr>
-          <w:rStyle w:val="PreprocessorTok"/>
-        </w:rPr>
-        <w:t xml:space="preserve">*</w:t>
-      </w:r>
-      <w:r>
-        <w:rPr>
-          <w:rStyle w:val="NormalTok"/>
-        </w:rPr>
-        <w:t xml:space="preserve"> cd /usr/share/nginx/archive </w:t>
-      </w:r>
-      <w:r>
-        <w:rPr>
-          <w:rStyle w:val="KeywordTok"/>
-        </w:rPr>
-        <w:t xml:space="preserve">&amp;&amp;</w:t>
-      </w:r>
-      <w:r>
-        <w:rPr>
-          <w:rStyle w:val="NormalTok"/>
-        </w:rPr>
-        <w:t xml:space="preserve"> </w:t>
-      </w:r>
-      <w:r>
-        <w:rPr>
-          <w:rStyle w:val="ExtensionTok"/>
-        </w:rPr>
-        <w:t xml:space="preserve">php</w:t>
-      </w:r>
-      <w:r>
-        <w:rPr>
-          <w:rStyle w:val="NormalTok"/>
-        </w:rPr>
-        <w:t xml:space="preserve"> symfony integrity:schedule </w:t>
-      </w:r>
-      <w:r>
-        <w:rPr>
-          <w:rStyle w:val="AttributeTok"/>
-        </w:rPr>
-        <w:t xml:space="preserve">--run-due</w:t>
-      </w:r>
-      <w:r>
-        <w:rPr>
-          <w:rStyle w:val="NormalTok"/>
-        </w:rPr>
-        <w:t xml:space="preserve"> </w:t>
-      </w:r>
-      <w:r>
-        <w:rPr>
-          <w:rStyle w:val="OperatorTok"/>
-        </w:rPr>
-        <w:t xml:space="preserve">&gt;&gt;</w:t>
-      </w:r>
-      <w:r>
-        <w:rPr>
-          <w:rStyle w:val="NormalTok"/>
-        </w:rPr>
-        <w:t xml:space="preserve"> /var/log/atom/integrity-scheduler.log </w:t>
-      </w:r>
-      <w:r>
-        <w:rPr>
-          <w:rStyle w:val="DecValTok"/>
-        </w:rPr>
-        <w:t xml:space="preserve">2</w:t>
-      </w:r>
-      <w:r>
-        <w:rPr>
-          <w:rStyle w:val="OperatorTok"/>
-        </w:rPr>
-        <w:t xml:space="preserve">&gt;&amp;</w:t>
-      </w:r>
-      <w:r>
-        <w:rPr>
-          <w:rStyle w:val="DecValTok"/>
-        </w:rPr>
-        <w:t xml:space="preserve">1</w:t>
-      </w:r>
-      <w:r>
-        <w:br/>
-      </w:r>
-      <w:r>
-        <w:br/>
-      </w:r>
-      <w:r>
-        <w:rPr>
-          <w:rStyle w:val="CommentTok"/>
-        </w:rPr>
-        <w:t xml:space="preserve"># Weekly summary report (Monday 8am)</w:t>
-      </w:r>
-      <w:r>
-        <w:br/>
-      </w:r>
-      <w:r>
-        <w:rPr>
-          <w:rStyle w:val="ExtensionTok"/>
-        </w:rPr>
-        <w:t xml:space="preserve">0</w:t>
-      </w:r>
-      <w:r>
-        <w:rPr>
-          <w:rStyle w:val="NormalTok"/>
-        </w:rPr>
-        <w:t xml:space="preserve"> 8 </w:t>
-      </w:r>
-      <w:r>
-        <w:rPr>
-          <w:rStyle w:val="PreprocessorTok"/>
-        </w:rPr>
-        <w:t xml:space="preserve">*</w:t>
-      </w:r>
-      <w:r>
-        <w:rPr>
-          <w:rStyle w:val="NormalTok"/>
-        </w:rPr>
-        <w:t xml:space="preserve"> </w:t>
-      </w:r>
-      <w:r>
-        <w:rPr>
-          <w:rStyle w:val="PreprocessorTok"/>
-        </w:rPr>
-        <w:t xml:space="preserve">*</w:t>
-      </w:r>
-      <w:r>
-        <w:rPr>
-          <w:rStyle w:val="NormalTok"/>
-        </w:rPr>
-        <w:t xml:space="preserve"> 1 cd /usr/share/nginx/archive </w:t>
-      </w:r>
-      <w:r>
-        <w:rPr>
-          <w:rStyle w:val="KeywordTok"/>
-        </w:rPr>
-        <w:t xml:space="preserve">&amp;&amp;</w:t>
-      </w:r>
-      <w:r>
-        <w:rPr>
-          <w:rStyle w:val="NormalTok"/>
-        </w:rPr>
-        <w:t xml:space="preserve"> </w:t>
-      </w:r>
-      <w:r>
-        <w:rPr>
-          <w:rStyle w:val="ExtensionTok"/>
-        </w:rPr>
-        <w:t xml:space="preserve">php</w:t>
-      </w:r>
-      <w:r>
-        <w:rPr>
-          <w:rStyle w:val="NormalTok"/>
-        </w:rPr>
-        <w:t xml:space="preserve"> symfony integrity:report </w:t>
-      </w:r>
-      <w:r>
-        <w:rPr>
-          <w:rStyle w:val="AttributeTok"/>
-        </w:rPr>
-        <w:t xml:space="preserve">--summary</w:t>
-      </w:r>
-      <w:r>
-        <w:rPr>
-          <w:rStyle w:val="NormalTok"/>
-        </w:rPr>
-        <w:t xml:space="preserve"> </w:t>
-      </w:r>
-      <w:r>
-        <w:rPr>
-          <w:rStyle w:val="OperatorTok"/>
-        </w:rPr>
-        <w:t xml:space="preserve">&gt;&gt;</w:t>
-      </w:r>
-      <w:r>
-        <w:rPr>
-          <w:rStyle w:val="NormalTok"/>
-        </w:rPr>
-        <w:t xml:space="preserve"> /var/log/atom/integrity-report.log </w:t>
-      </w:r>
-      <w:r>
-        <w:rPr>
-          <w:rStyle w:val="DecValTok"/>
-        </w:rPr>
-        <w:t xml:space="preserve">2</w:t>
-      </w:r>
-      <w:r>
-        <w:rPr>
-          <w:rStyle w:val="OperatorTok"/>
-        </w:rPr>
-        <w:t xml:space="preserve">&gt;&amp;</w:t>
-      </w:r>
-      <w:r>
-        <w:rPr>
-          <w:rStyle w:val="DecValTok"/>
-        </w:rPr>
-        <w:t xml:space="preserve">1</w:t>
-      </w:r>
-    </w:p>
-    <w:p>
-      <w:pPr>
-        <w:pStyle w:val="FirstParagraph"/>
-      </w:pPr>
-      <w:r>
-        <w:t xml:space="preserve">These cron entries are also documented in</w:t>
+        <w:t xml:space="preserve">Access:</w:t>
       </w:r>
       <w:r>
         <w:t xml:space="preserve"> </w:t>
@@ -3348,6 +2628,3657 @@
           <w:bCs/>
           <w:b/>
         </w:rPr>
+        <w:t xml:space="preserve">Admin &gt; Integrity &gt; Export</w:t>
+      </w:r>
+    </w:p>
+    <w:bookmarkStart w:id="37" w:name="csv-export"/>
+    <w:p>
+      <w:pPr>
+        <w:pStyle w:val="Heading3"/>
+      </w:pPr>
+      <w:r>
+        <w:t xml:space="preserve">CSV Export</w:t>
+      </w:r>
+    </w:p>
+    <w:p>
+      <w:pPr>
+        <w:pStyle w:val="FirstParagraph"/>
+      </w:pPr>
+      <w:r>
+        <w:t xml:space="preserve">Download the verification ledger as a CSV file with filters:</w:t>
+      </w:r>
+      <w:r>
+        <w:t xml:space="preserve"> </w:t>
+      </w:r>
+      <w:r>
+        <w:t xml:space="preserve">- Date range (from/to)</w:t>
+      </w:r>
+      <w:r>
+        <w:t xml:space="preserve"> </w:t>
+      </w:r>
+      <w:r>
+        <w:t xml:space="preserve">- Repository</w:t>
+      </w:r>
+      <w:r>
+        <w:t xml:space="preserve"> </w:t>
+      </w:r>
+      <w:r>
+        <w:t xml:space="preserve">- Outcome type</w:t>
+      </w:r>
+    </w:p>
+    <w:p>
+      <w:pPr>
+        <w:pStyle w:val="BodyText"/>
+      </w:pPr>
+      <w:r>
+        <w:t xml:space="preserve">The CSV includes all ledger columns: ID, run ID, digital object ID, file path, hashes, outcome, actor, hostname, and timestamp. Maximum 50,000 rows per export.</w:t>
+      </w:r>
+    </w:p>
+    <w:bookmarkEnd w:id="37"/>
+    <w:bookmarkStart w:id="38" w:name="auditor-pack-zip"/>
+    <w:p>
+      <w:pPr>
+        <w:pStyle w:val="Heading3"/>
+      </w:pPr>
+      <w:r>
+        <w:t xml:space="preserve">Auditor Pack (ZIP)</w:t>
+      </w:r>
+    </w:p>
+    <w:p>
+      <w:pPr>
+        <w:pStyle w:val="FirstParagraph"/>
+      </w:pPr>
+      <w:r>
+        <w:t xml:space="preserve">Download a self-contained ZIP archive for compliance audits containing:</w:t>
+      </w:r>
+      <w:r>
+        <w:t xml:space="preserve"> </w:t>
+      </w:r>
+      <w:r>
+        <w:t xml:space="preserve">-</w:t>
+      </w:r>
+      <w:r>
+        <w:t xml:space="preserve"> </w:t>
+      </w:r>
+      <w:r>
+        <w:rPr>
+          <w:bCs/>
+          <w:b/>
+        </w:rPr>
+        <w:t xml:space="preserve">summary.html</w:t>
+      </w:r>
+      <w:r>
+        <w:t xml:space="preserve">: Standalone HTML report with inline CSS (no external dependencies), showing statistics, schedule configuration, and overall health</w:t>
+      </w:r>
+      <w:r>
+        <w:t xml:space="preserve"> </w:t>
+      </w:r>
+      <w:r>
+        <w:t xml:space="preserve">-</w:t>
+      </w:r>
+      <w:r>
+        <w:t xml:space="preserve"> </w:t>
+      </w:r>
+      <w:r>
+        <w:rPr>
+          <w:bCs/>
+          <w:b/>
+        </w:rPr>
+        <w:t xml:space="preserve">exceptions.csv</w:t>
+      </w:r>
+      <w:r>
+        <w:t xml:space="preserve">: All non-pass verification entries</w:t>
+      </w:r>
+      <w:r>
+        <w:t xml:space="preserve"> </w:t>
+      </w:r>
+      <w:r>
+        <w:t xml:space="preserve">-</w:t>
+      </w:r>
+      <w:r>
+        <w:t xml:space="preserve"> </w:t>
+      </w:r>
+      <w:r>
+        <w:rPr>
+          <w:bCs/>
+          <w:b/>
+        </w:rPr>
+        <w:t xml:space="preserve">config-snapshot.json</w:t>
+      </w:r>
+      <w:r>
+        <w:t xml:space="preserve">: Complete schedule configuration, dead letter summary, and current statistics</w:t>
+      </w:r>
+    </w:p>
+    <w:p>
+      <w:pPr>
+        <w:pStyle w:val="BodyText"/>
+      </w:pPr>
+      <w:r>
+        <w:t xml:space="preserve">Both export types support the same filter parameters.</w:t>
+      </w:r>
+    </w:p>
+    <w:bookmarkEnd w:id="38"/>
+    <w:bookmarkStart w:id="39" w:name="cli-export"/>
+    <w:p>
+      <w:pPr>
+        <w:pStyle w:val="Heading3"/>
+      </w:pPr>
+      <w:r>
+        <w:t xml:space="preserve">CLI Export</w:t>
+      </w:r>
+    </w:p>
+    <w:p>
+      <w:pPr>
+        <w:pStyle w:val="SourceCode"/>
+      </w:pPr>
+      <w:r>
+        <w:rPr>
+          <w:rStyle w:val="CommentTok"/>
+        </w:rPr>
+        <w:t xml:space="preserve"># Export to CSV file</w:t>
+      </w:r>
+      <w:r>
+        <w:br/>
+      </w:r>
+      <w:r>
+        <w:rPr>
+          <w:rStyle w:val="ExtensionTok"/>
+        </w:rPr>
+        <w:t xml:space="preserve">php</w:t>
+      </w:r>
+      <w:r>
+        <w:rPr>
+          <w:rStyle w:val="NormalTok"/>
+        </w:rPr>
+        <w:t xml:space="preserve"> symfony integrity:report </w:t>
+      </w:r>
+      <w:r>
+        <w:rPr>
+          <w:rStyle w:val="AttributeTok"/>
+        </w:rPr>
+        <w:t xml:space="preserve">--export-csv</w:t>
+      </w:r>
+      <w:r>
+        <w:rPr>
+          <w:rStyle w:val="OperatorTok"/>
+        </w:rPr>
+        <w:t xml:space="preserve">=</w:t>
+      </w:r>
+      <w:r>
+        <w:rPr>
+          <w:rStyle w:val="NormalTok"/>
+        </w:rPr>
+        <w:t xml:space="preserve">/tmp/ledger.csv</w:t>
+      </w:r>
+      <w:r>
+        <w:br/>
+      </w:r>
+      <w:r>
+        <w:br/>
+      </w:r>
+      <w:r>
+        <w:rPr>
+          <w:rStyle w:val="CommentTok"/>
+        </w:rPr>
+        <w:t xml:space="preserve"># Export to stdout (pipe to another tool)</w:t>
+      </w:r>
+      <w:r>
+        <w:br/>
+      </w:r>
+      <w:r>
+        <w:rPr>
+          <w:rStyle w:val="ExtensionTok"/>
+        </w:rPr>
+        <w:t xml:space="preserve">php</w:t>
+      </w:r>
+      <w:r>
+        <w:rPr>
+          <w:rStyle w:val="NormalTok"/>
+        </w:rPr>
+        <w:t xml:space="preserve"> symfony integrity:report </w:t>
+      </w:r>
+      <w:r>
+        <w:rPr>
+          <w:rStyle w:val="AttributeTok"/>
+        </w:rPr>
+        <w:t xml:space="preserve">--export-csv</w:t>
+      </w:r>
+      <w:r>
+        <w:rPr>
+          <w:rStyle w:val="OperatorTok"/>
+        </w:rPr>
+        <w:t xml:space="preserve">=</w:t>
+      </w:r>
+      <w:r>
+        <w:rPr>
+          <w:rStyle w:val="NormalTok"/>
+        </w:rPr>
+        <w:t xml:space="preserve">-</w:t>
+      </w:r>
+      <w:r>
+        <w:br/>
+      </w:r>
+      <w:r>
+        <w:br/>
+      </w:r>
+      <w:r>
+        <w:rPr>
+          <w:rStyle w:val="CommentTok"/>
+        </w:rPr>
+        <w:t xml:space="preserve"># Generate auditor pack</w:t>
+      </w:r>
+      <w:r>
+        <w:br/>
+      </w:r>
+      <w:r>
+        <w:rPr>
+          <w:rStyle w:val="ExtensionTok"/>
+        </w:rPr>
+        <w:t xml:space="preserve">php</w:t>
+      </w:r>
+      <w:r>
+        <w:rPr>
+          <w:rStyle w:val="NormalTok"/>
+        </w:rPr>
+        <w:t xml:space="preserve"> symfony integrity:report </w:t>
+      </w:r>
+      <w:r>
+        <w:rPr>
+          <w:rStyle w:val="AttributeTok"/>
+        </w:rPr>
+        <w:t xml:space="preserve">--auditor-pack</w:t>
+      </w:r>
+      <w:r>
+        <w:rPr>
+          <w:rStyle w:val="OperatorTok"/>
+        </w:rPr>
+        <w:t xml:space="preserve">=</w:t>
+      </w:r>
+      <w:r>
+        <w:rPr>
+          <w:rStyle w:val="NormalTok"/>
+        </w:rPr>
+        <w:t xml:space="preserve">/tmp/auditor.zip</w:t>
+      </w:r>
+      <w:r>
+        <w:br/>
+      </w:r>
+      <w:r>
+        <w:br/>
+      </w:r>
+      <w:r>
+        <w:rPr>
+          <w:rStyle w:val="CommentTok"/>
+        </w:rPr>
+        <w:t xml:space="preserve"># With filters</w:t>
+      </w:r>
+      <w:r>
+        <w:br/>
+      </w:r>
+      <w:r>
+        <w:rPr>
+          <w:rStyle w:val="ExtensionTok"/>
+        </w:rPr>
+        <w:t xml:space="preserve">php</w:t>
+      </w:r>
+      <w:r>
+        <w:rPr>
+          <w:rStyle w:val="NormalTok"/>
+        </w:rPr>
+        <w:t xml:space="preserve"> symfony integrity:report </w:t>
+      </w:r>
+      <w:r>
+        <w:rPr>
+          <w:rStyle w:val="AttributeTok"/>
+        </w:rPr>
+        <w:t xml:space="preserve">--export-csv</w:t>
+      </w:r>
+      <w:r>
+        <w:rPr>
+          <w:rStyle w:val="OperatorTok"/>
+        </w:rPr>
+        <w:t xml:space="preserve">=</w:t>
+      </w:r>
+      <w:r>
+        <w:rPr>
+          <w:rStyle w:val="NormalTok"/>
+        </w:rPr>
+        <w:t xml:space="preserve">/tmp/q1.csv </w:t>
+      </w:r>
+      <w:r>
+        <w:rPr>
+          <w:rStyle w:val="AttributeTok"/>
+        </w:rPr>
+        <w:t xml:space="preserve">--date-from</w:t>
+      </w:r>
+      <w:r>
+        <w:rPr>
+          <w:rStyle w:val="OperatorTok"/>
+        </w:rPr>
+        <w:t xml:space="preserve">=</w:t>
+      </w:r>
+      <w:r>
+        <w:rPr>
+          <w:rStyle w:val="NormalTok"/>
+        </w:rPr>
+        <w:t xml:space="preserve">2026-01-01 </w:t>
+      </w:r>
+      <w:r>
+        <w:rPr>
+          <w:rStyle w:val="AttributeTok"/>
+        </w:rPr>
+        <w:t xml:space="preserve">--date-to</w:t>
+      </w:r>
+      <w:r>
+        <w:rPr>
+          <w:rStyle w:val="OperatorTok"/>
+        </w:rPr>
+        <w:t xml:space="preserve">=</w:t>
+      </w:r>
+      <w:r>
+        <w:rPr>
+          <w:rStyle w:val="NormalTok"/>
+        </w:rPr>
+        <w:t xml:space="preserve">2026-03-31</w:t>
+      </w:r>
+    </w:p>
+    <w:bookmarkEnd w:id="39"/>
+    <w:bookmarkEnd w:id="40"/>
+    <w:bookmarkStart w:id="44" w:name="retention-policies"/>
+    <w:p>
+      <w:pPr>
+        <w:pStyle w:val="Heading2"/>
+      </w:pPr>
+      <w:r>
+        <w:t xml:space="preserve">Retention Policies</w:t>
+      </w:r>
+    </w:p>
+    <w:p>
+      <w:pPr>
+        <w:pStyle w:val="FirstParagraph"/>
+      </w:pPr>
+      <w:r>
+        <w:t xml:space="preserve">Access:</w:t>
+      </w:r>
+      <w:r>
+        <w:t xml:space="preserve"> </w:t>
+      </w:r>
+      <w:r>
+        <w:rPr>
+          <w:bCs/>
+          <w:b/>
+        </w:rPr>
+        <w:t xml:space="preserve">Admin &gt; Integrity &gt; Policies</w:t>
+      </w:r>
+    </w:p>
+    <w:p>
+      <w:pPr>
+        <w:pStyle w:val="BodyText"/>
+      </w:pPr>
+      <w:r>
+        <w:t xml:space="preserve">Retention policies define how long records should be kept before becoming eligible for disposition review. This does NOT automatically delete records — it only identifies candidates for human review.</w:t>
+      </w:r>
+    </w:p>
+    <w:bookmarkStart w:id="41" w:name="creating-a-policy"/>
+    <w:p>
+      <w:pPr>
+        <w:pStyle w:val="Heading3"/>
+      </w:pPr>
+      <w:r>
+        <w:t xml:space="preserve">Creating a Policy</w:t>
+      </w:r>
+    </w:p>
+    <w:p>
+      <w:pPr>
+        <w:numPr>
+          <w:ilvl w:val="0"/>
+          <w:numId w:val="1009"/>
+        </w:numPr>
+        <w:pStyle w:val="Compact"/>
+      </w:pPr>
+      <w:r>
+        <w:t xml:space="preserve">Click</w:t>
+      </w:r>
+      <w:r>
+        <w:t xml:space="preserve"> </w:t>
+      </w:r>
+      <w:r>
+        <w:rPr>
+          <w:bCs/>
+          <w:b/>
+        </w:rPr>
+        <w:t xml:space="preserve">New Policy</w:t>
+      </w:r>
+    </w:p>
+    <w:p>
+      <w:pPr>
+        <w:numPr>
+          <w:ilvl w:val="0"/>
+          <w:numId w:val="1009"/>
+        </w:numPr>
+        <w:pStyle w:val="Compact"/>
+      </w:pPr>
+      <w:r>
+        <w:t xml:space="preserve">Configure:</w:t>
+      </w:r>
+    </w:p>
+    <w:p>
+      <w:pPr>
+        <w:numPr>
+          <w:ilvl w:val="1"/>
+          <w:numId w:val="1010"/>
+        </w:numPr>
+        <w:pStyle w:val="Compact"/>
+      </w:pPr>
+      <w:r>
+        <w:rPr>
+          <w:bCs/>
+          <w:b/>
+        </w:rPr>
+        <w:t xml:space="preserve">Name</w:t>
+      </w:r>
+      <w:r>
+        <w:t xml:space="preserve">: Descriptive name (e.g.,</w:t>
+      </w:r>
+      <w:r>
+        <w:t xml:space="preserve"> </w:t>
+      </w:r>
+      <w:r>
+        <w:t xml:space="preserve">“</w:t>
+      </w:r>
+      <w:r>
+        <w:t xml:space="preserve">7-Year Financial Records</w:t>
+      </w:r>
+      <w:r>
+        <w:t xml:space="preserve">”</w:t>
+      </w:r>
+      <w:r>
+        <w:t xml:space="preserve">)</w:t>
+      </w:r>
+    </w:p>
+    <w:p>
+      <w:pPr>
+        <w:numPr>
+          <w:ilvl w:val="1"/>
+          <w:numId w:val="1010"/>
+        </w:numPr>
+        <w:pStyle w:val="Compact"/>
+      </w:pPr>
+      <w:r>
+        <w:rPr>
+          <w:bCs/>
+          <w:b/>
+        </w:rPr>
+        <w:t xml:space="preserve">Retention Period</w:t>
+      </w:r>
+      <w:r>
+        <w:t xml:space="preserve">: Number of days (0 = indefinite, never eligible)</w:t>
+      </w:r>
+    </w:p>
+    <w:p>
+      <w:pPr>
+        <w:numPr>
+          <w:ilvl w:val="1"/>
+          <w:numId w:val="1010"/>
+        </w:numPr>
+        <w:pStyle w:val="Compact"/>
+      </w:pPr>
+      <w:r>
+        <w:rPr>
+          <w:bCs/>
+          <w:b/>
+        </w:rPr>
+        <w:t xml:space="preserve">Trigger Type</w:t>
+      </w:r>
+      <w:r>
+        <w:t xml:space="preserve">: When the clock starts</w:t>
+      </w:r>
+    </w:p>
+    <w:p>
+      <w:pPr>
+        <w:numPr>
+          <w:ilvl w:val="2"/>
+          <w:numId w:val="1011"/>
+        </w:numPr>
+        <w:pStyle w:val="Compact"/>
+      </w:pPr>
+      <w:r>
+        <w:rPr>
+          <w:rStyle w:val="VerbatimChar"/>
+        </w:rPr>
+        <w:t xml:space="preserve">ingest_date</w:t>
+      </w:r>
+      <w:r>
+        <w:t xml:space="preserve">: From when the record was created in AtoM</w:t>
+      </w:r>
+    </w:p>
+    <w:p>
+      <w:pPr>
+        <w:numPr>
+          <w:ilvl w:val="2"/>
+          <w:numId w:val="1011"/>
+        </w:numPr>
+        <w:pStyle w:val="Compact"/>
+      </w:pPr>
+      <w:r>
+        <w:rPr>
+          <w:rStyle w:val="VerbatimChar"/>
+        </w:rPr>
+        <w:t xml:space="preserve">last_modified</w:t>
+      </w:r>
+      <w:r>
+        <w:t xml:space="preserve">: From last modification date</w:t>
+      </w:r>
+    </w:p>
+    <w:p>
+      <w:pPr>
+        <w:numPr>
+          <w:ilvl w:val="2"/>
+          <w:numId w:val="1011"/>
+        </w:numPr>
+        <w:pStyle w:val="Compact"/>
+      </w:pPr>
+      <w:r>
+        <w:rPr>
+          <w:rStyle w:val="VerbatimChar"/>
+        </w:rPr>
+        <w:t xml:space="preserve">closure_date</w:t>
+      </w:r>
+      <w:r>
+        <w:t xml:space="preserve">: From closure/completion date</w:t>
+      </w:r>
+    </w:p>
+    <w:p>
+      <w:pPr>
+        <w:numPr>
+          <w:ilvl w:val="2"/>
+          <w:numId w:val="1011"/>
+        </w:numPr>
+        <w:pStyle w:val="Compact"/>
+      </w:pPr>
+      <w:r>
+        <w:rPr>
+          <w:rStyle w:val="VerbatimChar"/>
+        </w:rPr>
+        <w:t xml:space="preserve">last_access</w:t>
+      </w:r>
+      <w:r>
+        <w:t xml:space="preserve">: From last access date</w:t>
+      </w:r>
+    </w:p>
+    <w:p>
+      <w:pPr>
+        <w:numPr>
+          <w:ilvl w:val="1"/>
+          <w:numId w:val="1010"/>
+        </w:numPr>
+        <w:pStyle w:val="Compact"/>
+      </w:pPr>
+      <w:r>
+        <w:rPr>
+          <w:bCs/>
+          <w:b/>
+        </w:rPr>
+        <w:t xml:space="preserve">Scope</w:t>
+      </w:r>
+      <w:r>
+        <w:t xml:space="preserve">: Global, per-repository, or per-hierarchy node</w:t>
+      </w:r>
+    </w:p>
+    <w:p>
+      <w:pPr>
+        <w:numPr>
+          <w:ilvl w:val="1"/>
+          <w:numId w:val="1010"/>
+        </w:numPr>
+        <w:pStyle w:val="Compact"/>
+      </w:pPr>
+      <w:r>
+        <w:rPr>
+          <w:bCs/>
+          <w:b/>
+        </w:rPr>
+        <w:t xml:space="preserve">Enabled</w:t>
+      </w:r>
+      <w:r>
+        <w:t xml:space="preserve">: Toggle to activate/deactivate</w:t>
+      </w:r>
+    </w:p>
+    <w:bookmarkEnd w:id="41"/>
+    <w:bookmarkStart w:id="42" w:name="managing-policies"/>
+    <w:p>
+      <w:pPr>
+        <w:pStyle w:val="Heading3"/>
+      </w:pPr>
+      <w:r>
+        <w:t xml:space="preserve">Managing Policies</w:t>
+      </w:r>
+    </w:p>
+    <w:p>
+      <w:pPr>
+        <w:pStyle w:val="FirstParagraph"/>
+      </w:pPr>
+      <w:r>
+        <w:t xml:space="preserve">From the policy list:</w:t>
+      </w:r>
+      <w:r>
+        <w:t xml:space="preserve"> </w:t>
+      </w:r>
+      <w:r>
+        <w:t xml:space="preserve">-</w:t>
+      </w:r>
+      <w:r>
+        <w:t xml:space="preserve"> </w:t>
+      </w:r>
+      <w:r>
+        <w:rPr>
+          <w:bCs/>
+          <w:b/>
+        </w:rPr>
+        <w:t xml:space="preserve">Toggle</w:t>
+      </w:r>
+      <w:r>
+        <w:t xml:space="preserve">: Enable/disable the policy</w:t>
+      </w:r>
+      <w:r>
+        <w:t xml:space="preserve"> </w:t>
+      </w:r>
+      <w:r>
+        <w:t xml:space="preserve">-</w:t>
+      </w:r>
+      <w:r>
+        <w:t xml:space="preserve"> </w:t>
+      </w:r>
+      <w:r>
+        <w:rPr>
+          <w:bCs/>
+          <w:b/>
+        </w:rPr>
+        <w:t xml:space="preserve">Edit</w:t>
+      </w:r>
+      <w:r>
+        <w:t xml:space="preserve">: Modify policy settings</w:t>
+      </w:r>
+      <w:r>
+        <w:t xml:space="preserve"> </w:t>
+      </w:r>
+      <w:r>
+        <w:t xml:space="preserve">-</w:t>
+      </w:r>
+      <w:r>
+        <w:t xml:space="preserve"> </w:t>
+      </w:r>
+      <w:r>
+        <w:rPr>
+          <w:bCs/>
+          <w:b/>
+        </w:rPr>
+        <w:t xml:space="preserve">Delete</w:t>
+      </w:r>
+      <w:r>
+        <w:t xml:space="preserve">: Remove the policy (also removes its disposition queue entries)</w:t>
+      </w:r>
+    </w:p>
+    <w:bookmarkEnd w:id="42"/>
+    <w:bookmarkStart w:id="43" w:name="scanning-for-eligible-records"/>
+    <w:p>
+      <w:pPr>
+        <w:pStyle w:val="Heading3"/>
+      </w:pPr>
+      <w:r>
+        <w:t xml:space="preserve">Scanning for Eligible Records</w:t>
+      </w:r>
+    </w:p>
+    <w:p>
+      <w:pPr>
+        <w:pStyle w:val="FirstParagraph"/>
+      </w:pPr>
+      <w:r>
+        <w:t xml:space="preserve">Use the</w:t>
+      </w:r>
+      <w:r>
+        <w:t xml:space="preserve"> </w:t>
+      </w:r>
+      <w:r>
+        <w:rPr>
+          <w:bCs/>
+          <w:b/>
+        </w:rPr>
+        <w:t xml:space="preserve">Scan for Eligible</w:t>
+      </w:r>
+      <w:r>
+        <w:t xml:space="preserve"> </w:t>
+      </w:r>
+      <w:r>
+        <w:t xml:space="preserve">button on the Disposition page or CLI:</w:t>
+      </w:r>
+    </w:p>
+    <w:p>
+      <w:pPr>
+        <w:pStyle w:val="SourceCode"/>
+      </w:pPr>
+      <w:r>
+        <w:rPr>
+          <w:rStyle w:val="ExtensionTok"/>
+        </w:rPr>
+        <w:t xml:space="preserve">php</w:t>
+      </w:r>
+      <w:r>
+        <w:rPr>
+          <w:rStyle w:val="NormalTok"/>
+        </w:rPr>
+        <w:t xml:space="preserve"> symfony integrity:retention </w:t>
+      </w:r>
+      <w:r>
+        <w:rPr>
+          <w:rStyle w:val="AttributeTok"/>
+        </w:rPr>
+        <w:t xml:space="preserve">--scan-eligible</w:t>
+      </w:r>
+      <w:r>
+        <w:br/>
+      </w:r>
+      <w:r>
+        <w:rPr>
+          <w:rStyle w:val="ExtensionTok"/>
+        </w:rPr>
+        <w:t xml:space="preserve">php</w:t>
+      </w:r>
+      <w:r>
+        <w:rPr>
+          <w:rStyle w:val="NormalTok"/>
+        </w:rPr>
+        <w:t xml:space="preserve"> symfony integrity:retention </w:t>
+      </w:r>
+      <w:r>
+        <w:rPr>
+          <w:rStyle w:val="AttributeTok"/>
+        </w:rPr>
+        <w:t xml:space="preserve">--scan-eligible</w:t>
+      </w:r>
+      <w:r>
+        <w:rPr>
+          <w:rStyle w:val="NormalTok"/>
+        </w:rPr>
+        <w:t xml:space="preserve"> </w:t>
+      </w:r>
+      <w:r>
+        <w:rPr>
+          <w:rStyle w:val="AttributeTok"/>
+        </w:rPr>
+        <w:t xml:space="preserve">--policy-id</w:t>
+      </w:r>
+      <w:r>
+        <w:rPr>
+          <w:rStyle w:val="OperatorTok"/>
+        </w:rPr>
+        <w:t xml:space="preserve">=</w:t>
+      </w:r>
+      <w:r>
+        <w:rPr>
+          <w:rStyle w:val="NormalTok"/>
+        </w:rPr>
+        <w:t xml:space="preserve">1</w:t>
+      </w:r>
+    </w:p>
+    <w:bookmarkEnd w:id="43"/>
+    <w:bookmarkEnd w:id="44"/>
+    <w:bookmarkStart w:id="47" w:name="legal-holds"/>
+    <w:p>
+      <w:pPr>
+        <w:pStyle w:val="Heading2"/>
+      </w:pPr>
+      <w:r>
+        <w:t xml:space="preserve">Legal Holds</w:t>
+      </w:r>
+    </w:p>
+    <w:p>
+      <w:pPr>
+        <w:pStyle w:val="FirstParagraph"/>
+      </w:pPr>
+      <w:r>
+        <w:t xml:space="preserve">Access:</w:t>
+      </w:r>
+      <w:r>
+        <w:t xml:space="preserve"> </w:t>
+      </w:r>
+      <w:r>
+        <w:rPr>
+          <w:bCs/>
+          <w:b/>
+        </w:rPr>
+        <w:t xml:space="preserve">Admin &gt; Integrity &gt; Holds</w:t>
+      </w:r>
+    </w:p>
+    <w:p>
+      <w:pPr>
+        <w:pStyle w:val="BodyText"/>
+      </w:pPr>
+      <w:r>
+        <w:t xml:space="preserve">Legal holds prevent records from being disposed of, even if they are past their retention period. Use legal holds when records are subject to litigation, investigation, or regulatory review.</w:t>
+      </w:r>
+    </w:p>
+    <w:bookmarkStart w:id="45" w:name="placing-a-hold"/>
+    <w:p>
+      <w:pPr>
+        <w:pStyle w:val="Heading3"/>
+      </w:pPr>
+      <w:r>
+        <w:t xml:space="preserve">Placing a Hold</w:t>
+      </w:r>
+    </w:p>
+    <w:p>
+      <w:pPr>
+        <w:numPr>
+          <w:ilvl w:val="0"/>
+          <w:numId w:val="1012"/>
+        </w:numPr>
+        <w:pStyle w:val="Compact"/>
+      </w:pPr>
+      <w:r>
+        <w:t xml:space="preserve">Click</w:t>
+      </w:r>
+      <w:r>
+        <w:t xml:space="preserve"> </w:t>
+      </w:r>
+      <w:r>
+        <w:rPr>
+          <w:bCs/>
+          <w:b/>
+        </w:rPr>
+        <w:t xml:space="preserve">Place Hold</w:t>
+      </w:r>
+    </w:p>
+    <w:p>
+      <w:pPr>
+        <w:numPr>
+          <w:ilvl w:val="0"/>
+          <w:numId w:val="1012"/>
+        </w:numPr>
+        <w:pStyle w:val="Compact"/>
+      </w:pPr>
+      <w:r>
+        <w:t xml:space="preserve">Enter the Information Object ID</w:t>
+      </w:r>
+    </w:p>
+    <w:p>
+      <w:pPr>
+        <w:numPr>
+          <w:ilvl w:val="0"/>
+          <w:numId w:val="1012"/>
+        </w:numPr>
+        <w:pStyle w:val="Compact"/>
+      </w:pPr>
+      <w:r>
+        <w:t xml:space="preserve">Provide a reason (required for audit trail)</w:t>
+      </w:r>
+    </w:p>
+    <w:p>
+      <w:pPr>
+        <w:numPr>
+          <w:ilvl w:val="0"/>
+          <w:numId w:val="1012"/>
+        </w:numPr>
+        <w:pStyle w:val="Compact"/>
+      </w:pPr>
+      <w:r>
+        <w:t xml:space="preserve">Click</w:t>
+      </w:r>
+      <w:r>
+        <w:t xml:space="preserve"> </w:t>
+      </w:r>
+      <w:r>
+        <w:rPr>
+          <w:bCs/>
+          <w:b/>
+        </w:rPr>
+        <w:t xml:space="preserve">Place Hold</w:t>
+      </w:r>
+    </w:p>
+    <w:p>
+      <w:pPr>
+        <w:pStyle w:val="FirstParagraph"/>
+      </w:pPr>
+      <w:r>
+        <w:t xml:space="preserve">When a hold is placed:</w:t>
+      </w:r>
+      <w:r>
+        <w:t xml:space="preserve"> </w:t>
+      </w:r>
+      <w:r>
+        <w:t xml:space="preserve">- The hold is recorded with the placer’s name and timestamp</w:t>
+      </w:r>
+      <w:r>
+        <w:t xml:space="preserve"> </w:t>
+      </w:r>
+      <w:r>
+        <w:t xml:space="preserve">- Any matching disposition queue entries are moved to</w:t>
+      </w:r>
+      <w:r>
+        <w:t xml:space="preserve"> </w:t>
+      </w:r>
+      <w:r>
+        <w:t xml:space="preserve">“</w:t>
+      </w:r>
+      <w:r>
+        <w:t xml:space="preserve">held</w:t>
+      </w:r>
+      <w:r>
+        <w:t xml:space="preserve">”</w:t>
+      </w:r>
+      <w:r>
+        <w:t xml:space="preserve"> </w:t>
+      </w:r>
+      <w:r>
+        <w:t xml:space="preserve">status</w:t>
+      </w:r>
+      <w:r>
+        <w:t xml:space="preserve"> </w:t>
+      </w:r>
+      <w:r>
+        <w:t xml:space="preserve">- A ledger entry is created for audit purposes</w:t>
+      </w:r>
+    </w:p>
+    <w:bookmarkEnd w:id="45"/>
+    <w:bookmarkStart w:id="46" w:name="releasing-a-hold"/>
+    <w:p>
+      <w:pPr>
+        <w:pStyle w:val="Heading3"/>
+      </w:pPr>
+      <w:r>
+        <w:t xml:space="preserve">Releasing a Hold</w:t>
+      </w:r>
+    </w:p>
+    <w:p>
+      <w:pPr>
+        <w:pStyle w:val="FirstParagraph"/>
+      </w:pPr>
+      <w:r>
+        <w:t xml:space="preserve">Click the unlock icon next to an active hold. When released:</w:t>
+      </w:r>
+      <w:r>
+        <w:t xml:space="preserve"> </w:t>
+      </w:r>
+      <w:r>
+        <w:t xml:space="preserve">- The hold is marked as</w:t>
+      </w:r>
+      <w:r>
+        <w:t xml:space="preserve"> </w:t>
+      </w:r>
+      <w:r>
+        <w:t xml:space="preserve">“</w:t>
+      </w:r>
+      <w:r>
+        <w:t xml:space="preserve">released</w:t>
+      </w:r>
+      <w:r>
+        <w:t xml:space="preserve">”</w:t>
+      </w:r>
+      <w:r>
+        <w:t xml:space="preserve"> </w:t>
+      </w:r>
+      <w:r>
+        <w:t xml:space="preserve">with the releaser’s name and timestamp</w:t>
+      </w:r>
+      <w:r>
+        <w:t xml:space="preserve"> </w:t>
+      </w:r>
+      <w:r>
+        <w:t xml:space="preserve">- If no other active holds exist on the record, disposition queue entries revert to</w:t>
+      </w:r>
+      <w:r>
+        <w:t xml:space="preserve"> </w:t>
+      </w:r>
+      <w:r>
+        <w:t xml:space="preserve">“</w:t>
+      </w:r>
+      <w:r>
+        <w:t xml:space="preserve">eligible</w:t>
+      </w:r>
+      <w:r>
+        <w:t xml:space="preserve">”</w:t>
+      </w:r>
+      <w:r>
+        <w:t xml:space="preserve"> </w:t>
+      </w:r>
+      <w:r>
+        <w:t xml:space="preserve">- A ledger entry is created for audit purposes</w:t>
+      </w:r>
+    </w:p>
+    <w:bookmarkEnd w:id="46"/>
+    <w:bookmarkEnd w:id="47"/>
+    <w:bookmarkStart w:id="51" w:name="disposition-queue"/>
+    <w:p>
+      <w:pPr>
+        <w:pStyle w:val="Heading2"/>
+      </w:pPr>
+      <w:r>
+        <w:t xml:space="preserve">Disposition Queue</w:t>
+      </w:r>
+    </w:p>
+    <w:p>
+      <w:pPr>
+        <w:pStyle w:val="FirstParagraph"/>
+      </w:pPr>
+      <w:r>
+        <w:t xml:space="preserve">Access:</w:t>
+      </w:r>
+      <w:r>
+        <w:t xml:space="preserve"> </w:t>
+      </w:r>
+      <w:r>
+        <w:rPr>
+          <w:bCs/>
+          <w:b/>
+        </w:rPr>
+        <w:t xml:space="preserve">Admin &gt; Integrity &gt; Disposition</w:t>
+      </w:r>
+    </w:p>
+    <w:p>
+      <w:pPr>
+        <w:pStyle w:val="BodyText"/>
+      </w:pPr>
+      <w:r>
+        <w:t xml:space="preserve">The disposition queue shows records that have passed their retention period and are candidates for review.</w:t>
+      </w:r>
+    </w:p>
+    <w:bookmarkStart w:id="48" w:name="status-flow"/>
+    <w:p>
+      <w:pPr>
+        <w:pStyle w:val="Heading3"/>
+      </w:pPr>
+      <w:r>
+        <w:t xml:space="preserve">Status Flow</w:t>
+      </w:r>
+    </w:p>
+    <w:p>
+      <w:pPr>
+        <w:pStyle w:val="SourceCode"/>
+      </w:pPr>
+      <w:r>
+        <w:rPr>
+          <w:rStyle w:val="VerbatimChar"/>
+        </w:rPr>
+        <w:t xml:space="preserve">eligible → pending_review → approved → disposed</w:t>
+      </w:r>
+      <w:r>
+        <w:br/>
+      </w:r>
+      <w:r>
+        <w:rPr>
+          <w:rStyle w:val="VerbatimChar"/>
+        </w:rPr>
+        <w:t xml:space="preserve">                          → rejected</w:t>
+      </w:r>
+      <w:r>
+        <w:br/>
+      </w:r>
+      <w:r>
+        <w:rPr>
+          <w:rStyle w:val="VerbatimChar"/>
+        </w:rPr>
+        <w:t xml:space="preserve">                          → held (if legal hold placed)</w:t>
+      </w:r>
+    </w:p>
+    <w:bookmarkEnd w:id="48"/>
+    <w:bookmarkStart w:id="49" w:name="reviewing-records"/>
+    <w:p>
+      <w:pPr>
+        <w:pStyle w:val="Heading3"/>
+      </w:pPr>
+      <w:r>
+        <w:t xml:space="preserve">Reviewing Records</w:t>
+      </w:r>
+    </w:p>
+    <w:p>
+      <w:pPr>
+        <w:numPr>
+          <w:ilvl w:val="0"/>
+          <w:numId w:val="1013"/>
+        </w:numPr>
+        <w:pStyle w:val="Compact"/>
+      </w:pPr>
+      <w:r>
+        <w:t xml:space="preserve">Click the checkmark to</w:t>
+      </w:r>
+      <w:r>
+        <w:t xml:space="preserve"> </w:t>
+      </w:r>
+      <w:r>
+        <w:rPr>
+          <w:bCs/>
+          <w:b/>
+        </w:rPr>
+        <w:t xml:space="preserve">approve</w:t>
+      </w:r>
+      <w:r>
+        <w:t xml:space="preserve"> </w:t>
+      </w:r>
+      <w:r>
+        <w:t xml:space="preserve">disposition</w:t>
+      </w:r>
+    </w:p>
+    <w:p>
+      <w:pPr>
+        <w:numPr>
+          <w:ilvl w:val="0"/>
+          <w:numId w:val="1013"/>
+        </w:numPr>
+        <w:pStyle w:val="Compact"/>
+      </w:pPr>
+      <w:r>
+        <w:t xml:space="preserve">Click the X to</w:t>
+      </w:r>
+      <w:r>
+        <w:t xml:space="preserve"> </w:t>
+      </w:r>
+      <w:r>
+        <w:rPr>
+          <w:bCs/>
+          <w:b/>
+        </w:rPr>
+        <w:t xml:space="preserve">reject</w:t>
+      </w:r>
+      <w:r>
+        <w:t xml:space="preserve"> </w:t>
+      </w:r>
+      <w:r>
+        <w:t xml:space="preserve">disposition</w:t>
+      </w:r>
+    </w:p>
+    <w:p>
+      <w:pPr>
+        <w:numPr>
+          <w:ilvl w:val="0"/>
+          <w:numId w:val="1013"/>
+        </w:numPr>
+        <w:pStyle w:val="Compact"/>
+      </w:pPr>
+      <w:r>
+        <w:t xml:space="preserve">Optionally add review notes</w:t>
+      </w:r>
+    </w:p>
+    <w:p>
+      <w:pPr>
+        <w:pStyle w:val="FirstParagraph"/>
+      </w:pPr>
+      <w:r>
+        <w:rPr>
+          <w:bCs/>
+          <w:b/>
+        </w:rPr>
+        <w:t xml:space="preserve">Important</w:t>
+      </w:r>
+      <w:r>
+        <w:t xml:space="preserve">:</w:t>
+      </w:r>
+      <w:r>
+        <w:t xml:space="preserve"> </w:t>
+      </w:r>
+      <w:r>
+        <w:t xml:space="preserve">“</w:t>
+      </w:r>
+      <w:r>
+        <w:t xml:space="preserve">Disposed</w:t>
+      </w:r>
+      <w:r>
+        <w:t xml:space="preserve">”</w:t>
+      </w:r>
+      <w:r>
+        <w:t xml:space="preserve"> </w:t>
+      </w:r>
+      <w:r>
+        <w:t xml:space="preserve">status only marks the record — it does NOT delete anything. Actual deletion (if required) is a separate manual process outside the plugin.</w:t>
+      </w:r>
+    </w:p>
+    <w:bookmarkEnd w:id="49"/>
+    <w:bookmarkStart w:id="50" w:name="status-summary"/>
+    <w:p>
+      <w:pPr>
+        <w:pStyle w:val="Heading3"/>
+      </w:pPr>
+      <w:r>
+        <w:t xml:space="preserve">Status Summary</w:t>
+      </w:r>
+    </w:p>
+    <w:p>
+      <w:pPr>
+        <w:pStyle w:val="FirstParagraph"/>
+      </w:pPr>
+      <w:r>
+        <w:t xml:space="preserve">The page header shows counts for each status, helping prioritize review work.</w:t>
+      </w:r>
+    </w:p>
+    <w:bookmarkEnd w:id="50"/>
+    <w:bookmarkEnd w:id="51"/>
+    <w:bookmarkStart w:id="55" w:name="alerts"/>
+    <w:p>
+      <w:pPr>
+        <w:pStyle w:val="Heading2"/>
+      </w:pPr>
+      <w:r>
+        <w:t xml:space="preserve">Alerts</w:t>
+      </w:r>
+    </w:p>
+    <w:p>
+      <w:pPr>
+        <w:pStyle w:val="FirstParagraph"/>
+      </w:pPr>
+      <w:r>
+        <w:t xml:space="preserve">Access:</w:t>
+      </w:r>
+      <w:r>
+        <w:t xml:space="preserve"> </w:t>
+      </w:r>
+      <w:r>
+        <w:rPr>
+          <w:bCs/>
+          <w:b/>
+        </w:rPr>
+        <w:t xml:space="preserve">Admin &gt; Integrity &gt; Alerts</w:t>
+      </w:r>
+    </w:p>
+    <w:p>
+      <w:pPr>
+        <w:pStyle w:val="BodyText"/>
+      </w:pPr>
+      <w:r>
+        <w:t xml:space="preserve">Configure threshold-based alerts to be notified when integrity metrics cross defined boundaries.</w:t>
+      </w:r>
+    </w:p>
+    <w:bookmarkStart w:id="52" w:name="alert-types"/>
+    <w:p>
+      <w:pPr>
+        <w:pStyle w:val="Heading3"/>
+      </w:pPr>
+      <w:r>
+        <w:t xml:space="preserve">Alert Types</w:t>
+      </w:r>
+    </w:p>
+    <w:tbl>
+      <w:tblPr>
+        <w:tblStyle w:val="Table"/>
+        <w:tblW w:type="pct" w:w="5000"/>
+        <w:tblLook w:firstRow="1" w:lastRow="0" w:firstColumn="0" w:lastColumn="0" w:noHBand="0" w:noVBand="0" w:val="0020"/>
+        <w:jc w:val="start"/>
+      </w:tblPr>
+      <w:tblGrid>
+        <w:gridCol w:w="1697"/>
+        <w:gridCol w:w="3677"/>
+        <w:gridCol w:w="2545"/>
+      </w:tblGrid>
+      <w:tr>
+        <w:trPr>
+          <w:tblHeader w:val="true"/>
+        </w:trPr>
+        <w:tc>
+          <w:tcPr/>
+          <w:p>
+            <w:pPr>
+              <w:pStyle w:val="Compact"/>
+              <w:jc w:val="left"/>
+            </w:pPr>
+            <w:r>
+              <w:t xml:space="preserve">Type</w:t>
+            </w:r>
+          </w:p>
+        </w:tc>
+        <w:tc>
+          <w:tcPr/>
+          <w:p>
+            <w:pPr>
+              <w:pStyle w:val="Compact"/>
+              <w:jc w:val="left"/>
+            </w:pPr>
+            <w:r>
+              <w:t xml:space="preserve">Description</w:t>
+            </w:r>
+          </w:p>
+        </w:tc>
+        <w:tc>
+          <w:tcPr/>
+          <w:p>
+            <w:pPr>
+              <w:pStyle w:val="Compact"/>
+              <w:jc w:val="left"/>
+            </w:pPr>
+            <w:r>
+              <w:t xml:space="preserve">Example</w:t>
+            </w:r>
+          </w:p>
+        </w:tc>
+      </w:tr>
+      <w:tr>
+        <w:tc>
+          <w:tcPr/>
+          <w:p>
+            <w:pPr>
+              <w:pStyle w:val="Compact"/>
+              <w:jc w:val="left"/>
+            </w:pPr>
+            <w:r>
+              <w:rPr>
+                <w:bCs/>
+                <w:b/>
+              </w:rPr>
+              <w:t xml:space="preserve">Pass rate below</w:t>
+            </w:r>
+          </w:p>
+        </w:tc>
+        <w:tc>
+          <w:tcPr/>
+          <w:p>
+            <w:pPr>
+              <w:pStyle w:val="Compact"/>
+              <w:jc w:val="left"/>
+            </w:pPr>
+            <w:r>
+              <w:t xml:space="preserve">Triggers when pass rate drops</w:t>
+            </w:r>
+          </w:p>
+        </w:tc>
+        <w:tc>
+          <w:tcPr/>
+          <w:p>
+            <w:pPr>
+              <w:pStyle w:val="Compact"/>
+              <w:jc w:val="left"/>
+            </w:pPr>
+            <w:r>
+              <w:t xml:space="preserve">Alert if pass rate &lt; 95%</w:t>
+            </w:r>
+          </w:p>
+        </w:tc>
+      </w:tr>
+      <w:tr>
+        <w:tc>
+          <w:tcPr/>
+          <w:p>
+            <w:pPr>
+              <w:pStyle w:val="Compact"/>
+              <w:jc w:val="left"/>
+            </w:pPr>
+            <w:r>
+              <w:rPr>
+                <w:bCs/>
+                <w:b/>
+              </w:rPr>
+              <w:t xml:space="preserve">Failure count above</w:t>
+            </w:r>
+          </w:p>
+        </w:tc>
+        <w:tc>
+          <w:tcPr/>
+          <w:p>
+            <w:pPr>
+              <w:pStyle w:val="Compact"/>
+              <w:jc w:val="left"/>
+            </w:pPr>
+            <w:r>
+              <w:t xml:space="preserve">Triggers when failures exceed threshold</w:t>
+            </w:r>
+          </w:p>
+        </w:tc>
+        <w:tc>
+          <w:tcPr/>
+          <w:p>
+            <w:pPr>
+              <w:pStyle w:val="Compact"/>
+              <w:jc w:val="left"/>
+            </w:pPr>
+            <w:r>
+              <w:t xml:space="preserve">Alert if &gt; 10 failures per run</w:t>
+            </w:r>
+          </w:p>
+        </w:tc>
+      </w:tr>
+      <w:tr>
+        <w:tc>
+          <w:tcPr/>
+          <w:p>
+            <w:pPr>
+              <w:pStyle w:val="Compact"/>
+              <w:jc w:val="left"/>
+            </w:pPr>
+            <w:r>
+              <w:rPr>
+                <w:bCs/>
+                <w:b/>
+              </w:rPr>
+              <w:t xml:space="preserve">Dead letter count above</w:t>
+            </w:r>
+          </w:p>
+        </w:tc>
+        <w:tc>
+          <w:tcPr/>
+          <w:p>
+            <w:pPr>
+              <w:pStyle w:val="Compact"/>
+              <w:jc w:val="left"/>
+            </w:pPr>
+            <w:r>
+              <w:t xml:space="preserve">Triggers when open dead letters exceed threshold</w:t>
+            </w:r>
+          </w:p>
+        </w:tc>
+        <w:tc>
+          <w:tcPr/>
+          <w:p>
+            <w:pPr>
+              <w:pStyle w:val="Compact"/>
+              <w:jc w:val="left"/>
+            </w:pPr>
+            <w:r>
+              <w:t xml:space="preserve">Alert if &gt; 5 open dead letters</w:t>
+            </w:r>
+          </w:p>
+        </w:tc>
+      </w:tr>
+      <w:tr>
+        <w:tc>
+          <w:tcPr/>
+          <w:p>
+            <w:pPr>
+              <w:pStyle w:val="Compact"/>
+              <w:jc w:val="left"/>
+            </w:pPr>
+            <w:r>
+              <w:rPr>
+                <w:bCs/>
+                <w:b/>
+              </w:rPr>
+              <w:t xml:space="preserve">Backlog above</w:t>
+            </w:r>
+          </w:p>
+        </w:tc>
+        <w:tc>
+          <w:tcPr/>
+          <w:p>
+            <w:pPr>
+              <w:pStyle w:val="Compact"/>
+              <w:jc w:val="left"/>
+            </w:pPr>
+            <w:r>
+              <w:t xml:space="preserve">Triggers when unverified objects exceed threshold</w:t>
+            </w:r>
+          </w:p>
+        </w:tc>
+        <w:tc>
+          <w:tcPr/>
+          <w:p>
+            <w:pPr>
+              <w:pStyle w:val="Compact"/>
+              <w:jc w:val="left"/>
+            </w:pPr>
+            <w:r>
+              <w:t xml:space="preserve">Alert if &gt; 1000 never-verified</w:t>
+            </w:r>
+          </w:p>
+        </w:tc>
+      </w:tr>
+      <w:tr>
+        <w:tc>
+          <w:tcPr/>
+          <w:p>
+            <w:pPr>
+              <w:pStyle w:val="Compact"/>
+              <w:jc w:val="left"/>
+            </w:pPr>
+            <w:r>
+              <w:rPr>
+                <w:bCs/>
+                <w:b/>
+              </w:rPr>
+              <w:t xml:space="preserve">Run failure</w:t>
+            </w:r>
+          </w:p>
+        </w:tc>
+        <w:tc>
+          <w:tcPr/>
+          <w:p>
+            <w:pPr>
+              <w:pStyle w:val="Compact"/>
+              <w:jc w:val="left"/>
+            </w:pPr>
+            <w:r>
+              <w:t xml:space="preserve">Triggers on any failed/timeout/partial run</w:t>
+            </w:r>
+          </w:p>
+        </w:tc>
+        <w:tc>
+          <w:tcPr/>
+          <w:p>
+            <w:pPr>
+              <w:pStyle w:val="Compact"/>
+              <w:jc w:val="left"/>
+            </w:pPr>
+            <w:r>
+              <w:t xml:space="preserve">Alert on any run failure</w:t>
+            </w:r>
+          </w:p>
+        </w:tc>
+      </w:tr>
+    </w:tbl>
+    <w:bookmarkEnd w:id="52"/>
+    <w:bookmarkStart w:id="53" w:name="notification-channels"/>
+    <w:p>
+      <w:pPr>
+        <w:pStyle w:val="Heading3"/>
+      </w:pPr>
+      <w:r>
+        <w:t xml:space="preserve">Notification Channels</w:t>
+      </w:r>
+    </w:p>
+    <w:p>
+      <w:pPr>
+        <w:numPr>
+          <w:ilvl w:val="0"/>
+          <w:numId w:val="1014"/>
+        </w:numPr>
+        <w:pStyle w:val="Compact"/>
+      </w:pPr>
+      <w:r>
+        <w:rPr>
+          <w:bCs/>
+          <w:b/>
+        </w:rPr>
+        <w:t xml:space="preserve">Email</w:t>
+      </w:r>
+      <w:r>
+        <w:t xml:space="preserve">: Sent via the configured SwiftMailer (same as AtoM’s email system)</w:t>
+      </w:r>
+    </w:p>
+    <w:p>
+      <w:pPr>
+        <w:numPr>
+          <w:ilvl w:val="0"/>
+          <w:numId w:val="1014"/>
+        </w:numPr>
+        <w:pStyle w:val="Compact"/>
+      </w:pPr>
+      <w:r>
+        <w:rPr>
+          <w:bCs/>
+          <w:b/>
+        </w:rPr>
+        <w:t xml:space="preserve">Webhook</w:t>
+      </w:r>
+      <w:r>
+        <w:t xml:space="preserve">: HTTP POST to a URL with JSON payload</w:t>
+      </w:r>
+    </w:p>
+    <w:p>
+      <w:pPr>
+        <w:numPr>
+          <w:ilvl w:val="1"/>
+          <w:numId w:val="1015"/>
+        </w:numPr>
+        <w:pStyle w:val="Compact"/>
+      </w:pPr>
+      <w:r>
+        <w:t xml:space="preserve">Optional HMAC-SHA256 signature in</w:t>
+      </w:r>
+      <w:r>
+        <w:t xml:space="preserve"> </w:t>
+      </w:r>
+      <w:r>
+        <w:rPr>
+          <w:rStyle w:val="VerbatimChar"/>
+        </w:rPr>
+        <w:t xml:space="preserve">X-Signature</w:t>
+      </w:r>
+      <w:r>
+        <w:t xml:space="preserve"> </w:t>
+      </w:r>
+      <w:r>
+        <w:t xml:space="preserve">header for verification</w:t>
+      </w:r>
+    </w:p>
+    <w:p>
+      <w:pPr>
+        <w:numPr>
+          <w:ilvl w:val="1"/>
+          <w:numId w:val="1015"/>
+        </w:numPr>
+        <w:pStyle w:val="Compact"/>
+      </w:pPr>
+      <w:r>
+        <w:t xml:space="preserve">Useful for integration with Slack, Teams, PagerDuty, etc.</w:t>
+      </w:r>
+    </w:p>
+    <w:bookmarkEnd w:id="53"/>
+    <w:bookmarkStart w:id="54" w:name="creating-an-alert"/>
+    <w:p>
+      <w:pPr>
+        <w:pStyle w:val="Heading3"/>
+      </w:pPr>
+      <w:r>
+        <w:t xml:space="preserve">Creating an Alert</w:t>
+      </w:r>
+    </w:p>
+    <w:p>
+      <w:pPr>
+        <w:numPr>
+          <w:ilvl w:val="0"/>
+          <w:numId w:val="1016"/>
+        </w:numPr>
+        <w:pStyle w:val="Compact"/>
+      </w:pPr>
+      <w:r>
+        <w:t xml:space="preserve">Click</w:t>
+      </w:r>
+      <w:r>
+        <w:t xml:space="preserve"> </w:t>
+      </w:r>
+      <w:r>
+        <w:rPr>
+          <w:bCs/>
+          <w:b/>
+        </w:rPr>
+        <w:t xml:space="preserve">New Alert</w:t>
+      </w:r>
+    </w:p>
+    <w:p>
+      <w:pPr>
+        <w:numPr>
+          <w:ilvl w:val="0"/>
+          <w:numId w:val="1016"/>
+        </w:numPr>
+        <w:pStyle w:val="Compact"/>
+      </w:pPr>
+      <w:r>
+        <w:t xml:space="preserve">Select the alert type and comparison operator</w:t>
+      </w:r>
+    </w:p>
+    <w:p>
+      <w:pPr>
+        <w:numPr>
+          <w:ilvl w:val="0"/>
+          <w:numId w:val="1016"/>
+        </w:numPr>
+        <w:pStyle w:val="Compact"/>
+      </w:pPr>
+      <w:r>
+        <w:t xml:space="preserve">Set the threshold value</w:t>
+      </w:r>
+    </w:p>
+    <w:p>
+      <w:pPr>
+        <w:numPr>
+          <w:ilvl w:val="0"/>
+          <w:numId w:val="1016"/>
+        </w:numPr>
+        <w:pStyle w:val="Compact"/>
+      </w:pPr>
+      <w:r>
+        <w:t xml:space="preserve">Provide email and/or webhook URL</w:t>
+      </w:r>
+    </w:p>
+    <w:p>
+      <w:pPr>
+        <w:numPr>
+          <w:ilvl w:val="0"/>
+          <w:numId w:val="1016"/>
+        </w:numPr>
+        <w:pStyle w:val="Compact"/>
+      </w:pPr>
+      <w:r>
+        <w:t xml:space="preserve">Optionally add a webhook secret for HMAC signing</w:t>
+      </w:r>
+    </w:p>
+    <w:p>
+      <w:pPr>
+        <w:numPr>
+          <w:ilvl w:val="0"/>
+          <w:numId w:val="1016"/>
+        </w:numPr>
+        <w:pStyle w:val="Compact"/>
+      </w:pPr>
+      <w:r>
+        <w:t xml:space="preserve">Enable/disable the alert</w:t>
+      </w:r>
+    </w:p>
+    <w:p>
+      <w:pPr>
+        <w:pStyle w:val="FirstParagraph"/>
+      </w:pPr>
+      <w:r>
+        <w:t xml:space="preserve">Alerts are evaluated after each batch verification run. Alert failures are non-fatal — they never break the verification process.</w:t>
+      </w:r>
+    </w:p>
+    <w:bookmarkEnd w:id="54"/>
+    <w:bookmarkEnd w:id="55"/>
+    <w:bookmarkStart w:id="60" w:name="cli-commands"/>
+    <w:p>
+      <w:pPr>
+        <w:pStyle w:val="Heading2"/>
+      </w:pPr>
+      <w:r>
+        <w:t xml:space="preserve">CLI Commands</w:t>
+      </w:r>
+    </w:p>
+    <w:bookmarkStart w:id="56" w:name="integrityverify"/>
+    <w:p>
+      <w:pPr>
+        <w:pStyle w:val="Heading3"/>
+      </w:pPr>
+      <w:r>
+        <w:t xml:space="preserve">integrity:verify</w:t>
+      </w:r>
+    </w:p>
+    <w:p>
+      <w:pPr>
+        <w:pStyle w:val="SourceCode"/>
+      </w:pPr>
+      <w:r>
+        <w:rPr>
+          <w:rStyle w:val="CommentTok"/>
+        </w:rPr>
+        <w:t xml:space="preserve"># Show status</w:t>
+      </w:r>
+      <w:r>
+        <w:br/>
+      </w:r>
+      <w:r>
+        <w:rPr>
+          <w:rStyle w:val="ExtensionTok"/>
+        </w:rPr>
+        <w:t xml:space="preserve">php</w:t>
+      </w:r>
+      <w:r>
+        <w:rPr>
+          <w:rStyle w:val="NormalTok"/>
+        </w:rPr>
+        <w:t xml:space="preserve"> symfony integrity:verify </w:t>
+      </w:r>
+      <w:r>
+        <w:rPr>
+          <w:rStyle w:val="AttributeTok"/>
+        </w:rPr>
+        <w:t xml:space="preserve">--status</w:t>
+      </w:r>
+      <w:r>
+        <w:br/>
+      </w:r>
+      <w:r>
+        <w:br/>
+      </w:r>
+      <w:r>
+        <w:rPr>
+          <w:rStyle w:val="CommentTok"/>
+        </w:rPr>
+        <w:t xml:space="preserve"># Verify single object</w:t>
+      </w:r>
+      <w:r>
+        <w:br/>
+      </w:r>
+      <w:r>
+        <w:rPr>
+          <w:rStyle w:val="ExtensionTok"/>
+        </w:rPr>
+        <w:t xml:space="preserve">php</w:t>
+      </w:r>
+      <w:r>
+        <w:rPr>
+          <w:rStyle w:val="NormalTok"/>
+        </w:rPr>
+        <w:t xml:space="preserve"> symfony integrity:verify </w:t>
+      </w:r>
+      <w:r>
+        <w:rPr>
+          <w:rStyle w:val="AttributeTok"/>
+        </w:rPr>
+        <w:t xml:space="preserve">--object-id</w:t>
+      </w:r>
+      <w:r>
+        <w:rPr>
+          <w:rStyle w:val="OperatorTok"/>
+        </w:rPr>
+        <w:t xml:space="preserve">=</w:t>
+      </w:r>
+      <w:r>
+        <w:rPr>
+          <w:rStyle w:val="NormalTok"/>
+        </w:rPr>
+        <w:t xml:space="preserve">123</w:t>
+      </w:r>
+      <w:r>
+        <w:br/>
+      </w:r>
+      <w:r>
+        <w:br/>
+      </w:r>
+      <w:r>
+        <w:rPr>
+          <w:rStyle w:val="CommentTok"/>
+        </w:rPr>
+        <w:t xml:space="preserve"># Run a schedule</w:t>
+      </w:r>
+      <w:r>
+        <w:br/>
+      </w:r>
+      <w:r>
+        <w:rPr>
+          <w:rStyle w:val="ExtensionTok"/>
+        </w:rPr>
+        <w:t xml:space="preserve">php</w:t>
+      </w:r>
+      <w:r>
+        <w:rPr>
+          <w:rStyle w:val="NormalTok"/>
+        </w:rPr>
+        <w:t xml:space="preserve"> symfony integrity:verify </w:t>
+      </w:r>
+      <w:r>
+        <w:rPr>
+          <w:rStyle w:val="AttributeTok"/>
+        </w:rPr>
+        <w:t xml:space="preserve">--schedule-id</w:t>
+      </w:r>
+      <w:r>
+        <w:rPr>
+          <w:rStyle w:val="OperatorTok"/>
+        </w:rPr>
+        <w:t xml:space="preserve">=</w:t>
+      </w:r>
+      <w:r>
+        <w:rPr>
+          <w:rStyle w:val="NormalTok"/>
+        </w:rPr>
+        <w:t xml:space="preserve">1</w:t>
+      </w:r>
+      <w:r>
+        <w:br/>
+      </w:r>
+      <w:r>
+        <w:br/>
+      </w:r>
+      <w:r>
+        <w:rPr>
+          <w:rStyle w:val="CommentTok"/>
+        </w:rPr>
+        <w:t xml:space="preserve"># Verify stale objects (not checked in 14 days)</w:t>
+      </w:r>
+      <w:r>
+        <w:br/>
+      </w:r>
+      <w:r>
+        <w:rPr>
+          <w:rStyle w:val="ExtensionTok"/>
+        </w:rPr>
+        <w:t xml:space="preserve">php</w:t>
+      </w:r>
+      <w:r>
+        <w:rPr>
+          <w:rStyle w:val="NormalTok"/>
+        </w:rPr>
+        <w:t xml:space="preserve"> symfony integrity:verify </w:t>
+      </w:r>
+      <w:r>
+        <w:rPr>
+          <w:rStyle w:val="AttributeTok"/>
+        </w:rPr>
+        <w:t xml:space="preserve">--limit</w:t>
+      </w:r>
+      <w:r>
+        <w:rPr>
+          <w:rStyle w:val="OperatorTok"/>
+        </w:rPr>
+        <w:t xml:space="preserve">=</w:t>
+      </w:r>
+      <w:r>
+        <w:rPr>
+          <w:rStyle w:val="NormalTok"/>
+        </w:rPr>
+        <w:t xml:space="preserve">500 </w:t>
+      </w:r>
+      <w:r>
+        <w:rPr>
+          <w:rStyle w:val="AttributeTok"/>
+        </w:rPr>
+        <w:t xml:space="preserve">--stale-days</w:t>
+      </w:r>
+      <w:r>
+        <w:rPr>
+          <w:rStyle w:val="OperatorTok"/>
+        </w:rPr>
+        <w:t xml:space="preserve">=</w:t>
+      </w:r>
+      <w:r>
+        <w:rPr>
+          <w:rStyle w:val="NormalTok"/>
+        </w:rPr>
+        <w:t xml:space="preserve">14</w:t>
+      </w:r>
+      <w:r>
+        <w:br/>
+      </w:r>
+      <w:r>
+        <w:br/>
+      </w:r>
+      <w:r>
+        <w:rPr>
+          <w:rStyle w:val="CommentTok"/>
+        </w:rPr>
+        <w:t xml:space="preserve"># Verify all objects in a repository</w:t>
+      </w:r>
+      <w:r>
+        <w:br/>
+      </w:r>
+      <w:r>
+        <w:rPr>
+          <w:rStyle w:val="ExtensionTok"/>
+        </w:rPr>
+        <w:t xml:space="preserve">php</w:t>
+      </w:r>
+      <w:r>
+        <w:rPr>
+          <w:rStyle w:val="NormalTok"/>
+        </w:rPr>
+        <w:t xml:space="preserve"> symfony integrity:verify </w:t>
+      </w:r>
+      <w:r>
+        <w:rPr>
+          <w:rStyle w:val="AttributeTok"/>
+        </w:rPr>
+        <w:t xml:space="preserve">--repository-id</w:t>
+      </w:r>
+      <w:r>
+        <w:rPr>
+          <w:rStyle w:val="OperatorTok"/>
+        </w:rPr>
+        <w:t xml:space="preserve">=</w:t>
+      </w:r>
+      <w:r>
+        <w:rPr>
+          <w:rStyle w:val="NormalTok"/>
+        </w:rPr>
+        <w:t xml:space="preserve">5 </w:t>
+      </w:r>
+      <w:r>
+        <w:rPr>
+          <w:rStyle w:val="AttributeTok"/>
+        </w:rPr>
+        <w:t xml:space="preserve">--limit</w:t>
+      </w:r>
+      <w:r>
+        <w:rPr>
+          <w:rStyle w:val="OperatorTok"/>
+        </w:rPr>
+        <w:t xml:space="preserve">=</w:t>
+      </w:r>
+      <w:r>
+        <w:rPr>
+          <w:rStyle w:val="NormalTok"/>
+        </w:rPr>
+        <w:t xml:space="preserve">1000</w:t>
+      </w:r>
+      <w:r>
+        <w:br/>
+      </w:r>
+      <w:r>
+        <w:br/>
+      </w:r>
+      <w:r>
+        <w:rPr>
+          <w:rStyle w:val="CommentTok"/>
+        </w:rPr>
+        <w:t xml:space="preserve"># Verify all master objects</w:t>
+      </w:r>
+      <w:r>
+        <w:br/>
+      </w:r>
+      <w:r>
+        <w:rPr>
+          <w:rStyle w:val="ExtensionTok"/>
+        </w:rPr>
+        <w:t xml:space="preserve">php</w:t>
+      </w:r>
+      <w:r>
+        <w:rPr>
+          <w:rStyle w:val="NormalTok"/>
+        </w:rPr>
+        <w:t xml:space="preserve"> symfony integrity:verify </w:t>
+      </w:r>
+      <w:r>
+        <w:rPr>
+          <w:rStyle w:val="AttributeTok"/>
+        </w:rPr>
+        <w:t xml:space="preserve">--all</w:t>
+      </w:r>
+      <w:r>
+        <w:rPr>
+          <w:rStyle w:val="NormalTok"/>
+        </w:rPr>
+        <w:t xml:space="preserve"> </w:t>
+      </w:r>
+      <w:r>
+        <w:rPr>
+          <w:rStyle w:val="AttributeTok"/>
+        </w:rPr>
+        <w:t xml:space="preserve">--throttle</w:t>
+      </w:r>
+      <w:r>
+        <w:rPr>
+          <w:rStyle w:val="OperatorTok"/>
+        </w:rPr>
+        <w:t xml:space="preserve">=</w:t>
+      </w:r>
+      <w:r>
+        <w:rPr>
+          <w:rStyle w:val="NormalTok"/>
+        </w:rPr>
+        <w:t xml:space="preserve">20</w:t>
+      </w:r>
+      <w:r>
+        <w:br/>
+      </w:r>
+      <w:r>
+        <w:br/>
+      </w:r>
+      <w:r>
+        <w:rPr>
+          <w:rStyle w:val="CommentTok"/>
+        </w:rPr>
+        <w:t xml:space="preserve"># Dry run (preview only)</w:t>
+      </w:r>
+      <w:r>
+        <w:br/>
+      </w:r>
+      <w:r>
+        <w:rPr>
+          <w:rStyle w:val="ExtensionTok"/>
+        </w:rPr>
+        <w:t xml:space="preserve">php</w:t>
+      </w:r>
+      <w:r>
+        <w:rPr>
+          <w:rStyle w:val="NormalTok"/>
+        </w:rPr>
+        <w:t xml:space="preserve"> symfony integrity:verify </w:t>
+      </w:r>
+      <w:r>
+        <w:rPr>
+          <w:rStyle w:val="AttributeTok"/>
+        </w:rPr>
+        <w:t xml:space="preserve">--dry-run</w:t>
+      </w:r>
+      <w:r>
+        <w:rPr>
+          <w:rStyle w:val="NormalTok"/>
+        </w:rPr>
+        <w:t xml:space="preserve"> </w:t>
+      </w:r>
+      <w:r>
+        <w:rPr>
+          <w:rStyle w:val="AttributeTok"/>
+        </w:rPr>
+        <w:t xml:space="preserve">--limit</w:t>
+      </w:r>
+      <w:r>
+        <w:rPr>
+          <w:rStyle w:val="OperatorTok"/>
+        </w:rPr>
+        <w:t xml:space="preserve">=</w:t>
+      </w:r>
+      <w:r>
+        <w:rPr>
+          <w:rStyle w:val="NormalTok"/>
+        </w:rPr>
+        <w:t xml:space="preserve">100</w:t>
+      </w:r>
+    </w:p>
+    <w:bookmarkEnd w:id="56"/>
+    <w:bookmarkStart w:id="57" w:name="integrityschedule"/>
+    <w:p>
+      <w:pPr>
+        <w:pStyle w:val="Heading3"/>
+      </w:pPr>
+      <w:r>
+        <w:t xml:space="preserve">integrity:schedule</w:t>
+      </w:r>
+    </w:p>
+    <w:p>
+      <w:pPr>
+        <w:pStyle w:val="SourceCode"/>
+      </w:pPr>
+      <w:r>
+        <w:rPr>
+          <w:rStyle w:val="CommentTok"/>
+        </w:rPr>
+        <w:t xml:space="preserve"># List all schedules</w:t>
+      </w:r>
+      <w:r>
+        <w:br/>
+      </w:r>
+      <w:r>
+        <w:rPr>
+          <w:rStyle w:val="ExtensionTok"/>
+        </w:rPr>
+        <w:t xml:space="preserve">php</w:t>
+      </w:r>
+      <w:r>
+        <w:rPr>
+          <w:rStyle w:val="NormalTok"/>
+        </w:rPr>
+        <w:t xml:space="preserve"> symfony integrity:schedule </w:t>
+      </w:r>
+      <w:r>
+        <w:rPr>
+          <w:rStyle w:val="AttributeTok"/>
+        </w:rPr>
+        <w:t xml:space="preserve">--list</w:t>
+      </w:r>
+      <w:r>
+        <w:br/>
+      </w:r>
+      <w:r>
+        <w:br/>
+      </w:r>
+      <w:r>
+        <w:rPr>
+          <w:rStyle w:val="CommentTok"/>
+        </w:rPr>
+        <w:t xml:space="preserve"># Show status summary</w:t>
+      </w:r>
+      <w:r>
+        <w:br/>
+      </w:r>
+      <w:r>
+        <w:rPr>
+          <w:rStyle w:val="ExtensionTok"/>
+        </w:rPr>
+        <w:t xml:space="preserve">php</w:t>
+      </w:r>
+      <w:r>
+        <w:rPr>
+          <w:rStyle w:val="NormalTok"/>
+        </w:rPr>
+        <w:t xml:space="preserve"> symfony integrity:schedule </w:t>
+      </w:r>
+      <w:r>
+        <w:rPr>
+          <w:rStyle w:val="AttributeTok"/>
+        </w:rPr>
+        <w:t xml:space="preserve">--status</w:t>
+      </w:r>
+      <w:r>
+        <w:br/>
+      </w:r>
+      <w:r>
+        <w:br/>
+      </w:r>
+      <w:r>
+        <w:rPr>
+          <w:rStyle w:val="CommentTok"/>
+        </w:rPr>
+        <w:t xml:space="preserve"># Run all due schedules (use in cron)</w:t>
+      </w:r>
+      <w:r>
+        <w:br/>
+      </w:r>
+      <w:r>
+        <w:rPr>
+          <w:rStyle w:val="ExtensionTok"/>
+        </w:rPr>
+        <w:t xml:space="preserve">php</w:t>
+      </w:r>
+      <w:r>
+        <w:rPr>
+          <w:rStyle w:val="NormalTok"/>
+        </w:rPr>
+        <w:t xml:space="preserve"> symfony integrity:schedule </w:t>
+      </w:r>
+      <w:r>
+        <w:rPr>
+          <w:rStyle w:val="AttributeTok"/>
+        </w:rPr>
+        <w:t xml:space="preserve">--run-due</w:t>
+      </w:r>
+      <w:r>
+        <w:br/>
+      </w:r>
+      <w:r>
+        <w:br/>
+      </w:r>
+      <w:r>
+        <w:rPr>
+          <w:rStyle w:val="CommentTok"/>
+        </w:rPr>
+        <w:t xml:space="preserve"># Run specific schedule</w:t>
+      </w:r>
+      <w:r>
+        <w:br/>
+      </w:r>
+      <w:r>
+        <w:rPr>
+          <w:rStyle w:val="ExtensionTok"/>
+        </w:rPr>
+        <w:t xml:space="preserve">php</w:t>
+      </w:r>
+      <w:r>
+        <w:rPr>
+          <w:rStyle w:val="NormalTok"/>
+        </w:rPr>
+        <w:t xml:space="preserve"> symfony integrity:schedule </w:t>
+      </w:r>
+      <w:r>
+        <w:rPr>
+          <w:rStyle w:val="AttributeTok"/>
+        </w:rPr>
+        <w:t xml:space="preserve">--run-id</w:t>
+      </w:r>
+      <w:r>
+        <w:rPr>
+          <w:rStyle w:val="OperatorTok"/>
+        </w:rPr>
+        <w:t xml:space="preserve">=</w:t>
+      </w:r>
+      <w:r>
+        <w:rPr>
+          <w:rStyle w:val="NormalTok"/>
+        </w:rPr>
+        <w:t xml:space="preserve">1</w:t>
+      </w:r>
+      <w:r>
+        <w:br/>
+      </w:r>
+      <w:r>
+        <w:br/>
+      </w:r>
+      <w:r>
+        <w:rPr>
+          <w:rStyle w:val="CommentTok"/>
+        </w:rPr>
+        <w:t xml:space="preserve"># Enable/disable</w:t>
+      </w:r>
+      <w:r>
+        <w:br/>
+      </w:r>
+      <w:r>
+        <w:rPr>
+          <w:rStyle w:val="ExtensionTok"/>
+        </w:rPr>
+        <w:t xml:space="preserve">php</w:t>
+      </w:r>
+      <w:r>
+        <w:rPr>
+          <w:rStyle w:val="NormalTok"/>
+        </w:rPr>
+        <w:t xml:space="preserve"> symfony integrity:schedule </w:t>
+      </w:r>
+      <w:r>
+        <w:rPr>
+          <w:rStyle w:val="AttributeTok"/>
+        </w:rPr>
+        <w:t xml:space="preserve">--enable</w:t>
+      </w:r>
+      <w:r>
+        <w:rPr>
+          <w:rStyle w:val="OperatorTok"/>
+        </w:rPr>
+        <w:t xml:space="preserve">=</w:t>
+      </w:r>
+      <w:r>
+        <w:rPr>
+          <w:rStyle w:val="NormalTok"/>
+        </w:rPr>
+        <w:t xml:space="preserve">1</w:t>
+      </w:r>
+      <w:r>
+        <w:br/>
+      </w:r>
+      <w:r>
+        <w:rPr>
+          <w:rStyle w:val="ExtensionTok"/>
+        </w:rPr>
+        <w:t xml:space="preserve">php</w:t>
+      </w:r>
+      <w:r>
+        <w:rPr>
+          <w:rStyle w:val="NormalTok"/>
+        </w:rPr>
+        <w:t xml:space="preserve"> symfony integrity:schedule </w:t>
+      </w:r>
+      <w:r>
+        <w:rPr>
+          <w:rStyle w:val="AttributeTok"/>
+        </w:rPr>
+        <w:t xml:space="preserve">--disable</w:t>
+      </w:r>
+      <w:r>
+        <w:rPr>
+          <w:rStyle w:val="OperatorTok"/>
+        </w:rPr>
+        <w:t xml:space="preserve">=</w:t>
+      </w:r>
+      <w:r>
+        <w:rPr>
+          <w:rStyle w:val="NormalTok"/>
+        </w:rPr>
+        <w:t xml:space="preserve">2</w:t>
+      </w:r>
+    </w:p>
+    <w:bookmarkEnd w:id="57"/>
+    <w:bookmarkStart w:id="58" w:name="integrityreport"/>
+    <w:p>
+      <w:pPr>
+        <w:pStyle w:val="Heading3"/>
+      </w:pPr>
+      <w:r>
+        <w:t xml:space="preserve">integrity:report</w:t>
+      </w:r>
+    </w:p>
+    <w:p>
+      <w:pPr>
+        <w:pStyle w:val="SourceCode"/>
+      </w:pPr>
+      <w:r>
+        <w:rPr>
+          <w:rStyle w:val="CommentTok"/>
+        </w:rPr>
+        <w:t xml:space="preserve"># Summary report</w:t>
+      </w:r>
+      <w:r>
+        <w:br/>
+      </w:r>
+      <w:r>
+        <w:rPr>
+          <w:rStyle w:val="ExtensionTok"/>
+        </w:rPr>
+        <w:t xml:space="preserve">php</w:t>
+      </w:r>
+      <w:r>
+        <w:rPr>
+          <w:rStyle w:val="NormalTok"/>
+        </w:rPr>
+        <w:t xml:space="preserve"> symfony integrity:report </w:t>
+      </w:r>
+      <w:r>
+        <w:rPr>
+          <w:rStyle w:val="AttributeTok"/>
+        </w:rPr>
+        <w:t xml:space="preserve">--summary</w:t>
+      </w:r>
+      <w:r>
+        <w:br/>
+      </w:r>
+      <w:r>
+        <w:br/>
+      </w:r>
+      <w:r>
+        <w:rPr>
+          <w:rStyle w:val="CommentTok"/>
+        </w:rPr>
+        <w:t xml:space="preserve"># Dead letter report</w:t>
+      </w:r>
+      <w:r>
+        <w:br/>
+      </w:r>
+      <w:r>
+        <w:rPr>
+          <w:rStyle w:val="ExtensionTok"/>
+        </w:rPr>
+        <w:t xml:space="preserve">php</w:t>
+      </w:r>
+      <w:r>
+        <w:rPr>
+          <w:rStyle w:val="NormalTok"/>
+        </w:rPr>
+        <w:t xml:space="preserve"> symfony integrity:report </w:t>
+      </w:r>
+      <w:r>
+        <w:rPr>
+          <w:rStyle w:val="AttributeTok"/>
+        </w:rPr>
+        <w:t xml:space="preserve">--dead-letter</w:t>
+      </w:r>
+      <w:r>
+        <w:br/>
+      </w:r>
+      <w:r>
+        <w:br/>
+      </w:r>
+      <w:r>
+        <w:rPr>
+          <w:rStyle w:val="CommentTok"/>
+        </w:rPr>
+        <w:t xml:space="preserve"># Date-filtered ledger report</w:t>
+      </w:r>
+      <w:r>
+        <w:br/>
+      </w:r>
+      <w:r>
+        <w:rPr>
+          <w:rStyle w:val="ExtensionTok"/>
+        </w:rPr>
+        <w:t xml:space="preserve">php</w:t>
+      </w:r>
+      <w:r>
+        <w:rPr>
+          <w:rStyle w:val="NormalTok"/>
+        </w:rPr>
+        <w:t xml:space="preserve"> symfony integrity:report </w:t>
+      </w:r>
+      <w:r>
+        <w:rPr>
+          <w:rStyle w:val="AttributeTok"/>
+        </w:rPr>
+        <w:t xml:space="preserve">--date-from</w:t>
+      </w:r>
+      <w:r>
+        <w:rPr>
+          <w:rStyle w:val="OperatorTok"/>
+        </w:rPr>
+        <w:t xml:space="preserve">=</w:t>
+      </w:r>
+      <w:r>
+        <w:rPr>
+          <w:rStyle w:val="NormalTok"/>
+        </w:rPr>
+        <w:t xml:space="preserve">2026-01-01 </w:t>
+      </w:r>
+      <w:r>
+        <w:rPr>
+          <w:rStyle w:val="AttributeTok"/>
+        </w:rPr>
+        <w:t xml:space="preserve">--date-to</w:t>
+      </w:r>
+      <w:r>
+        <w:rPr>
+          <w:rStyle w:val="OperatorTok"/>
+        </w:rPr>
+        <w:t xml:space="preserve">=</w:t>
+      </w:r>
+      <w:r>
+        <w:rPr>
+          <w:rStyle w:val="NormalTok"/>
+        </w:rPr>
+        <w:t xml:space="preserve">2026-02-28</w:t>
+      </w:r>
+      <w:r>
+        <w:br/>
+      </w:r>
+      <w:r>
+        <w:br/>
+      </w:r>
+      <w:r>
+        <w:rPr>
+          <w:rStyle w:val="CommentTok"/>
+        </w:rPr>
+        <w:t xml:space="preserve"># JSON output (for monitoring integration)</w:t>
+      </w:r>
+      <w:r>
+        <w:br/>
+      </w:r>
+      <w:r>
+        <w:rPr>
+          <w:rStyle w:val="ExtensionTok"/>
+        </w:rPr>
+        <w:t xml:space="preserve">php</w:t>
+      </w:r>
+      <w:r>
+        <w:rPr>
+          <w:rStyle w:val="NormalTok"/>
+        </w:rPr>
+        <w:t xml:space="preserve"> symfony integrity:report </w:t>
+      </w:r>
+      <w:r>
+        <w:rPr>
+          <w:rStyle w:val="AttributeTok"/>
+        </w:rPr>
+        <w:t xml:space="preserve">--summary</w:t>
+      </w:r>
+      <w:r>
+        <w:rPr>
+          <w:rStyle w:val="NormalTok"/>
+        </w:rPr>
+        <w:t xml:space="preserve"> </w:t>
+      </w:r>
+      <w:r>
+        <w:rPr>
+          <w:rStyle w:val="AttributeTok"/>
+        </w:rPr>
+        <w:t xml:space="preserve">--format</w:t>
+      </w:r>
+      <w:r>
+        <w:rPr>
+          <w:rStyle w:val="OperatorTok"/>
+        </w:rPr>
+        <w:t xml:space="preserve">=</w:t>
+      </w:r>
+      <w:r>
+        <w:rPr>
+          <w:rStyle w:val="NormalTok"/>
+        </w:rPr>
+        <w:t xml:space="preserve">json</w:t>
+      </w:r>
+      <w:r>
+        <w:br/>
+      </w:r>
+      <w:r>
+        <w:br/>
+      </w:r>
+      <w:r>
+        <w:rPr>
+          <w:rStyle w:val="CommentTok"/>
+        </w:rPr>
+        <w:t xml:space="preserve"># CSV output (for spreadsheets)</w:t>
+      </w:r>
+      <w:r>
+        <w:br/>
+      </w:r>
+      <w:r>
+        <w:rPr>
+          <w:rStyle w:val="ExtensionTok"/>
+        </w:rPr>
+        <w:t xml:space="preserve">php</w:t>
+      </w:r>
+      <w:r>
+        <w:rPr>
+          <w:rStyle w:val="NormalTok"/>
+        </w:rPr>
+        <w:t xml:space="preserve"> symfony integrity:report </w:t>
+      </w:r>
+      <w:r>
+        <w:rPr>
+          <w:rStyle w:val="AttributeTok"/>
+        </w:rPr>
+        <w:t xml:space="preserve">--dead-letter</w:t>
+      </w:r>
+      <w:r>
+        <w:rPr>
+          <w:rStyle w:val="NormalTok"/>
+        </w:rPr>
+        <w:t xml:space="preserve"> </w:t>
+      </w:r>
+      <w:r>
+        <w:rPr>
+          <w:rStyle w:val="AttributeTok"/>
+        </w:rPr>
+        <w:t xml:space="preserve">--format</w:t>
+      </w:r>
+      <w:r>
+        <w:rPr>
+          <w:rStyle w:val="OperatorTok"/>
+        </w:rPr>
+        <w:t xml:space="preserve">=</w:t>
+      </w:r>
+      <w:r>
+        <w:rPr>
+          <w:rStyle w:val="NormalTok"/>
+        </w:rPr>
+        <w:t xml:space="preserve">csv</w:t>
+      </w:r>
+      <w:r>
+        <w:br/>
+      </w:r>
+      <w:r>
+        <w:br/>
+      </w:r>
+      <w:r>
+        <w:rPr>
+          <w:rStyle w:val="CommentTok"/>
+        </w:rPr>
+        <w:t xml:space="preserve"># Export full ledger to CSV</w:t>
+      </w:r>
+      <w:r>
+        <w:br/>
+      </w:r>
+      <w:r>
+        <w:rPr>
+          <w:rStyle w:val="ExtensionTok"/>
+        </w:rPr>
+        <w:t xml:space="preserve">php</w:t>
+      </w:r>
+      <w:r>
+        <w:rPr>
+          <w:rStyle w:val="NormalTok"/>
+        </w:rPr>
+        <w:t xml:space="preserve"> symfony integrity:report </w:t>
+      </w:r>
+      <w:r>
+        <w:rPr>
+          <w:rStyle w:val="AttributeTok"/>
+        </w:rPr>
+        <w:t xml:space="preserve">--export-csv</w:t>
+      </w:r>
+      <w:r>
+        <w:rPr>
+          <w:rStyle w:val="OperatorTok"/>
+        </w:rPr>
+        <w:t xml:space="preserve">=</w:t>
+      </w:r>
+      <w:r>
+        <w:rPr>
+          <w:rStyle w:val="NormalTok"/>
+        </w:rPr>
+        <w:t xml:space="preserve">/tmp/ledger.csv</w:t>
+      </w:r>
+      <w:r>
+        <w:br/>
+      </w:r>
+      <w:r>
+        <w:br/>
+      </w:r>
+      <w:r>
+        <w:rPr>
+          <w:rStyle w:val="CommentTok"/>
+        </w:rPr>
+        <w:t xml:space="preserve"># Generate auditor pack</w:t>
+      </w:r>
+      <w:r>
+        <w:br/>
+      </w:r>
+      <w:r>
+        <w:rPr>
+          <w:rStyle w:val="ExtensionTok"/>
+        </w:rPr>
+        <w:t xml:space="preserve">php</w:t>
+      </w:r>
+      <w:r>
+        <w:rPr>
+          <w:rStyle w:val="NormalTok"/>
+        </w:rPr>
+        <w:t xml:space="preserve"> symfony integrity:report </w:t>
+      </w:r>
+      <w:r>
+        <w:rPr>
+          <w:rStyle w:val="AttributeTok"/>
+        </w:rPr>
+        <w:t xml:space="preserve">--auditor-pack</w:t>
+      </w:r>
+      <w:r>
+        <w:rPr>
+          <w:rStyle w:val="OperatorTok"/>
+        </w:rPr>
+        <w:t xml:space="preserve">=</w:t>
+      </w:r>
+      <w:r>
+        <w:rPr>
+          <w:rStyle w:val="NormalTok"/>
+        </w:rPr>
+        <w:t xml:space="preserve">/tmp/auditor.zip</w:t>
+      </w:r>
+    </w:p>
+    <w:bookmarkEnd w:id="58"/>
+    <w:bookmarkStart w:id="59" w:name="integrityretention"/>
+    <w:p>
+      <w:pPr>
+        <w:pStyle w:val="Heading3"/>
+      </w:pPr>
+      <w:r>
+        <w:t xml:space="preserve">integrity:retention</w:t>
+      </w:r>
+    </w:p>
+    <w:p>
+      <w:pPr>
+        <w:pStyle w:val="SourceCode"/>
+      </w:pPr>
+      <w:r>
+        <w:rPr>
+          <w:rStyle w:val="CommentTok"/>
+        </w:rPr>
+        <w:t xml:space="preserve"># List all retention policies</w:t>
+      </w:r>
+      <w:r>
+        <w:br/>
+      </w:r>
+      <w:r>
+        <w:rPr>
+          <w:rStyle w:val="ExtensionTok"/>
+        </w:rPr>
+        <w:t xml:space="preserve">php</w:t>
+      </w:r>
+      <w:r>
+        <w:rPr>
+          <w:rStyle w:val="NormalTok"/>
+        </w:rPr>
+        <w:t xml:space="preserve"> symfony integrity:retention </w:t>
+      </w:r>
+      <w:r>
+        <w:rPr>
+          <w:rStyle w:val="AttributeTok"/>
+        </w:rPr>
+        <w:t xml:space="preserve">--list</w:t>
+      </w:r>
+      <w:r>
+        <w:br/>
+      </w:r>
+      <w:r>
+        <w:br/>
+      </w:r>
+      <w:r>
+        <w:rPr>
+          <w:rStyle w:val="CommentTok"/>
+        </w:rPr>
+        <w:t xml:space="preserve"># Show retention &amp; disposition status</w:t>
+      </w:r>
+      <w:r>
+        <w:br/>
+      </w:r>
+      <w:r>
+        <w:rPr>
+          <w:rStyle w:val="ExtensionTok"/>
+        </w:rPr>
+        <w:t xml:space="preserve">php</w:t>
+      </w:r>
+      <w:r>
+        <w:rPr>
+          <w:rStyle w:val="NormalTok"/>
+        </w:rPr>
+        <w:t xml:space="preserve"> symfony integrity:retention </w:t>
+      </w:r>
+      <w:r>
+        <w:rPr>
+          <w:rStyle w:val="AttributeTok"/>
+        </w:rPr>
+        <w:t xml:space="preserve">--status</w:t>
+      </w:r>
+      <w:r>
+        <w:br/>
+      </w:r>
+      <w:r>
+        <w:br/>
+      </w:r>
+      <w:r>
+        <w:rPr>
+          <w:rStyle w:val="CommentTok"/>
+        </w:rPr>
+        <w:t xml:space="preserve"># Scan for eligible disposition candidates</w:t>
+      </w:r>
+      <w:r>
+        <w:br/>
+      </w:r>
+      <w:r>
+        <w:rPr>
+          <w:rStyle w:val="ExtensionTok"/>
+        </w:rPr>
+        <w:t xml:space="preserve">php</w:t>
+      </w:r>
+      <w:r>
+        <w:rPr>
+          <w:rStyle w:val="NormalTok"/>
+        </w:rPr>
+        <w:t xml:space="preserve"> symfony integrity:retention </w:t>
+      </w:r>
+      <w:r>
+        <w:rPr>
+          <w:rStyle w:val="AttributeTok"/>
+        </w:rPr>
+        <w:t xml:space="preserve">--scan-eligible</w:t>
+      </w:r>
+      <w:r>
+        <w:br/>
+      </w:r>
+      <w:r>
+        <w:br/>
+      </w:r>
+      <w:r>
+        <w:rPr>
+          <w:rStyle w:val="CommentTok"/>
+        </w:rPr>
+        <w:t xml:space="preserve"># Scan for specific policy</w:t>
+      </w:r>
+      <w:r>
+        <w:br/>
+      </w:r>
+      <w:r>
+        <w:rPr>
+          <w:rStyle w:val="ExtensionTok"/>
+        </w:rPr>
+        <w:t xml:space="preserve">php</w:t>
+      </w:r>
+      <w:r>
+        <w:rPr>
+          <w:rStyle w:val="NormalTok"/>
+        </w:rPr>
+        <w:t xml:space="preserve"> symfony integrity:retention </w:t>
+      </w:r>
+      <w:r>
+        <w:rPr>
+          <w:rStyle w:val="AttributeTok"/>
+        </w:rPr>
+        <w:t xml:space="preserve">--scan-eligible</w:t>
+      </w:r>
+      <w:r>
+        <w:rPr>
+          <w:rStyle w:val="NormalTok"/>
+        </w:rPr>
+        <w:t xml:space="preserve"> </w:t>
+      </w:r>
+      <w:r>
+        <w:rPr>
+          <w:rStyle w:val="AttributeTok"/>
+        </w:rPr>
+        <w:t xml:space="preserve">--policy-id</w:t>
+      </w:r>
+      <w:r>
+        <w:rPr>
+          <w:rStyle w:val="OperatorTok"/>
+        </w:rPr>
+        <w:t xml:space="preserve">=</w:t>
+      </w:r>
+      <w:r>
+        <w:rPr>
+          <w:rStyle w:val="NormalTok"/>
+        </w:rPr>
+        <w:t xml:space="preserve">1</w:t>
+      </w:r>
+      <w:r>
+        <w:br/>
+      </w:r>
+      <w:r>
+        <w:br/>
+      </w:r>
+      <w:r>
+        <w:rPr>
+          <w:rStyle w:val="CommentTok"/>
+        </w:rPr>
+        <w:t xml:space="preserve"># Process approved dispositions (mark as disposed)</w:t>
+      </w:r>
+      <w:r>
+        <w:br/>
+      </w:r>
+      <w:r>
+        <w:rPr>
+          <w:rStyle w:val="ExtensionTok"/>
+        </w:rPr>
+        <w:t xml:space="preserve">php</w:t>
+      </w:r>
+      <w:r>
+        <w:rPr>
+          <w:rStyle w:val="NormalTok"/>
+        </w:rPr>
+        <w:t xml:space="preserve"> symfony integrity:retention </w:t>
+      </w:r>
+      <w:r>
+        <w:rPr>
+          <w:rStyle w:val="AttributeTok"/>
+        </w:rPr>
+        <w:t xml:space="preserve">--process-queue</w:t>
+      </w:r>
+      <w:r>
+        <w:br/>
+      </w:r>
+      <w:r>
+        <w:br/>
+      </w:r>
+      <w:r>
+        <w:rPr>
+          <w:rStyle w:val="CommentTok"/>
+        </w:rPr>
+        <w:t xml:space="preserve"># Place a legal hold</w:t>
+      </w:r>
+      <w:r>
+        <w:br/>
+      </w:r>
+      <w:r>
+        <w:rPr>
+          <w:rStyle w:val="ExtensionTok"/>
+        </w:rPr>
+        <w:t xml:space="preserve">php</w:t>
+      </w:r>
+      <w:r>
+        <w:rPr>
+          <w:rStyle w:val="NormalTok"/>
+        </w:rPr>
+        <w:t xml:space="preserve"> symfony integrity:retention </w:t>
+      </w:r>
+      <w:r>
+        <w:rPr>
+          <w:rStyle w:val="AttributeTok"/>
+        </w:rPr>
+        <w:t xml:space="preserve">--hold</w:t>
+      </w:r>
+      <w:r>
+        <w:rPr>
+          <w:rStyle w:val="OperatorTok"/>
+        </w:rPr>
+        <w:t xml:space="preserve">=</w:t>
+      </w:r>
+      <w:r>
+        <w:rPr>
+          <w:rStyle w:val="NormalTok"/>
+        </w:rPr>
+        <w:t xml:space="preserve">12345 </w:t>
+      </w:r>
+      <w:r>
+        <w:rPr>
+          <w:rStyle w:val="AttributeTok"/>
+        </w:rPr>
+        <w:t xml:space="preserve">--reason</w:t>
+      </w:r>
+      <w:r>
+        <w:rPr>
+          <w:rStyle w:val="OperatorTok"/>
+        </w:rPr>
+        <w:t xml:space="preserve">=</w:t>
+      </w:r>
+      <w:r>
+        <w:rPr>
+          <w:rStyle w:val="StringTok"/>
+        </w:rPr>
+        <w:t xml:space="preserve">"Legal investigation"</w:t>
+      </w:r>
+      <w:r>
+        <w:br/>
+      </w:r>
+      <w:r>
+        <w:br/>
+      </w:r>
+      <w:r>
+        <w:rPr>
+          <w:rStyle w:val="CommentTok"/>
+        </w:rPr>
+        <w:t xml:space="preserve"># Release a legal hold</w:t>
+      </w:r>
+      <w:r>
+        <w:br/>
+      </w:r>
+      <w:r>
+        <w:rPr>
+          <w:rStyle w:val="ExtensionTok"/>
+        </w:rPr>
+        <w:t xml:space="preserve">php</w:t>
+      </w:r>
+      <w:r>
+        <w:rPr>
+          <w:rStyle w:val="NormalTok"/>
+        </w:rPr>
+        <w:t xml:space="preserve"> symfony integrity:retention </w:t>
+      </w:r>
+      <w:r>
+        <w:rPr>
+          <w:rStyle w:val="AttributeTok"/>
+        </w:rPr>
+        <w:t xml:space="preserve">--release</w:t>
+      </w:r>
+      <w:r>
+        <w:rPr>
+          <w:rStyle w:val="OperatorTok"/>
+        </w:rPr>
+        <w:t xml:space="preserve">=</w:t>
+      </w:r>
+      <w:r>
+        <w:rPr>
+          <w:rStyle w:val="NormalTok"/>
+        </w:rPr>
+        <w:t xml:space="preserve">1</w:t>
+      </w:r>
+    </w:p>
+    <w:bookmarkEnd w:id="59"/>
+    <w:bookmarkEnd w:id="60"/>
+    <w:bookmarkStart w:id="61" w:name="cron-setup"/>
+    <w:p>
+      <w:pPr>
+        <w:pStyle w:val="Heading2"/>
+      </w:pPr>
+      <w:r>
+        <w:t xml:space="preserve">Cron Setup</w:t>
+      </w:r>
+    </w:p>
+    <w:p>
+      <w:pPr>
+        <w:pStyle w:val="FirstParagraph"/>
+      </w:pPr>
+      <w:r>
+        <w:t xml:space="preserve">Add these entries to your system crontab:</w:t>
+      </w:r>
+    </w:p>
+    <w:p>
+      <w:pPr>
+        <w:pStyle w:val="SourceCode"/>
+      </w:pPr>
+      <w:r>
+        <w:rPr>
+          <w:rStyle w:val="CommentTok"/>
+        </w:rPr>
+        <w:t xml:space="preserve"># Run due integrity schedules every 15 minutes</w:t>
+      </w:r>
+      <w:r>
+        <w:br/>
+      </w:r>
+      <w:r>
+        <w:rPr>
+          <w:rStyle w:val="ExtensionTok"/>
+        </w:rPr>
+        <w:t xml:space="preserve">*/15</w:t>
+      </w:r>
+      <w:r>
+        <w:rPr>
+          <w:rStyle w:val="NormalTok"/>
+        </w:rPr>
+        <w:t xml:space="preserve"> </w:t>
+      </w:r>
+      <w:r>
+        <w:rPr>
+          <w:rStyle w:val="PreprocessorTok"/>
+        </w:rPr>
+        <w:t xml:space="preserve">*</w:t>
+      </w:r>
+      <w:r>
+        <w:rPr>
+          <w:rStyle w:val="NormalTok"/>
+        </w:rPr>
+        <w:t xml:space="preserve"> </w:t>
+      </w:r>
+      <w:r>
+        <w:rPr>
+          <w:rStyle w:val="PreprocessorTok"/>
+        </w:rPr>
+        <w:t xml:space="preserve">*</w:t>
+      </w:r>
+      <w:r>
+        <w:rPr>
+          <w:rStyle w:val="NormalTok"/>
+        </w:rPr>
+        <w:t xml:space="preserve"> </w:t>
+      </w:r>
+      <w:r>
+        <w:rPr>
+          <w:rStyle w:val="PreprocessorTok"/>
+        </w:rPr>
+        <w:t xml:space="preserve">*</w:t>
+      </w:r>
+      <w:r>
+        <w:rPr>
+          <w:rStyle w:val="NormalTok"/>
+        </w:rPr>
+        <w:t xml:space="preserve"> </w:t>
+      </w:r>
+      <w:r>
+        <w:rPr>
+          <w:rStyle w:val="PreprocessorTok"/>
+        </w:rPr>
+        <w:t xml:space="preserve">*</w:t>
+      </w:r>
+      <w:r>
+        <w:rPr>
+          <w:rStyle w:val="NormalTok"/>
+        </w:rPr>
+        <w:t xml:space="preserve"> cd /usr/share/nginx/archive </w:t>
+      </w:r>
+      <w:r>
+        <w:rPr>
+          <w:rStyle w:val="KeywordTok"/>
+        </w:rPr>
+        <w:t xml:space="preserve">&amp;&amp;</w:t>
+      </w:r>
+      <w:r>
+        <w:rPr>
+          <w:rStyle w:val="NormalTok"/>
+        </w:rPr>
+        <w:t xml:space="preserve"> </w:t>
+      </w:r>
+      <w:r>
+        <w:rPr>
+          <w:rStyle w:val="ExtensionTok"/>
+        </w:rPr>
+        <w:t xml:space="preserve">php</w:t>
+      </w:r>
+      <w:r>
+        <w:rPr>
+          <w:rStyle w:val="NormalTok"/>
+        </w:rPr>
+        <w:t xml:space="preserve"> symfony integrity:schedule </w:t>
+      </w:r>
+      <w:r>
+        <w:rPr>
+          <w:rStyle w:val="AttributeTok"/>
+        </w:rPr>
+        <w:t xml:space="preserve">--run-due</w:t>
+      </w:r>
+      <w:r>
+        <w:rPr>
+          <w:rStyle w:val="NormalTok"/>
+        </w:rPr>
+        <w:t xml:space="preserve"> </w:t>
+      </w:r>
+      <w:r>
+        <w:rPr>
+          <w:rStyle w:val="OperatorTok"/>
+        </w:rPr>
+        <w:t xml:space="preserve">&gt;&gt;</w:t>
+      </w:r>
+      <w:r>
+        <w:rPr>
+          <w:rStyle w:val="NormalTok"/>
+        </w:rPr>
+        <w:t xml:space="preserve"> /var/log/atom/integrity-scheduler.log </w:t>
+      </w:r>
+      <w:r>
+        <w:rPr>
+          <w:rStyle w:val="DecValTok"/>
+        </w:rPr>
+        <w:t xml:space="preserve">2</w:t>
+      </w:r>
+      <w:r>
+        <w:rPr>
+          <w:rStyle w:val="OperatorTok"/>
+        </w:rPr>
+        <w:t xml:space="preserve">&gt;&amp;</w:t>
+      </w:r>
+      <w:r>
+        <w:rPr>
+          <w:rStyle w:val="DecValTok"/>
+        </w:rPr>
+        <w:t xml:space="preserve">1</w:t>
+      </w:r>
+      <w:r>
+        <w:br/>
+      </w:r>
+      <w:r>
+        <w:br/>
+      </w:r>
+      <w:r>
+        <w:rPr>
+          <w:rStyle w:val="CommentTok"/>
+        </w:rPr>
+        <w:t xml:space="preserve"># Scan for retention-eligible objects daily at 1am</w:t>
+      </w:r>
+      <w:r>
+        <w:br/>
+      </w:r>
+      <w:r>
+        <w:rPr>
+          <w:rStyle w:val="ExtensionTok"/>
+        </w:rPr>
+        <w:t xml:space="preserve">0</w:t>
+      </w:r>
+      <w:r>
+        <w:rPr>
+          <w:rStyle w:val="NormalTok"/>
+        </w:rPr>
+        <w:t xml:space="preserve"> 1 </w:t>
+      </w:r>
+      <w:r>
+        <w:rPr>
+          <w:rStyle w:val="PreprocessorTok"/>
+        </w:rPr>
+        <w:t xml:space="preserve">*</w:t>
+      </w:r>
+      <w:r>
+        <w:rPr>
+          <w:rStyle w:val="NormalTok"/>
+        </w:rPr>
+        <w:t xml:space="preserve"> </w:t>
+      </w:r>
+      <w:r>
+        <w:rPr>
+          <w:rStyle w:val="PreprocessorTok"/>
+        </w:rPr>
+        <w:t xml:space="preserve">*</w:t>
+      </w:r>
+      <w:r>
+        <w:rPr>
+          <w:rStyle w:val="NormalTok"/>
+        </w:rPr>
+        <w:t xml:space="preserve"> </w:t>
+      </w:r>
+      <w:r>
+        <w:rPr>
+          <w:rStyle w:val="PreprocessorTok"/>
+        </w:rPr>
+        <w:t xml:space="preserve">*</w:t>
+      </w:r>
+      <w:r>
+        <w:rPr>
+          <w:rStyle w:val="NormalTok"/>
+        </w:rPr>
+        <w:t xml:space="preserve"> cd /usr/share/nginx/archive </w:t>
+      </w:r>
+      <w:r>
+        <w:rPr>
+          <w:rStyle w:val="KeywordTok"/>
+        </w:rPr>
+        <w:t xml:space="preserve">&amp;&amp;</w:t>
+      </w:r>
+      <w:r>
+        <w:rPr>
+          <w:rStyle w:val="NormalTok"/>
+        </w:rPr>
+        <w:t xml:space="preserve"> </w:t>
+      </w:r>
+      <w:r>
+        <w:rPr>
+          <w:rStyle w:val="ExtensionTok"/>
+        </w:rPr>
+        <w:t xml:space="preserve">php</w:t>
+      </w:r>
+      <w:r>
+        <w:rPr>
+          <w:rStyle w:val="NormalTok"/>
+        </w:rPr>
+        <w:t xml:space="preserve"> symfony integrity:retention </w:t>
+      </w:r>
+      <w:r>
+        <w:rPr>
+          <w:rStyle w:val="AttributeTok"/>
+        </w:rPr>
+        <w:t xml:space="preserve">--scan-eligible</w:t>
+      </w:r>
+      <w:r>
+        <w:rPr>
+          <w:rStyle w:val="NormalTok"/>
+        </w:rPr>
+        <w:t xml:space="preserve"> </w:t>
+      </w:r>
+      <w:r>
+        <w:rPr>
+          <w:rStyle w:val="OperatorTok"/>
+        </w:rPr>
+        <w:t xml:space="preserve">&gt;&gt;</w:t>
+      </w:r>
+      <w:r>
+        <w:rPr>
+          <w:rStyle w:val="NormalTok"/>
+        </w:rPr>
+        <w:t xml:space="preserve"> /var/log/atom/integrity-retention.log </w:t>
+      </w:r>
+      <w:r>
+        <w:rPr>
+          <w:rStyle w:val="DecValTok"/>
+        </w:rPr>
+        <w:t xml:space="preserve">2</w:t>
+      </w:r>
+      <w:r>
+        <w:rPr>
+          <w:rStyle w:val="OperatorTok"/>
+        </w:rPr>
+        <w:t xml:space="preserve">&gt;&amp;</w:t>
+      </w:r>
+      <w:r>
+        <w:rPr>
+          <w:rStyle w:val="DecValTok"/>
+        </w:rPr>
+        <w:t xml:space="preserve">1</w:t>
+      </w:r>
+      <w:r>
+        <w:br/>
+      </w:r>
+      <w:r>
+        <w:br/>
+      </w:r>
+      <w:r>
+        <w:rPr>
+          <w:rStyle w:val="CommentTok"/>
+        </w:rPr>
+        <w:t xml:space="preserve"># Process approved dispositions daily at 2am</w:t>
+      </w:r>
+      <w:r>
+        <w:br/>
+      </w:r>
+      <w:r>
+        <w:rPr>
+          <w:rStyle w:val="ExtensionTok"/>
+        </w:rPr>
+        <w:t xml:space="preserve">0</w:t>
+      </w:r>
+      <w:r>
+        <w:rPr>
+          <w:rStyle w:val="NormalTok"/>
+        </w:rPr>
+        <w:t xml:space="preserve"> 2 </w:t>
+      </w:r>
+      <w:r>
+        <w:rPr>
+          <w:rStyle w:val="PreprocessorTok"/>
+        </w:rPr>
+        <w:t xml:space="preserve">*</w:t>
+      </w:r>
+      <w:r>
+        <w:rPr>
+          <w:rStyle w:val="NormalTok"/>
+        </w:rPr>
+        <w:t xml:space="preserve"> </w:t>
+      </w:r>
+      <w:r>
+        <w:rPr>
+          <w:rStyle w:val="PreprocessorTok"/>
+        </w:rPr>
+        <w:t xml:space="preserve">*</w:t>
+      </w:r>
+      <w:r>
+        <w:rPr>
+          <w:rStyle w:val="NormalTok"/>
+        </w:rPr>
+        <w:t xml:space="preserve"> </w:t>
+      </w:r>
+      <w:r>
+        <w:rPr>
+          <w:rStyle w:val="PreprocessorTok"/>
+        </w:rPr>
+        <w:t xml:space="preserve">*</w:t>
+      </w:r>
+      <w:r>
+        <w:rPr>
+          <w:rStyle w:val="NormalTok"/>
+        </w:rPr>
+        <w:t xml:space="preserve"> cd /usr/share/nginx/archive </w:t>
+      </w:r>
+      <w:r>
+        <w:rPr>
+          <w:rStyle w:val="KeywordTok"/>
+        </w:rPr>
+        <w:t xml:space="preserve">&amp;&amp;</w:t>
+      </w:r>
+      <w:r>
+        <w:rPr>
+          <w:rStyle w:val="NormalTok"/>
+        </w:rPr>
+        <w:t xml:space="preserve"> </w:t>
+      </w:r>
+      <w:r>
+        <w:rPr>
+          <w:rStyle w:val="ExtensionTok"/>
+        </w:rPr>
+        <w:t xml:space="preserve">php</w:t>
+      </w:r>
+      <w:r>
+        <w:rPr>
+          <w:rStyle w:val="NormalTok"/>
+        </w:rPr>
+        <w:t xml:space="preserve"> symfony integrity:retention </w:t>
+      </w:r>
+      <w:r>
+        <w:rPr>
+          <w:rStyle w:val="AttributeTok"/>
+        </w:rPr>
+        <w:t xml:space="preserve">--process-queue</w:t>
+      </w:r>
+      <w:r>
+        <w:rPr>
+          <w:rStyle w:val="NormalTok"/>
+        </w:rPr>
+        <w:t xml:space="preserve"> </w:t>
+      </w:r>
+      <w:r>
+        <w:rPr>
+          <w:rStyle w:val="OperatorTok"/>
+        </w:rPr>
+        <w:t xml:space="preserve">&gt;&gt;</w:t>
+      </w:r>
+      <w:r>
+        <w:rPr>
+          <w:rStyle w:val="NormalTok"/>
+        </w:rPr>
+        <w:t xml:space="preserve"> /var/log/atom/integrity-retention.log </w:t>
+      </w:r>
+      <w:r>
+        <w:rPr>
+          <w:rStyle w:val="DecValTok"/>
+        </w:rPr>
+        <w:t xml:space="preserve">2</w:t>
+      </w:r>
+      <w:r>
+        <w:rPr>
+          <w:rStyle w:val="OperatorTok"/>
+        </w:rPr>
+        <w:t xml:space="preserve">&gt;&amp;</w:t>
+      </w:r>
+      <w:r>
+        <w:rPr>
+          <w:rStyle w:val="DecValTok"/>
+        </w:rPr>
+        <w:t xml:space="preserve">1</w:t>
+      </w:r>
+      <w:r>
+        <w:br/>
+      </w:r>
+      <w:r>
+        <w:br/>
+      </w:r>
+      <w:r>
+        <w:rPr>
+          <w:rStyle w:val="CommentTok"/>
+        </w:rPr>
+        <w:t xml:space="preserve"># Weekly integrity summary report (Monday 8am)</w:t>
+      </w:r>
+      <w:r>
+        <w:br/>
+      </w:r>
+      <w:r>
+        <w:rPr>
+          <w:rStyle w:val="ExtensionTok"/>
+        </w:rPr>
+        <w:t xml:space="preserve">0</w:t>
+      </w:r>
+      <w:r>
+        <w:rPr>
+          <w:rStyle w:val="NormalTok"/>
+        </w:rPr>
+        <w:t xml:space="preserve"> 8 </w:t>
+      </w:r>
+      <w:r>
+        <w:rPr>
+          <w:rStyle w:val="PreprocessorTok"/>
+        </w:rPr>
+        <w:t xml:space="preserve">*</w:t>
+      </w:r>
+      <w:r>
+        <w:rPr>
+          <w:rStyle w:val="NormalTok"/>
+        </w:rPr>
+        <w:t xml:space="preserve"> </w:t>
+      </w:r>
+      <w:r>
+        <w:rPr>
+          <w:rStyle w:val="PreprocessorTok"/>
+        </w:rPr>
+        <w:t xml:space="preserve">*</w:t>
+      </w:r>
+      <w:r>
+        <w:rPr>
+          <w:rStyle w:val="NormalTok"/>
+        </w:rPr>
+        <w:t xml:space="preserve"> 1 cd /usr/share/nginx/archive </w:t>
+      </w:r>
+      <w:r>
+        <w:rPr>
+          <w:rStyle w:val="KeywordTok"/>
+        </w:rPr>
+        <w:t xml:space="preserve">&amp;&amp;</w:t>
+      </w:r>
+      <w:r>
+        <w:rPr>
+          <w:rStyle w:val="NormalTok"/>
+        </w:rPr>
+        <w:t xml:space="preserve"> </w:t>
+      </w:r>
+      <w:r>
+        <w:rPr>
+          <w:rStyle w:val="ExtensionTok"/>
+        </w:rPr>
+        <w:t xml:space="preserve">php</w:t>
+      </w:r>
+      <w:r>
+        <w:rPr>
+          <w:rStyle w:val="NormalTok"/>
+        </w:rPr>
+        <w:t xml:space="preserve"> symfony integrity:report </w:t>
+      </w:r>
+      <w:r>
+        <w:rPr>
+          <w:rStyle w:val="AttributeTok"/>
+        </w:rPr>
+        <w:t xml:space="preserve">--summary</w:t>
+      </w:r>
+      <w:r>
+        <w:rPr>
+          <w:rStyle w:val="NormalTok"/>
+        </w:rPr>
+        <w:t xml:space="preserve"> </w:t>
+      </w:r>
+      <w:r>
+        <w:rPr>
+          <w:rStyle w:val="OperatorTok"/>
+        </w:rPr>
+        <w:t xml:space="preserve">&gt;&gt;</w:t>
+      </w:r>
+      <w:r>
+        <w:rPr>
+          <w:rStyle w:val="NormalTok"/>
+        </w:rPr>
+        <w:t xml:space="preserve"> /var/log/atom/integrity-report.log </w:t>
+      </w:r>
+      <w:r>
+        <w:rPr>
+          <w:rStyle w:val="DecValTok"/>
+        </w:rPr>
+        <w:t xml:space="preserve">2</w:t>
+      </w:r>
+      <w:r>
+        <w:rPr>
+          <w:rStyle w:val="OperatorTok"/>
+        </w:rPr>
+        <w:t xml:space="preserve">&gt;&amp;</w:t>
+      </w:r>
+      <w:r>
+        <w:rPr>
+          <w:rStyle w:val="DecValTok"/>
+        </w:rPr>
+        <w:t xml:space="preserve">1</w:t>
+      </w:r>
+      <w:r>
+        <w:br/>
+      </w:r>
+      <w:r>
+        <w:br/>
+      </w:r>
+      <w:r>
+        <w:rPr>
+          <w:rStyle w:val="CommentTok"/>
+        </w:rPr>
+        <w:t xml:space="preserve"># Weekly auditor pack export (Monday 8:30am)</w:t>
+      </w:r>
+      <w:r>
+        <w:br/>
+      </w:r>
+      <w:r>
+        <w:rPr>
+          <w:rStyle w:val="ExtensionTok"/>
+        </w:rPr>
+        <w:t xml:space="preserve">30</w:t>
+      </w:r>
+      <w:r>
+        <w:rPr>
+          <w:rStyle w:val="NormalTok"/>
+        </w:rPr>
+        <w:t xml:space="preserve"> 8 </w:t>
+      </w:r>
+      <w:r>
+        <w:rPr>
+          <w:rStyle w:val="PreprocessorTok"/>
+        </w:rPr>
+        <w:t xml:space="preserve">*</w:t>
+      </w:r>
+      <w:r>
+        <w:rPr>
+          <w:rStyle w:val="NormalTok"/>
+        </w:rPr>
+        <w:t xml:space="preserve"> </w:t>
+      </w:r>
+      <w:r>
+        <w:rPr>
+          <w:rStyle w:val="PreprocessorTok"/>
+        </w:rPr>
+        <w:t xml:space="preserve">*</w:t>
+      </w:r>
+      <w:r>
+        <w:rPr>
+          <w:rStyle w:val="NormalTok"/>
+        </w:rPr>
+        <w:t xml:space="preserve"> 1 cd /usr/share/nginx/archive </w:t>
+      </w:r>
+      <w:r>
+        <w:rPr>
+          <w:rStyle w:val="KeywordTok"/>
+        </w:rPr>
+        <w:t xml:space="preserve">&amp;&amp;</w:t>
+      </w:r>
+      <w:r>
+        <w:rPr>
+          <w:rStyle w:val="NormalTok"/>
+        </w:rPr>
+        <w:t xml:space="preserve"> </w:t>
+      </w:r>
+      <w:r>
+        <w:rPr>
+          <w:rStyle w:val="ExtensionTok"/>
+        </w:rPr>
+        <w:t xml:space="preserve">php</w:t>
+      </w:r>
+      <w:r>
+        <w:rPr>
+          <w:rStyle w:val="NormalTok"/>
+        </w:rPr>
+        <w:t xml:space="preserve"> symfony integrity:report </w:t>
+      </w:r>
+      <w:r>
+        <w:rPr>
+          <w:rStyle w:val="AttributeTok"/>
+        </w:rPr>
+        <w:t xml:space="preserve">--auditor-pack</w:t>
+      </w:r>
+      <w:r>
+        <w:rPr>
+          <w:rStyle w:val="OperatorTok"/>
+        </w:rPr>
+        <w:t xml:space="preserve">=</w:t>
+      </w:r>
+      <w:r>
+        <w:rPr>
+          <w:rStyle w:val="NormalTok"/>
+        </w:rPr>
+        <w:t xml:space="preserve">/tmp/integrity_weekly.zip </w:t>
+      </w:r>
+      <w:r>
+        <w:rPr>
+          <w:rStyle w:val="OperatorTok"/>
+        </w:rPr>
+        <w:t xml:space="preserve">&gt;&gt;</w:t>
+      </w:r>
+      <w:r>
+        <w:rPr>
+          <w:rStyle w:val="NormalTok"/>
+        </w:rPr>
+        <w:t xml:space="preserve"> /var/log/atom/integrity-report.log </w:t>
+      </w:r>
+      <w:r>
+        <w:rPr>
+          <w:rStyle w:val="DecValTok"/>
+        </w:rPr>
+        <w:t xml:space="preserve">2</w:t>
+      </w:r>
+      <w:r>
+        <w:rPr>
+          <w:rStyle w:val="OperatorTok"/>
+        </w:rPr>
+        <w:t xml:space="preserve">&gt;&amp;</w:t>
+      </w:r>
+      <w:r>
+        <w:rPr>
+          <w:rStyle w:val="DecValTok"/>
+        </w:rPr>
+        <w:t xml:space="preserve">1</w:t>
+      </w:r>
+    </w:p>
+    <w:p>
+      <w:pPr>
+        <w:pStyle w:val="FirstParagraph"/>
+      </w:pPr>
+      <w:r>
+        <w:t xml:space="preserve">These cron entries are also documented in</w:t>
+      </w:r>
+      <w:r>
+        <w:t xml:space="preserve"> </w:t>
+      </w:r>
+      <w:r>
+        <w:rPr>
+          <w:bCs/>
+          <w:b/>
+        </w:rPr>
         <w:t xml:space="preserve">Admin &gt; AHG Settings &gt; Cron Jobs</w:t>
       </w:r>
       <w:r>
@@ -3375,8 +6306,8 @@
         <w:t xml:space="preserve">category.</w:t>
       </w:r>
     </w:p>
-    <w:bookmarkEnd w:id="40"/>
-    <w:bookmarkStart w:id="46" w:name="troubleshooting"/>
+    <w:bookmarkEnd w:id="61"/>
+    <w:bookmarkStart w:id="69" w:name="troubleshooting"/>
     <w:p>
       <w:pPr>
         <w:pStyle w:val="Heading2"/>
@@ -3385,7 +6316,7 @@
         <w:t xml:space="preserve">Troubleshooting</w:t>
       </w:r>
     </w:p>
-    <w:bookmarkStart w:id="41" w:name="schedule-already-has-running-instances"/>
+    <w:bookmarkStart w:id="62" w:name="schedule-already-has-running-instances"/>
     <w:p>
       <w:pPr>
         <w:pStyle w:val="Heading3"/>
@@ -3445,8 +6376,8 @@
         <w:t xml:space="preserve">If the process is dead, the lock will auto-recover on the next attempt (PID stale detection).</w:t>
       </w:r>
     </w:p>
-    <w:bookmarkEnd w:id="41"/>
-    <w:bookmarkStart w:id="42" w:name="no-baseline-checksums-found"/>
+    <w:bookmarkEnd w:id="62"/>
+    <w:bookmarkStart w:id="63" w:name="no-baseline-checksums-found"/>
     <w:p>
       <w:pPr>
         <w:pStyle w:val="Heading3"/>
@@ -3524,8 +6455,8 @@
         <w:t xml:space="preserve">The Integrity plugin will also auto-generate baselines on first verification attempt.</w:t>
       </w:r>
     </w:p>
-    <w:bookmarkEnd w:id="42"/>
-    <w:bookmarkStart w:id="43" w:name="memory-limit-reached-partial-status"/>
+    <w:bookmarkEnd w:id="63"/>
+    <w:bookmarkStart w:id="64" w:name="memory-limit-reached-partial-status"/>
     <w:p>
       <w:pPr>
         <w:pStyle w:val="Heading3"/>
@@ -3554,8 +6485,8 @@
         <w:t xml:space="preserve">Increase the schedule’s max memory setting or reduce the batch size.</w:t>
       </w:r>
     </w:p>
-    <w:bookmarkEnd w:id="43"/>
-    <w:bookmarkStart w:id="44" w:name="Xd30ba2ecccd91138e8120799372a98988d4c314"/>
+    <w:bookmarkEnd w:id="64"/>
+    <w:bookmarkStart w:id="65" w:name="Xd30ba2ecccd91138e8120799372a98988d4c314"/>
     <w:p>
       <w:pPr>
         <w:pStyle w:val="Heading3"/>
@@ -3639,8 +6570,8 @@
         <w:t xml:space="preserve">).</w:t>
       </w:r>
     </w:p>
-    <w:bookmarkEnd w:id="44"/>
-    <w:bookmarkStart w:id="45" w:name="pass-rate-declining"/>
+    <w:bookmarkEnd w:id="65"/>
+    <w:bookmarkStart w:id="66" w:name="pass-rate-declining"/>
     <w:p>
       <w:pPr>
         <w:pStyle w:val="Heading3"/>
@@ -3653,7 +6584,7 @@
       <w:pPr>
         <w:numPr>
           <w:ilvl w:val="0"/>
-          <w:numId w:val="1010"/>
+          <w:numId w:val="1017"/>
         </w:numPr>
         <w:pStyle w:val="Compact"/>
       </w:pPr>
@@ -3665,7 +6596,7 @@
       <w:pPr>
         <w:numPr>
           <w:ilvl w:val="0"/>
-          <w:numId w:val="1010"/>
+          <w:numId w:val="1017"/>
         </w:numPr>
         <w:pStyle w:val="Compact"/>
       </w:pPr>
@@ -3686,12 +6617,158 @@
       <w:pPr>
         <w:numPr>
           <w:ilvl w:val="0"/>
-          <w:numId w:val="1010"/>
+          <w:numId w:val="1017"/>
         </w:numPr>
         <w:pStyle w:val="Compact"/>
       </w:pPr>
       <w:r>
         <w:t xml:space="preserve">Check storage health (NAS connectivity, disk errors)</w:t>
+      </w:r>
+    </w:p>
+    <w:bookmarkEnd w:id="66"/>
+    <w:bookmarkStart w:id="67" w:name="alerts-not-sending"/>
+    <w:p>
+      <w:pPr>
+        <w:pStyle w:val="Heading3"/>
+      </w:pPr>
+      <w:r>
+        <w:t xml:space="preserve">Alerts not sending</w:t>
+      </w:r>
+    </w:p>
+    <w:p>
+      <w:pPr>
+        <w:numPr>
+          <w:ilvl w:val="0"/>
+          <w:numId w:val="1018"/>
+        </w:numPr>
+        <w:pStyle w:val="Compact"/>
+      </w:pPr>
+      <w:r>
+        <w:t xml:space="preserve">Verify email configuration in AtoM’s</w:t>
+      </w:r>
+      <w:r>
+        <w:t xml:space="preserve"> </w:t>
+      </w:r>
+      <w:r>
+        <w:rPr>
+          <w:rStyle w:val="VerbatimChar"/>
+        </w:rPr>
+        <w:t xml:space="preserve">apps/qubit/config/factories.yml</w:t>
+      </w:r>
+      <w:r>
+        <w:t xml:space="preserve"> </w:t>
+      </w:r>
+      <w:r>
+        <w:t xml:space="preserve">(mailer section)</w:t>
+      </w:r>
+    </w:p>
+    <w:p>
+      <w:pPr>
+        <w:numPr>
+          <w:ilvl w:val="0"/>
+          <w:numId w:val="1018"/>
+        </w:numPr>
+        <w:pStyle w:val="Compact"/>
+      </w:pPr>
+      <w:r>
+        <w:t xml:space="preserve">Check webhook URL is accessible from the server</w:t>
+      </w:r>
+    </w:p>
+    <w:p>
+      <w:pPr>
+        <w:numPr>
+          <w:ilvl w:val="0"/>
+          <w:numId w:val="1018"/>
+        </w:numPr>
+        <w:pStyle w:val="Compact"/>
+      </w:pPr>
+      <w:r>
+        <w:t xml:space="preserve">Verify alert is enabled in Admin &gt; Integrity &gt; Alerts</w:t>
+      </w:r>
+    </w:p>
+    <w:p>
+      <w:pPr>
+        <w:numPr>
+          <w:ilvl w:val="0"/>
+          <w:numId w:val="1018"/>
+        </w:numPr>
+        <w:pStyle w:val="Compact"/>
+      </w:pPr>
+      <w:r>
+        <w:t xml:space="preserve">Check PHP error logs for alert-related exceptions</w:t>
+      </w:r>
+    </w:p>
+    <w:bookmarkEnd w:id="67"/>
+    <w:bookmarkStart w:id="68" w:name="X3382dc375a849adcb3a0106d625f227b7fe155c"/>
+    <w:p>
+      <w:pPr>
+        <w:pStyle w:val="Heading3"/>
+      </w:pPr>
+      <w:r>
+        <w:t xml:space="preserve">Retention scan finding no eligible records</w:t>
+      </w:r>
+    </w:p>
+    <w:p>
+      <w:pPr>
+        <w:numPr>
+          <w:ilvl w:val="0"/>
+          <w:numId w:val="1019"/>
+        </w:numPr>
+        <w:pStyle w:val="Compact"/>
+      </w:pPr>
+      <w:r>
+        <w:t xml:space="preserve">Ensure retention_period_days &gt; 0 (0 = indefinite, never eligible)</w:t>
+      </w:r>
+    </w:p>
+    <w:p>
+      <w:pPr>
+        <w:numPr>
+          <w:ilvl w:val="0"/>
+          <w:numId w:val="1019"/>
+        </w:numPr>
+        <w:pStyle w:val="Compact"/>
+      </w:pPr>
+      <w:r>
+        <w:t xml:space="preserve">Check that the trigger_type column matches your data (e.g.,</w:t>
+      </w:r>
+      <w:r>
+        <w:t xml:space="preserve"> </w:t>
+      </w:r>
+      <w:r>
+        <w:rPr>
+          <w:rStyle w:val="VerbatimChar"/>
+        </w:rPr>
+        <w:t xml:space="preserve">ingest_date</w:t>
+      </w:r>
+      <w:r>
+        <w:t xml:space="preserve"> </w:t>
+      </w:r>
+      <w:r>
+        <w:t xml:space="preserve">requires</w:t>
+      </w:r>
+      <w:r>
+        <w:t xml:space="preserve"> </w:t>
+      </w:r>
+      <w:r>
+        <w:rPr>
+          <w:rStyle w:val="VerbatimChar"/>
+        </w:rPr>
+        <w:t xml:space="preserve">created_at</w:t>
+      </w:r>
+      <w:r>
+        <w:t xml:space="preserve">)</w:t>
+      </w:r>
+    </w:p>
+    <w:p>
+      <w:pPr>
+        <w:numPr>
+          <w:ilvl w:val="0"/>
+          <w:numId w:val="1019"/>
+        </w:numPr>
+        <w:pStyle w:val="Compact"/>
+      </w:pPr>
+      <w:r>
+        <w:t xml:space="preserve">Verify the policy scope matches your records (repository ID, hierarchy node)</w:t>
       </w:r>
     </w:p>
     <w:p>
@@ -3713,9 +6790,9 @@
         <w:t xml:space="preserve">For technical support, contact The Archive and Heritage Group (Pty) Ltd at johan@theahg.co.za</w:t>
       </w:r>
     </w:p>
-    <w:bookmarkEnd w:id="45"/>
-    <w:bookmarkEnd w:id="46"/>
-    <w:bookmarkEnd w:id="47"/>
+    <w:bookmarkEnd w:id="68"/>
+    <w:bookmarkEnd w:id="69"/>
+    <w:bookmarkEnd w:id="70"/>
     <w:sectPr/>
   </w:body>
 </w:document>
@@ -4050,9 +7127,6 @@
     <w:abstractNumId w:val="991"/>
   </w:num>
   <w:num w:numId="1004">
-    <w:abstractNumId w:val="991"/>
-  </w:num>
-  <w:num w:numId="1005">
     <w:abstractNumId w:val="99411"/>
     <w:lvlOverride w:ilvl="0">
       <w:startOverride w:val="1"/>
@@ -4082,6 +7156,9 @@
       <w:startOverride w:val="1"/>
     </w:lvlOverride>
   </w:num>
+  <w:num w:numId="1005">
+    <w:abstractNumId w:val="991"/>
+  </w:num>
   <w:num w:numId="1006">
     <w:abstractNumId w:val="991"/>
   </w:num>
@@ -4092,9 +7169,171 @@
     <w:abstractNumId w:val="991"/>
   </w:num>
   <w:num w:numId="1009">
+    <w:abstractNumId w:val="99411"/>
+    <w:lvlOverride w:ilvl="0">
+      <w:startOverride w:val="1"/>
+    </w:lvlOverride>
+    <w:lvlOverride w:ilvl="1">
+      <w:startOverride w:val="1"/>
+    </w:lvlOverride>
+    <w:lvlOverride w:ilvl="2">
+      <w:startOverride w:val="1"/>
+    </w:lvlOverride>
+    <w:lvlOverride w:ilvl="3">
+      <w:startOverride w:val="1"/>
+    </w:lvlOverride>
+    <w:lvlOverride w:ilvl="4">
+      <w:startOverride w:val="1"/>
+    </w:lvlOverride>
+    <w:lvlOverride w:ilvl="5">
+      <w:startOverride w:val="1"/>
+    </w:lvlOverride>
+    <w:lvlOverride w:ilvl="6">
+      <w:startOverride w:val="1"/>
+    </w:lvlOverride>
+    <w:lvlOverride w:ilvl="7">
+      <w:startOverride w:val="1"/>
+    </w:lvlOverride>
+    <w:lvlOverride w:ilvl="8">
+      <w:startOverride w:val="1"/>
+    </w:lvlOverride>
+  </w:num>
+  <w:num w:numId="1010">
     <w:abstractNumId w:val="991"/>
   </w:num>
-  <w:num w:numId="1010">
+  <w:num w:numId="1011">
+    <w:abstractNumId w:val="991"/>
+  </w:num>
+  <w:num w:numId="1012">
+    <w:abstractNumId w:val="99411"/>
+    <w:lvlOverride w:ilvl="0">
+      <w:startOverride w:val="1"/>
+    </w:lvlOverride>
+    <w:lvlOverride w:ilvl="1">
+      <w:startOverride w:val="1"/>
+    </w:lvlOverride>
+    <w:lvlOverride w:ilvl="2">
+      <w:startOverride w:val="1"/>
+    </w:lvlOverride>
+    <w:lvlOverride w:ilvl="3">
+      <w:startOverride w:val="1"/>
+    </w:lvlOverride>
+    <w:lvlOverride w:ilvl="4">
+      <w:startOverride w:val="1"/>
+    </w:lvlOverride>
+    <w:lvlOverride w:ilvl="5">
+      <w:startOverride w:val="1"/>
+    </w:lvlOverride>
+    <w:lvlOverride w:ilvl="6">
+      <w:startOverride w:val="1"/>
+    </w:lvlOverride>
+    <w:lvlOverride w:ilvl="7">
+      <w:startOverride w:val="1"/>
+    </w:lvlOverride>
+    <w:lvlOverride w:ilvl="8">
+      <w:startOverride w:val="1"/>
+    </w:lvlOverride>
+  </w:num>
+  <w:num w:numId="1013">
+    <w:abstractNumId w:val="991"/>
+  </w:num>
+  <w:num w:numId="1014">
+    <w:abstractNumId w:val="991"/>
+  </w:num>
+  <w:num w:numId="1015">
+    <w:abstractNumId w:val="991"/>
+  </w:num>
+  <w:num w:numId="1016">
+    <w:abstractNumId w:val="99411"/>
+    <w:lvlOverride w:ilvl="0">
+      <w:startOverride w:val="1"/>
+    </w:lvlOverride>
+    <w:lvlOverride w:ilvl="1">
+      <w:startOverride w:val="1"/>
+    </w:lvlOverride>
+    <w:lvlOverride w:ilvl="2">
+      <w:startOverride w:val="1"/>
+    </w:lvlOverride>
+    <w:lvlOverride w:ilvl="3">
+      <w:startOverride w:val="1"/>
+    </w:lvlOverride>
+    <w:lvlOverride w:ilvl="4">
+      <w:startOverride w:val="1"/>
+    </w:lvlOverride>
+    <w:lvlOverride w:ilvl="5">
+      <w:startOverride w:val="1"/>
+    </w:lvlOverride>
+    <w:lvlOverride w:ilvl="6">
+      <w:startOverride w:val="1"/>
+    </w:lvlOverride>
+    <w:lvlOverride w:ilvl="7">
+      <w:startOverride w:val="1"/>
+    </w:lvlOverride>
+    <w:lvlOverride w:ilvl="8">
+      <w:startOverride w:val="1"/>
+    </w:lvlOverride>
+  </w:num>
+  <w:num w:numId="1017">
+    <w:abstractNumId w:val="99411"/>
+    <w:lvlOverride w:ilvl="0">
+      <w:startOverride w:val="1"/>
+    </w:lvlOverride>
+    <w:lvlOverride w:ilvl="1">
+      <w:startOverride w:val="1"/>
+    </w:lvlOverride>
+    <w:lvlOverride w:ilvl="2">
+      <w:startOverride w:val="1"/>
+    </w:lvlOverride>
+    <w:lvlOverride w:ilvl="3">
+      <w:startOverride w:val="1"/>
+    </w:lvlOverride>
+    <w:lvlOverride w:ilvl="4">
+      <w:startOverride w:val="1"/>
+    </w:lvlOverride>
+    <w:lvlOverride w:ilvl="5">
+      <w:startOverride w:val="1"/>
+    </w:lvlOverride>
+    <w:lvlOverride w:ilvl="6">
+      <w:startOverride w:val="1"/>
+    </w:lvlOverride>
+    <w:lvlOverride w:ilvl="7">
+      <w:startOverride w:val="1"/>
+    </w:lvlOverride>
+    <w:lvlOverride w:ilvl="8">
+      <w:startOverride w:val="1"/>
+    </w:lvlOverride>
+  </w:num>
+  <w:num w:numId="1018">
+    <w:abstractNumId w:val="99411"/>
+    <w:lvlOverride w:ilvl="0">
+      <w:startOverride w:val="1"/>
+    </w:lvlOverride>
+    <w:lvlOverride w:ilvl="1">
+      <w:startOverride w:val="1"/>
+    </w:lvlOverride>
+    <w:lvlOverride w:ilvl="2">
+      <w:startOverride w:val="1"/>
+    </w:lvlOverride>
+    <w:lvlOverride w:ilvl="3">
+      <w:startOverride w:val="1"/>
+    </w:lvlOverride>
+    <w:lvlOverride w:ilvl="4">
+      <w:startOverride w:val="1"/>
+    </w:lvlOverride>
+    <w:lvlOverride w:ilvl="5">
+      <w:startOverride w:val="1"/>
+    </w:lvlOverride>
+    <w:lvlOverride w:ilvl="6">
+      <w:startOverride w:val="1"/>
+    </w:lvlOverride>
+    <w:lvlOverride w:ilvl="7">
+      <w:startOverride w:val="1"/>
+    </w:lvlOverride>
+    <w:lvlOverride w:ilvl="8">
+      <w:startOverride w:val="1"/>
+    </w:lvlOverride>
+  </w:num>
+  <w:num w:numId="1019">
     <w:abstractNumId w:val="99411"/>
     <w:lvlOverride w:ilvl="0">
       <w:startOverride w:val="1"/>

--- a/ahgIntegrityPlugin/docs/AtoM_Heratio_IntegrityAssurance_User_Manual.docx
+++ b/ahgIntegrityPlugin/docs/AtoM_Heratio_IntegrityAssurance_User_Manual.docx
@@ -18,7 +18,7 @@
         <w:t xml:space="preserve">The Archive and Heritage Group (Pty) Ltd</w:t>
       </w:r>
     </w:p>
-    <w:bookmarkStart w:id="70" w:name="Xa8d105b079eeee0d911ccea3731375ddb11c970"/>
+    <w:bookmarkStart w:id="76" w:name="Xa8d105b079eeee0d911ccea3731375ddb11c970"/>
     <w:p>
       <w:pPr>
         <w:pStyle w:val="Heading1"/>
@@ -42,7 +42,7 @@
         <w:t xml:space="preserve"> </w:t>
       </w:r>
       <w:r>
-        <w:t xml:space="preserve">1.1.0</w:t>
+        <w:t xml:space="preserve">1.2.0</w:t>
       </w:r>
       <w:r>
         <w:t xml:space="preserve"> </w:t>
@@ -323,6 +323,23 @@
         </w:numPr>
         <w:pStyle w:val="Compact"/>
       </w:pPr>
+      <w:hyperlink w:anchor="rest-api">
+        <w:r>
+          <w:rPr>
+            <w:rStyle w:val="Hyperlink"/>
+          </w:rPr>
+          <w:t xml:space="preserve">REST API</w:t>
+        </w:r>
+      </w:hyperlink>
+    </w:p>
+    <w:p>
+      <w:pPr>
+        <w:numPr>
+          <w:ilvl w:val="0"/>
+          <w:numId w:val="1001"/>
+        </w:numPr>
+        <w:pStyle w:val="Compact"/>
+      </w:pPr>
       <w:hyperlink w:anchor="cron-setup">
         <w:r>
           <w:rPr>
@@ -419,7 +436,7 @@
         <w:pStyle w:val="Compact"/>
       </w:pPr>
       <w:r>
-        <w:t xml:space="preserve">Each verification is recorded in an append-only ledger with actor and hostname tracking</w:t>
+        <w:t xml:space="preserve">Each verification is recorded in an append-only ledger with actor, hostname, and previous hash chain tracking</w:t>
       </w:r>
     </w:p>
     <w:p>
@@ -749,13 +766,13 @@
       </w:r>
     </w:p>
     <w:bookmarkEnd w:id="23"/>
-    <w:bookmarkStart w:id="24" w:name="upgrading-from-v1.0.0"/>
+    <w:bookmarkStart w:id="24" w:name="upgrading-from-v1.0.0-v1.1.0"/>
     <w:p>
       <w:pPr>
         <w:pStyle w:val="Heading3"/>
       </w:pPr>
       <w:r>
-        <w:t xml:space="preserve">Upgrading from v1.0.0</w:t>
+        <w:t xml:space="preserve">Upgrading from v1.0.0 / v1.1.0</w:t>
       </w:r>
     </w:p>
     <w:p>
@@ -763,10 +780,7 @@
         <w:pStyle w:val="FirstParagraph"/>
       </w:pPr>
       <w:r>
-        <w:t xml:space="preserve">If upgrading from v1.0.0, the plugin will automatically add the</w:t>
-      </w:r>
-      <w:r>
-        <w:t xml:space="preserve"> </w:t>
+        <w:t xml:space="preserve">If upgrading from an earlier version, the plugin will automatically add new columns (</w:t>
       </w:r>
       <w:r>
         <w:rPr>
@@ -775,10 +789,7 @@
         <w:t xml:space="preserve">actor</w:t>
       </w:r>
       <w:r>
-        <w:t xml:space="preserve"> </w:t>
-      </w:r>
-      <w:r>
-        <w:t xml:space="preserve">and</w:t>
+        <w:t xml:space="preserve">,</w:t>
       </w:r>
       <w:r>
         <w:t xml:space="preserve"> </w:t>
@@ -790,10 +801,7 @@
         <w:t xml:space="preserve">hostname</w:t>
       </w:r>
       <w:r>
-        <w:t xml:space="preserve"> </w:t>
-      </w:r>
-      <w:r>
-        <w:t xml:space="preserve">columns to the</w:t>
+        <w:t xml:space="preserve">,</w:t>
       </w:r>
       <w:r>
         <w:t xml:space="preserve"> </w:t>
@@ -802,13 +810,52 @@
         <w:rPr>
           <w:rStyle w:val="VerbatimChar"/>
         </w:rPr>
+        <w:t xml:space="preserve">previous_hash</w:t>
+      </w:r>
+      <w:r>
+        <w:t xml:space="preserve"> </w:t>
+      </w:r>
+      <w:r>
+        <w:t xml:space="preserve">on</w:t>
+      </w:r>
+      <w:r>
+        <w:t xml:space="preserve"> </w:t>
+      </w:r>
+      <w:r>
+        <w:rPr>
+          <w:rStyle w:val="VerbatimChar"/>
+        </w:rPr>
         <w:t xml:space="preserve">integrity_ledger</w:t>
       </w:r>
       <w:r>
-        <w:t xml:space="preserve"> </w:t>
-      </w:r>
-      <w:r>
-        <w:t xml:space="preserve">table on first use. You can also run the migration manually:</w:t>
+        <w:t xml:space="preserve">;</w:t>
+      </w:r>
+      <w:r>
+        <w:t xml:space="preserve"> </w:t>
+      </w:r>
+      <w:r>
+        <w:rPr>
+          <w:rStyle w:val="VerbatimChar"/>
+        </w:rPr>
+        <w:t xml:space="preserve">object_format</w:t>
+      </w:r>
+      <w:r>
+        <w:t xml:space="preserve"> </w:t>
+      </w:r>
+      <w:r>
+        <w:t xml:space="preserve">on</w:t>
+      </w:r>
+      <w:r>
+        <w:t xml:space="preserve"> </w:t>
+      </w:r>
+      <w:r>
+        <w:rPr>
+          <w:rStyle w:val="VerbatimChar"/>
+        </w:rPr>
+        <w:t xml:space="preserve">integrity_retention_policy</w:t>
+      </w:r>
+      <w:r>
+        <w:t xml:space="preserve">) on first use. You can also run the migration manually:</w:t>
       </w:r>
     </w:p>
     <w:p>
@@ -1084,19 +1131,19 @@
           <w:bCs/>
           <w:b/>
         </w:rPr>
-        <w:t xml:space="preserve">Daily Trend (30 days):</w:t>
-      </w:r>
-      <w:r>
-        <w:t xml:space="preserve"> </w:t>
-      </w:r>
-      <w:r>
-        <w:t xml:space="preserve">- Horizontal bar chart showing daily pass (green) and fail (red) counts</w:t>
-      </w:r>
-      <w:r>
-        <w:t xml:space="preserve"> </w:t>
-      </w:r>
-      <w:r>
-        <w:t xml:space="preserve">- Helps identify trends and anomalies at a glance</w:t>
+        <w:t xml:space="preserve">Storage Growth KPI (v1.2.0):</w:t>
+      </w:r>
+      <w:r>
+        <w:t xml:space="preserve"> </w:t>
+      </w:r>
+      <w:r>
+        <w:t xml:space="preserve">- Total storage scanned over the last 30 days (in GB)</w:t>
+      </w:r>
+      <w:r>
+        <w:t xml:space="preserve"> </w:t>
+      </w:r>
+      <w:r>
+        <w:t xml:space="preserve">- Average GB/day scan rate</w:t>
       </w:r>
     </w:p>
     <w:p>
@@ -1108,19 +1155,19 @@
           <w:bCs/>
           <w:b/>
         </w:rPr>
-        <w:t xml:space="preserve">Repository Breakdown:</w:t>
-      </w:r>
-      <w:r>
-        <w:t xml:space="preserve"> </w:t>
-      </w:r>
-      <w:r>
-        <w:t xml:space="preserve">- Per-repository table with total verifications, passed, failed, and pass rate</w:t>
-      </w:r>
-      <w:r>
-        <w:t xml:space="preserve"> </w:t>
-      </w:r>
-      <w:r>
-        <w:t xml:space="preserve">- Quickly identify which repositories need attention</w:t>
+        <w:t xml:space="preserve">Daily Trend (30 days):</w:t>
+      </w:r>
+      <w:r>
+        <w:t xml:space="preserve"> </w:t>
+      </w:r>
+      <w:r>
+        <w:t xml:space="preserve">- Interactive Chart.js stacked bar chart showing daily pass (green) and fail (red) counts</w:t>
+      </w:r>
+      <w:r>
+        <w:t xml:space="preserve"> </w:t>
+      </w:r>
+      <w:r>
+        <w:t xml:space="preserve">- Helps identify trends and anomalies at a glance</w:t>
       </w:r>
     </w:p>
     <w:p>
@@ -1132,6 +1179,30 @@
           <w:bCs/>
           <w:b/>
         </w:rPr>
+        <w:t xml:space="preserve">Repository Breakdown:</w:t>
+      </w:r>
+      <w:r>
+        <w:t xml:space="preserve"> </w:t>
+      </w:r>
+      <w:r>
+        <w:t xml:space="preserve">- Per-repository table with total verifications, passed, failed, and pass rate</w:t>
+      </w:r>
+      <w:r>
+        <w:t xml:space="preserve"> </w:t>
+      </w:r>
+      <w:r>
+        <w:t xml:space="preserve">- Click a repository name to filter all dashboard statistics to that repository (v1.2.0)</w:t>
+      </w:r>
+    </w:p>
+    <w:p>
+      <w:pPr>
+        <w:pStyle w:val="BodyText"/>
+      </w:pPr>
+      <w:r>
+        <w:rPr>
+          <w:bCs/>
+          <w:b/>
+        </w:rPr>
         <w:t xml:space="preserve">Failure Type Breakdown:</w:t>
       </w:r>
       <w:r>
@@ -1145,6 +1216,72 @@
       </w:r>
       <w:r>
         <w:t xml:space="preserve">- Helps prioritize remediation efforts</w:t>
+      </w:r>
+    </w:p>
+    <w:p>
+      <w:pPr>
+        <w:pStyle w:val="BodyText"/>
+      </w:pPr>
+      <w:r>
+        <w:rPr>
+          <w:bCs/>
+          <w:b/>
+        </w:rPr>
+        <w:t xml:space="preserve">Format Breakdown (v1.2.0):</w:t>
+      </w:r>
+      <w:r>
+        <w:t xml:space="preserve"> </w:t>
+      </w:r>
+      <w:r>
+        <w:t xml:space="preserve">- Verification results grouped by file format (from preservation_object_format table)</w:t>
+      </w:r>
+      <w:r>
+        <w:t xml:space="preserve"> </w:t>
+      </w:r>
+      <w:r>
+        <w:t xml:space="preserve">- Shows total, passed, and failed counts per format</w:t>
+      </w:r>
+    </w:p>
+    <w:p>
+      <w:pPr>
+        <w:pStyle w:val="BodyText"/>
+      </w:pPr>
+      <w:r>
+        <w:rPr>
+          <w:bCs/>
+          <w:b/>
+        </w:rPr>
+        <w:t xml:space="preserve">Repository Filter (v1.2.0):</w:t>
+      </w:r>
+      <w:r>
+        <w:t xml:space="preserve"> </w:t>
+      </w:r>
+      <w:r>
+        <w:t xml:space="preserve">- Dropdown at the top of the dashboard to scope all statistics to a specific repository</w:t>
+      </w:r>
+      <w:r>
+        <w:t xml:space="preserve"> </w:t>
+      </w:r>
+      <w:r>
+        <w:t xml:space="preserve">- Click</w:t>
+      </w:r>
+      <w:r>
+        <w:t xml:space="preserve"> </w:t>
+      </w:r>
+      <w:r>
+        <w:t xml:space="preserve">“</w:t>
+      </w:r>
+      <w:r>
+        <w:t xml:space="preserve">Clear Filter</w:t>
+      </w:r>
+      <w:r>
+        <w:t xml:space="preserve">”</w:t>
+      </w:r>
+      <w:r>
+        <w:t xml:space="preserve"> </w:t>
+      </w:r>
+      <w:r>
+        <w:t xml:space="preserve">to return to global view</w:t>
       </w:r>
     </w:p>
     <w:p>
@@ -1765,7 +1902,7 @@
       </w:r>
     </w:p>
     <w:bookmarkEnd w:id="30"/>
-    <w:bookmarkStart w:id="32" w:name="verification-ledger"/>
+    <w:bookmarkStart w:id="33" w:name="verification-ledger"/>
     <w:p>
       <w:pPr>
         <w:pStyle w:val="Heading2"/>
@@ -1889,10 +2026,309 @@
         <w:t xml:space="preserve"> </w:t>
       </w:r>
       <w:r>
+        <w:t xml:space="preserve">-</w:t>
+      </w:r>
+      <w:r>
+        <w:t xml:space="preserve"> </w:t>
+      </w:r>
+      <w:r>
+        <w:rPr>
+          <w:bCs/>
+          <w:b/>
+        </w:rPr>
+        <w:t xml:space="preserve">Previous Hash</w:t>
+      </w:r>
+      <w:r>
+        <w:t xml:space="preserve"> </w:t>
+      </w:r>
+      <w:r>
+        <w:t xml:space="preserve">(v1.2.0): The computed hash from the most recent successful verification of the same object, enabling chain-of-custody verification and tamper detection</w:t>
+      </w:r>
+      <w:r>
+        <w:t xml:space="preserve"> </w:t>
+      </w:r>
+      <w:r>
         <w:t xml:space="preserve">- Verification timestamp and duration</w:t>
       </w:r>
     </w:p>
-    <w:bookmarkStart w:id="31" w:name="filtering"/>
+    <w:bookmarkStart w:id="31" w:name="database-immutability-advisory-v1.2.0"/>
+    <w:p>
+      <w:pPr>
+        <w:pStyle w:val="Heading3"/>
+      </w:pPr>
+      <w:r>
+        <w:t xml:space="preserve">Database Immutability Advisory (v1.2.0)</w:t>
+      </w:r>
+    </w:p>
+    <w:p>
+      <w:pPr>
+        <w:pStyle w:val="FirstParagraph"/>
+      </w:pPr>
+      <w:r>
+        <w:t xml:space="preserve">The</w:t>
+      </w:r>
+      <w:r>
+        <w:t xml:space="preserve"> </w:t>
+      </w:r>
+      <w:r>
+        <w:rPr>
+          <w:rStyle w:val="VerbatimChar"/>
+        </w:rPr>
+        <w:t xml:space="preserve">integrity_ledger</w:t>
+      </w:r>
+      <w:r>
+        <w:t xml:space="preserve"> </w:t>
+      </w:r>
+      <w:r>
+        <w:t xml:space="preserve">table is designed as an append-only audit trail. To enforce this at the database level, we recommend revoking UPDATE and DELETE privileges on this table for the web application user:</w:t>
+      </w:r>
+    </w:p>
+    <w:p>
+      <w:pPr>
+        <w:pStyle w:val="SourceCode"/>
+      </w:pPr>
+      <w:r>
+        <w:rPr>
+          <w:rStyle w:val="CommentTok"/>
+        </w:rPr>
+        <w:t xml:space="preserve">-- Create a dedicated web user with restricted privileges on the ledger</w:t>
+      </w:r>
+      <w:r>
+        <w:br/>
+      </w:r>
+      <w:r>
+        <w:rPr>
+          <w:rStyle w:val="KeywordTok"/>
+        </w:rPr>
+        <w:t xml:space="preserve">GRANT</w:t>
+      </w:r>
+      <w:r>
+        <w:rPr>
+          <w:rStyle w:val="NormalTok"/>
+        </w:rPr>
+        <w:t xml:space="preserve"> </w:t>
+      </w:r>
+      <w:r>
+        <w:rPr>
+          <w:rStyle w:val="KeywordTok"/>
+        </w:rPr>
+        <w:t xml:space="preserve">SELECT</w:t>
+      </w:r>
+      <w:r>
+        <w:rPr>
+          <w:rStyle w:val="NormalTok"/>
+        </w:rPr>
+        <w:t xml:space="preserve">, </w:t>
+      </w:r>
+      <w:r>
+        <w:rPr>
+          <w:rStyle w:val="KeywordTok"/>
+        </w:rPr>
+        <w:t xml:space="preserve">INSERT</w:t>
+      </w:r>
+      <w:r>
+        <w:rPr>
+          <w:rStyle w:val="NormalTok"/>
+        </w:rPr>
+        <w:t xml:space="preserve"> </w:t>
+      </w:r>
+      <w:r>
+        <w:rPr>
+          <w:rStyle w:val="KeywordTok"/>
+        </w:rPr>
+        <w:t xml:space="preserve">ON</w:t>
+      </w:r>
+      <w:r>
+        <w:rPr>
+          <w:rStyle w:val="NormalTok"/>
+        </w:rPr>
+        <w:t xml:space="preserve"> </w:t>
+      </w:r>
+      <w:r>
+        <w:rPr>
+          <w:rStyle w:val="KeywordTok"/>
+        </w:rPr>
+        <w:t xml:space="preserve">archive</w:t>
+      </w:r>
+      <w:r>
+        <w:rPr>
+          <w:rStyle w:val="NormalTok"/>
+        </w:rPr>
+        <w:t xml:space="preserve">.integrity_ledger </w:t>
+      </w:r>
+      <w:r>
+        <w:rPr>
+          <w:rStyle w:val="KeywordTok"/>
+        </w:rPr>
+        <w:t xml:space="preserve">TO</w:t>
+      </w:r>
+      <w:r>
+        <w:rPr>
+          <w:rStyle w:val="NormalTok"/>
+        </w:rPr>
+        <w:t xml:space="preserve"> </w:t>
+      </w:r>
+      <w:r>
+        <w:rPr>
+          <w:rStyle w:val="StringTok"/>
+        </w:rPr>
+        <w:t xml:space="preserve">'atom_web'</w:t>
+      </w:r>
+      <w:r>
+        <w:rPr>
+          <w:rStyle w:val="NormalTok"/>
+        </w:rPr>
+        <w:t xml:space="preserve">@</w:t>
+      </w:r>
+      <w:r>
+        <w:rPr>
+          <w:rStyle w:val="StringTok"/>
+        </w:rPr>
+        <w:t xml:space="preserve">'localhost'</w:t>
+      </w:r>
+      <w:r>
+        <w:rPr>
+          <w:rStyle w:val="NormalTok"/>
+        </w:rPr>
+        <w:t xml:space="preserve">;</w:t>
+      </w:r>
+      <w:r>
+        <w:br/>
+      </w:r>
+      <w:r>
+        <w:br/>
+      </w:r>
+      <w:r>
+        <w:rPr>
+          <w:rStyle w:val="CommentTok"/>
+        </w:rPr>
+        <w:t xml:space="preserve">-- Revoke any existing UPDATE/DELETE privileges</w:t>
+      </w:r>
+      <w:r>
+        <w:br/>
+      </w:r>
+      <w:r>
+        <w:rPr>
+          <w:rStyle w:val="KeywordTok"/>
+        </w:rPr>
+        <w:t xml:space="preserve">REVOKE</w:t>
+      </w:r>
+      <w:r>
+        <w:rPr>
+          <w:rStyle w:val="NormalTok"/>
+        </w:rPr>
+        <w:t xml:space="preserve"> </w:t>
+      </w:r>
+      <w:r>
+        <w:rPr>
+          <w:rStyle w:val="KeywordTok"/>
+        </w:rPr>
+        <w:t xml:space="preserve">UPDATE</w:t>
+      </w:r>
+      <w:r>
+        <w:rPr>
+          <w:rStyle w:val="NormalTok"/>
+        </w:rPr>
+        <w:t xml:space="preserve">, </w:t>
+      </w:r>
+      <w:r>
+        <w:rPr>
+          <w:rStyle w:val="KeywordTok"/>
+        </w:rPr>
+        <w:t xml:space="preserve">DELETE</w:t>
+      </w:r>
+      <w:r>
+        <w:rPr>
+          <w:rStyle w:val="NormalTok"/>
+        </w:rPr>
+        <w:t xml:space="preserve"> </w:t>
+      </w:r>
+      <w:r>
+        <w:rPr>
+          <w:rStyle w:val="KeywordTok"/>
+        </w:rPr>
+        <w:t xml:space="preserve">ON</w:t>
+      </w:r>
+      <w:r>
+        <w:rPr>
+          <w:rStyle w:val="NormalTok"/>
+        </w:rPr>
+        <w:t xml:space="preserve"> </w:t>
+      </w:r>
+      <w:r>
+        <w:rPr>
+          <w:rStyle w:val="KeywordTok"/>
+        </w:rPr>
+        <w:t xml:space="preserve">archive</w:t>
+      </w:r>
+      <w:r>
+        <w:rPr>
+          <w:rStyle w:val="NormalTok"/>
+        </w:rPr>
+        <w:t xml:space="preserve">.integrity_ledger </w:t>
+      </w:r>
+      <w:r>
+        <w:rPr>
+          <w:rStyle w:val="KeywordTok"/>
+        </w:rPr>
+        <w:t xml:space="preserve">FROM</w:t>
+      </w:r>
+      <w:r>
+        <w:rPr>
+          <w:rStyle w:val="NormalTok"/>
+        </w:rPr>
+        <w:t xml:space="preserve"> </w:t>
+      </w:r>
+      <w:r>
+        <w:rPr>
+          <w:rStyle w:val="StringTok"/>
+        </w:rPr>
+        <w:t xml:space="preserve">'atom_web'</w:t>
+      </w:r>
+      <w:r>
+        <w:rPr>
+          <w:rStyle w:val="NormalTok"/>
+        </w:rPr>
+        <w:t xml:space="preserve">@</w:t>
+      </w:r>
+      <w:r>
+        <w:rPr>
+          <w:rStyle w:val="StringTok"/>
+        </w:rPr>
+        <w:t xml:space="preserve">'localhost'</w:t>
+      </w:r>
+      <w:r>
+        <w:rPr>
+          <w:rStyle w:val="NormalTok"/>
+        </w:rPr>
+        <w:t xml:space="preserve">;</w:t>
+      </w:r>
+    </w:p>
+    <w:p>
+      <w:pPr>
+        <w:pStyle w:val="FirstParagraph"/>
+      </w:pPr>
+      <w:r>
+        <w:t xml:space="preserve">This ensures that even in the event of a compromised application, the verification audit trail cannot be tampered with. The</w:t>
+      </w:r>
+      <w:r>
+        <w:t xml:space="preserve"> </w:t>
+      </w:r>
+      <w:r>
+        <w:rPr>
+          <w:rStyle w:val="VerbatimChar"/>
+        </w:rPr>
+        <w:t xml:space="preserve">previous_hash</w:t>
+      </w:r>
+      <w:r>
+        <w:t xml:space="preserve"> </w:t>
+      </w:r>
+      <w:r>
+        <w:t xml:space="preserve">column provides an additional layer of chain verification — any gap or inconsistency in the hash chain indicates potential ledger tampering.</w:t>
+      </w:r>
+    </w:p>
+    <w:bookmarkEnd w:id="31"/>
+    <w:bookmarkStart w:id="32" w:name="filtering"/>
     <w:p>
       <w:pPr>
         <w:pStyle w:val="Heading3"/>
@@ -1958,9 +2394,9 @@
         <w:t xml:space="preserve">: Filter by repository (uses denormalized repository_id)</w:t>
       </w:r>
     </w:p>
-    <w:bookmarkEnd w:id="31"/>
     <w:bookmarkEnd w:id="32"/>
-    <w:bookmarkStart w:id="35" w:name="dead-letter-queue"/>
+    <w:bookmarkEnd w:id="33"/>
+    <w:bookmarkStart w:id="36" w:name="dead-letter-queue"/>
     <w:p>
       <w:pPr>
         <w:pStyle w:val="Heading2"/>
@@ -1995,7 +2431,7 @@
         <w:t xml:space="preserve">Objects that fail verification 3 or more consecutive times are automatically escalated to the dead letter queue. This prevents known-bad objects from consuming verification resources while ensuring they receive attention.</w:t>
       </w:r>
     </w:p>
-    <w:bookmarkStart w:id="33" w:name="workflow-states"/>
+    <w:bookmarkStart w:id="34" w:name="workflow-states"/>
     <w:p>
       <w:pPr>
         <w:pStyle w:val="Heading3"/>
@@ -2268,8 +2704,8 @@
         </w:tc>
       </w:tr>
     </w:tbl>
-    <w:bookmarkEnd w:id="33"/>
-    <w:bookmarkStart w:id="34" w:name="common-failure-types"/>
+    <w:bookmarkEnd w:id="34"/>
+    <w:bookmarkStart w:id="35" w:name="common-failure-types"/>
     <w:p>
       <w:pPr>
         <w:pStyle w:val="Heading3"/>
@@ -2542,9 +2978,9 @@
         </w:tc>
       </w:tr>
     </w:tbl>
-    <w:bookmarkEnd w:id="34"/>
     <w:bookmarkEnd w:id="35"/>
-    <w:bookmarkStart w:id="36" w:name="reports"/>
+    <w:bookmarkEnd w:id="36"/>
+    <w:bookmarkStart w:id="37" w:name="reports"/>
     <w:p>
       <w:pPr>
         <w:pStyle w:val="Heading2"/>
@@ -2603,8 +3039,8 @@
         <w:t xml:space="preserve">- CLI command reference for generating machine-readable reports</w:t>
       </w:r>
     </w:p>
-    <w:bookmarkEnd w:id="36"/>
-    <w:bookmarkStart w:id="40" w:name="export-auditor-pack"/>
+    <w:bookmarkEnd w:id="37"/>
+    <w:bookmarkStart w:id="41" w:name="export-auditor-pack"/>
     <w:p>
       <w:pPr>
         <w:pStyle w:val="Heading2"/>
@@ -2631,7 +3067,7 @@
         <w:t xml:space="preserve">Admin &gt; Integrity &gt; Export</w:t>
       </w:r>
     </w:p>
-    <w:bookmarkStart w:id="37" w:name="csv-export"/>
+    <w:bookmarkStart w:id="38" w:name="csv-export"/>
     <w:p>
       <w:pPr>
         <w:pStyle w:val="Heading3"/>
@@ -2674,8 +3110,8 @@
         <w:t xml:space="preserve">The CSV includes all ledger columns: ID, run ID, digital object ID, file path, hashes, outcome, actor, hostname, and timestamp. Maximum 50,000 rows per export.</w:t>
       </w:r>
     </w:p>
-    <w:bookmarkEnd w:id="37"/>
-    <w:bookmarkStart w:id="38" w:name="auditor-pack-zip"/>
+    <w:bookmarkEnd w:id="38"/>
+    <w:bookmarkStart w:id="39" w:name="auditor-pack-zip"/>
     <w:p>
       <w:pPr>
         <w:pStyle w:val="Heading3"/>
@@ -2757,8 +3193,8 @@
         <w:t xml:space="preserve">Both export types support the same filter parameters.</w:t>
       </w:r>
     </w:p>
-    <w:bookmarkEnd w:id="38"/>
-    <w:bookmarkStart w:id="39" w:name="cli-export"/>
+    <w:bookmarkEnd w:id="39"/>
+    <w:bookmarkStart w:id="40" w:name="cli-export"/>
     <w:p>
       <w:pPr>
         <w:pStyle w:val="Heading3"/>
@@ -2982,9 +3418,9 @@
         <w:t xml:space="preserve">2026-03-31</w:t>
       </w:r>
     </w:p>
-    <w:bookmarkEnd w:id="39"/>
     <w:bookmarkEnd w:id="40"/>
-    <w:bookmarkStart w:id="44" w:name="retention-policies"/>
+    <w:bookmarkEnd w:id="41"/>
+    <w:bookmarkStart w:id="45" w:name="retention-policies"/>
     <w:p>
       <w:pPr>
         <w:pStyle w:val="Heading2"/>
@@ -3019,7 +3455,7 @@
         <w:t xml:space="preserve">Retention policies define how long records should be kept before becoming eligible for disposition review. This does NOT automatically delete records — it only identifies candidates for human review.</w:t>
       </w:r>
     </w:p>
-    <w:bookmarkStart w:id="41" w:name="creating-a-policy"/>
+    <w:bookmarkStart w:id="42" w:name="creating-a-policy"/>
     <w:p>
       <w:pPr>
         <w:pStyle w:val="Heading3"/>
@@ -3219,10 +3655,52 @@
           <w:bCs/>
           <w:b/>
         </w:rPr>
-        <w:t xml:space="preserve">Scope</w:t>
-      </w:r>
-      <w:r>
-        <w:t xml:space="preserve">: Global, per-repository, or per-hierarchy node</w:t>
+        <w:t xml:space="preserve">Object Format</w:t>
+      </w:r>
+      <w:r>
+        <w:t xml:space="preserve"> </w:t>
+      </w:r>
+      <w:r>
+        <w:t xml:space="preserve">(v1.2.0): Optional MIME type filter (e.g.,</w:t>
+      </w:r>
+      <w:r>
+        <w:t xml:space="preserve"> </w:t>
+      </w:r>
+      <w:r>
+        <w:rPr>
+          <w:rStyle w:val="VerbatimChar"/>
+        </w:rPr>
+        <w:t xml:space="preserve">image/tiff</w:t>
+      </w:r>
+      <w:r>
+        <w:t xml:space="preserve">,</w:t>
+      </w:r>
+      <w:r>
+        <w:t xml:space="preserve"> </w:t>
+      </w:r>
+      <w:r>
+        <w:rPr>
+          <w:rStyle w:val="VerbatimChar"/>
+        </w:rPr>
+        <w:t xml:space="preserve">application/pdf</w:t>
+      </w:r>
+      <w:r>
+        <w:t xml:space="preserve">). Leave empty for all formats. Uses prefix matching, so</w:t>
+      </w:r>
+      <w:r>
+        <w:t xml:space="preserve"> </w:t>
+      </w:r>
+      <w:r>
+        <w:rPr>
+          <w:rStyle w:val="VerbatimChar"/>
+        </w:rPr>
+        <w:t xml:space="preserve">image/</w:t>
+      </w:r>
+      <w:r>
+        <w:t xml:space="preserve"> </w:t>
+      </w:r>
+      <w:r>
+        <w:t xml:space="preserve">matches all image types.</w:t>
       </w:r>
     </w:p>
     <w:p>
@@ -3238,47 +3716,47 @@
           <w:bCs/>
           <w:b/>
         </w:rPr>
-        <w:t xml:space="preserve">Enabled</w:t>
-      </w:r>
-      <w:r>
-        <w:t xml:space="preserve">: Toggle to activate/deactivate</w:t>
-      </w:r>
-    </w:p>
-    <w:bookmarkEnd w:id="41"/>
-    <w:bookmarkStart w:id="42" w:name="managing-policies"/>
-    <w:p>
-      <w:pPr>
-        <w:pStyle w:val="Heading3"/>
-      </w:pPr>
-      <w:r>
-        <w:t xml:space="preserve">Managing Policies</w:t>
-      </w:r>
-    </w:p>
-    <w:p>
-      <w:pPr>
-        <w:pStyle w:val="FirstParagraph"/>
-      </w:pPr>
-      <w:r>
-        <w:t xml:space="preserve">From the policy list:</w:t>
-      </w:r>
-      <w:r>
-        <w:t xml:space="preserve"> </w:t>
-      </w:r>
-      <w:r>
-        <w:t xml:space="preserve">-</w:t>
-      </w:r>
-      <w:r>
-        <w:t xml:space="preserve"> </w:t>
-      </w:r>
+        <w:t xml:space="preserve">Scope</w:t>
+      </w:r>
+      <w:r>
+        <w:t xml:space="preserve">: Global, per-repository, or per-hierarchy node</w:t>
+      </w:r>
+    </w:p>
+    <w:p>
+      <w:pPr>
+        <w:numPr>
+          <w:ilvl w:val="1"/>
+          <w:numId w:val="1010"/>
+        </w:numPr>
+        <w:pStyle w:val="Compact"/>
+      </w:pPr>
       <w:r>
         <w:rPr>
           <w:bCs/>
           <w:b/>
         </w:rPr>
-        <w:t xml:space="preserve">Toggle</w:t>
-      </w:r>
-      <w:r>
-        <w:t xml:space="preserve">: Enable/disable the policy</w:t>
+        <w:t xml:space="preserve">Enabled</w:t>
+      </w:r>
+      <w:r>
+        <w:t xml:space="preserve">: Toggle to activate/deactivate</w:t>
+      </w:r>
+    </w:p>
+    <w:bookmarkEnd w:id="42"/>
+    <w:bookmarkStart w:id="43" w:name="managing-policies"/>
+    <w:p>
+      <w:pPr>
+        <w:pStyle w:val="Heading3"/>
+      </w:pPr>
+      <w:r>
+        <w:t xml:space="preserve">Managing Policies</w:t>
+      </w:r>
+    </w:p>
+    <w:p>
+      <w:pPr>
+        <w:pStyle w:val="FirstParagraph"/>
+      </w:pPr>
+      <w:r>
+        <w:t xml:space="preserve">From the policy list:</w:t>
       </w:r>
       <w:r>
         <w:t xml:space="preserve"> </w:t>
@@ -3294,10 +3772,10 @@
           <w:bCs/>
           <w:b/>
         </w:rPr>
-        <w:t xml:space="preserve">Edit</w:t>
-      </w:r>
-      <w:r>
-        <w:t xml:space="preserve">: Modify policy settings</w:t>
+        <w:t xml:space="preserve">Toggle</w:t>
+      </w:r>
+      <w:r>
+        <w:t xml:space="preserve">: Enable/disable the policy</w:t>
       </w:r>
       <w:r>
         <w:t xml:space="preserve"> </w:t>
@@ -3313,28 +3791,16 @@
           <w:bCs/>
           <w:b/>
         </w:rPr>
-        <w:t xml:space="preserve">Delete</w:t>
-      </w:r>
-      <w:r>
-        <w:t xml:space="preserve">: Remove the policy (also removes its disposition queue entries)</w:t>
-      </w:r>
-    </w:p>
-    <w:bookmarkEnd w:id="42"/>
-    <w:bookmarkStart w:id="43" w:name="scanning-for-eligible-records"/>
-    <w:p>
-      <w:pPr>
-        <w:pStyle w:val="Heading3"/>
-      </w:pPr>
-      <w:r>
-        <w:t xml:space="preserve">Scanning for Eligible Records</w:t>
-      </w:r>
-    </w:p>
-    <w:p>
-      <w:pPr>
-        <w:pStyle w:val="FirstParagraph"/>
-      </w:pPr>
-      <w:r>
-        <w:t xml:space="preserve">Use the</w:t>
+        <w:t xml:space="preserve">Edit</w:t>
+      </w:r>
+      <w:r>
+        <w:t xml:space="preserve">: Modify policy settings</w:t>
+      </w:r>
+      <w:r>
+        <w:t xml:space="preserve"> </w:t>
+      </w:r>
+      <w:r>
+        <w:t xml:space="preserve">-</w:t>
       </w:r>
       <w:r>
         <w:t xml:space="preserve"> </w:t>
@@ -3344,92 +3810,20 @@
           <w:bCs/>
           <w:b/>
         </w:rPr>
-        <w:t xml:space="preserve">Scan for Eligible</w:t>
-      </w:r>
-      <w:r>
-        <w:t xml:space="preserve"> </w:t>
-      </w:r>
-      <w:r>
-        <w:t xml:space="preserve">button on the Disposition page or CLI:</w:t>
-      </w:r>
-    </w:p>
-    <w:p>
-      <w:pPr>
-        <w:pStyle w:val="SourceCode"/>
-      </w:pPr>
-      <w:r>
-        <w:rPr>
-          <w:rStyle w:val="ExtensionTok"/>
-        </w:rPr>
-        <w:t xml:space="preserve">php</w:t>
-      </w:r>
-      <w:r>
-        <w:rPr>
-          <w:rStyle w:val="NormalTok"/>
-        </w:rPr>
-        <w:t xml:space="preserve"> symfony integrity:retention </w:t>
-      </w:r>
-      <w:r>
-        <w:rPr>
-          <w:rStyle w:val="AttributeTok"/>
-        </w:rPr>
-        <w:t xml:space="preserve">--scan-eligible</w:t>
-      </w:r>
-      <w:r>
-        <w:br/>
-      </w:r>
-      <w:r>
-        <w:rPr>
-          <w:rStyle w:val="ExtensionTok"/>
-        </w:rPr>
-        <w:t xml:space="preserve">php</w:t>
-      </w:r>
-      <w:r>
-        <w:rPr>
-          <w:rStyle w:val="NormalTok"/>
-        </w:rPr>
-        <w:t xml:space="preserve"> symfony integrity:retention </w:t>
-      </w:r>
-      <w:r>
-        <w:rPr>
-          <w:rStyle w:val="AttributeTok"/>
-        </w:rPr>
-        <w:t xml:space="preserve">--scan-eligible</w:t>
-      </w:r>
-      <w:r>
-        <w:rPr>
-          <w:rStyle w:val="NormalTok"/>
-        </w:rPr>
-        <w:t xml:space="preserve"> </w:t>
-      </w:r>
-      <w:r>
-        <w:rPr>
-          <w:rStyle w:val="AttributeTok"/>
-        </w:rPr>
-        <w:t xml:space="preserve">--policy-id</w:t>
-      </w:r>
-      <w:r>
-        <w:rPr>
-          <w:rStyle w:val="OperatorTok"/>
-        </w:rPr>
-        <w:t xml:space="preserve">=</w:t>
-      </w:r>
-      <w:r>
-        <w:rPr>
-          <w:rStyle w:val="NormalTok"/>
-        </w:rPr>
-        <w:t xml:space="preserve">1</w:t>
+        <w:t xml:space="preserve">Delete</w:t>
+      </w:r>
+      <w:r>
+        <w:t xml:space="preserve">: Remove the policy (also removes its disposition queue entries)</w:t>
       </w:r>
     </w:p>
     <w:bookmarkEnd w:id="43"/>
-    <w:bookmarkEnd w:id="44"/>
-    <w:bookmarkStart w:id="47" w:name="legal-holds"/>
-    <w:p>
-      <w:pPr>
-        <w:pStyle w:val="Heading2"/>
-      </w:pPr>
-      <w:r>
-        <w:t xml:space="preserve">Legal Holds</w:t>
+    <w:bookmarkStart w:id="44" w:name="scanning-for-eligible-records"/>
+    <w:p>
+      <w:pPr>
+        <w:pStyle w:val="Heading3"/>
+      </w:pPr>
+      <w:r>
+        <w:t xml:space="preserve">Scanning for Eligible Records</w:t>
       </w:r>
     </w:p>
     <w:p>
@@ -3437,7 +3831,7 @@
         <w:pStyle w:val="FirstParagraph"/>
       </w:pPr>
       <w:r>
-        <w:t xml:space="preserve">Access:</w:t>
+        <w:t xml:space="preserve">Use the</w:t>
       </w:r>
       <w:r>
         <w:t xml:space="preserve"> </w:t>
@@ -3447,6 +3841,109 @@
           <w:bCs/>
           <w:b/>
         </w:rPr>
+        <w:t xml:space="preserve">Scan for Eligible</w:t>
+      </w:r>
+      <w:r>
+        <w:t xml:space="preserve"> </w:t>
+      </w:r>
+      <w:r>
+        <w:t xml:space="preserve">button on the Disposition page or CLI:</w:t>
+      </w:r>
+    </w:p>
+    <w:p>
+      <w:pPr>
+        <w:pStyle w:val="SourceCode"/>
+      </w:pPr>
+      <w:r>
+        <w:rPr>
+          <w:rStyle w:val="ExtensionTok"/>
+        </w:rPr>
+        <w:t xml:space="preserve">php</w:t>
+      </w:r>
+      <w:r>
+        <w:rPr>
+          <w:rStyle w:val="NormalTok"/>
+        </w:rPr>
+        <w:t xml:space="preserve"> symfony integrity:retention </w:t>
+      </w:r>
+      <w:r>
+        <w:rPr>
+          <w:rStyle w:val="AttributeTok"/>
+        </w:rPr>
+        <w:t xml:space="preserve">--scan-eligible</w:t>
+      </w:r>
+      <w:r>
+        <w:br/>
+      </w:r>
+      <w:r>
+        <w:rPr>
+          <w:rStyle w:val="ExtensionTok"/>
+        </w:rPr>
+        <w:t xml:space="preserve">php</w:t>
+      </w:r>
+      <w:r>
+        <w:rPr>
+          <w:rStyle w:val="NormalTok"/>
+        </w:rPr>
+        <w:t xml:space="preserve"> symfony integrity:retention </w:t>
+      </w:r>
+      <w:r>
+        <w:rPr>
+          <w:rStyle w:val="AttributeTok"/>
+        </w:rPr>
+        <w:t xml:space="preserve">--scan-eligible</w:t>
+      </w:r>
+      <w:r>
+        <w:rPr>
+          <w:rStyle w:val="NormalTok"/>
+        </w:rPr>
+        <w:t xml:space="preserve"> </w:t>
+      </w:r>
+      <w:r>
+        <w:rPr>
+          <w:rStyle w:val="AttributeTok"/>
+        </w:rPr>
+        <w:t xml:space="preserve">--policy-id</w:t>
+      </w:r>
+      <w:r>
+        <w:rPr>
+          <w:rStyle w:val="OperatorTok"/>
+        </w:rPr>
+        <w:t xml:space="preserve">=</w:t>
+      </w:r>
+      <w:r>
+        <w:rPr>
+          <w:rStyle w:val="NormalTok"/>
+        </w:rPr>
+        <w:t xml:space="preserve">1</w:t>
+      </w:r>
+    </w:p>
+    <w:bookmarkEnd w:id="44"/>
+    <w:bookmarkEnd w:id="45"/>
+    <w:bookmarkStart w:id="48" w:name="legal-holds"/>
+    <w:p>
+      <w:pPr>
+        <w:pStyle w:val="Heading2"/>
+      </w:pPr>
+      <w:r>
+        <w:t xml:space="preserve">Legal Holds</w:t>
+      </w:r>
+    </w:p>
+    <w:p>
+      <w:pPr>
+        <w:pStyle w:val="FirstParagraph"/>
+      </w:pPr>
+      <w:r>
+        <w:t xml:space="preserve">Access:</w:t>
+      </w:r>
+      <w:r>
+        <w:t xml:space="preserve"> </w:t>
+      </w:r>
+      <w:r>
+        <w:rPr>
+          <w:bCs/>
+          <w:b/>
+        </w:rPr>
         <w:t xml:space="preserve">Admin &gt; Integrity &gt; Holds</w:t>
       </w:r>
     </w:p>
@@ -3458,7 +3955,7 @@
         <w:t xml:space="preserve">Legal holds prevent records from being disposed of, even if they are past their retention period. Use legal holds when records are subject to litigation, investigation, or regulatory review.</w:t>
       </w:r>
     </w:p>
-    <w:bookmarkStart w:id="45" w:name="placing-a-hold"/>
+    <w:bookmarkStart w:id="46" w:name="placing-a-hold"/>
     <w:p>
       <w:pPr>
         <w:pStyle w:val="Heading3"/>
@@ -3579,8 +4076,8 @@
         <w:t xml:space="preserve">- A ledger entry is created for audit purposes</w:t>
       </w:r>
     </w:p>
-    <w:bookmarkEnd w:id="45"/>
-    <w:bookmarkStart w:id="46" w:name="releasing-a-hold"/>
+    <w:bookmarkEnd w:id="46"/>
+    <w:bookmarkStart w:id="47" w:name="releasing-a-hold"/>
     <w:p>
       <w:pPr>
         <w:pStyle w:val="Heading3"/>
@@ -3645,9 +4142,9 @@
         <w:t xml:space="preserve">- A ledger entry is created for audit purposes</w:t>
       </w:r>
     </w:p>
-    <w:bookmarkEnd w:id="46"/>
     <w:bookmarkEnd w:id="47"/>
-    <w:bookmarkStart w:id="51" w:name="disposition-queue"/>
+    <w:bookmarkEnd w:id="48"/>
+    <w:bookmarkStart w:id="52" w:name="disposition-queue"/>
     <w:p>
       <w:pPr>
         <w:pStyle w:val="Heading2"/>
@@ -3682,7 +4179,7 @@
         <w:t xml:space="preserve">The disposition queue shows records that have passed their retention period and are candidates for review.</w:t>
       </w:r>
     </w:p>
-    <w:bookmarkStart w:id="48" w:name="status-flow"/>
+    <w:bookmarkStart w:id="49" w:name="status-flow"/>
     <w:p>
       <w:pPr>
         <w:pStyle w:val="Heading3"/>
@@ -3720,8 +4217,8 @@
         <w:t xml:space="preserve">                          → held (if legal hold placed)</w:t>
       </w:r>
     </w:p>
-    <w:bookmarkEnd w:id="48"/>
-    <w:bookmarkStart w:id="49" w:name="reviewing-records"/>
+    <w:bookmarkEnd w:id="49"/>
+    <w:bookmarkStart w:id="50" w:name="reviewing-records"/>
     <w:p>
       <w:pPr>
         <w:pStyle w:val="Heading3"/>
@@ -3831,8 +4328,8 @@
         <w:t xml:space="preserve">status only marks the record — it does NOT delete anything. Actual deletion (if required) is a separate manual process outside the plugin.</w:t>
       </w:r>
     </w:p>
-    <w:bookmarkEnd w:id="49"/>
-    <w:bookmarkStart w:id="50" w:name="status-summary"/>
+    <w:bookmarkEnd w:id="50"/>
+    <w:bookmarkStart w:id="51" w:name="status-summary"/>
     <w:p>
       <w:pPr>
         <w:pStyle w:val="Heading3"/>
@@ -3849,9 +4346,9 @@
         <w:t xml:space="preserve">The page header shows counts for each status, helping prioritize review work.</w:t>
       </w:r>
     </w:p>
-    <w:bookmarkEnd w:id="50"/>
     <w:bookmarkEnd w:id="51"/>
-    <w:bookmarkStart w:id="55" w:name="alerts"/>
+    <w:bookmarkEnd w:id="52"/>
+    <w:bookmarkStart w:id="56" w:name="alerts"/>
     <w:p>
       <w:pPr>
         <w:pStyle w:val="Heading2"/>
@@ -3886,7 +4383,7 @@
         <w:t xml:space="preserve">Configure threshold-based alerts to be notified when integrity metrics cross defined boundaries.</w:t>
       </w:r>
     </w:p>
-    <w:bookmarkStart w:id="52" w:name="alert-types"/>
+    <w:bookmarkStart w:id="53" w:name="alert-types"/>
     <w:p>
       <w:pPr>
         <w:pStyle w:val="Heading3"/>
@@ -4159,8 +4656,8 @@
         </w:tc>
       </w:tr>
     </w:tbl>
-    <w:bookmarkEnd w:id="52"/>
-    <w:bookmarkStart w:id="53" w:name="notification-channels"/>
+    <w:bookmarkEnd w:id="53"/>
+    <w:bookmarkStart w:id="54" w:name="notification-channels"/>
     <w:p>
       <w:pPr>
         <w:pStyle w:val="Heading3"/>
@@ -4246,8 +4743,8 @@
         <w:t xml:space="preserve">Useful for integration with Slack, Teams, PagerDuty, etc.</w:t>
       </w:r>
     </w:p>
-    <w:bookmarkEnd w:id="53"/>
-    <w:bookmarkStart w:id="54" w:name="creating-an-alert"/>
+    <w:bookmarkEnd w:id="54"/>
+    <w:bookmarkStart w:id="55" w:name="creating-an-alert"/>
     <w:p>
       <w:pPr>
         <w:pStyle w:val="Heading3"/>
@@ -4346,9 +4843,9 @@
         <w:t xml:space="preserve">Alerts are evaluated after each batch verification run. Alert failures are non-fatal — they never break the verification process.</w:t>
       </w:r>
     </w:p>
-    <w:bookmarkEnd w:id="54"/>
     <w:bookmarkEnd w:id="55"/>
-    <w:bookmarkStart w:id="60" w:name="cli-commands"/>
+    <w:bookmarkEnd w:id="56"/>
+    <w:bookmarkStart w:id="61" w:name="cli-commands"/>
     <w:p>
       <w:pPr>
         <w:pStyle w:val="Heading2"/>
@@ -4357,7 +4854,7 @@
         <w:t xml:space="preserve">CLI Commands</w:t>
       </w:r>
     </w:p>
-    <w:bookmarkStart w:id="56" w:name="integrityverify"/>
+    <w:bookmarkStart w:id="57" w:name="integrityverify"/>
     <w:p>
       <w:pPr>
         <w:pStyle w:val="Heading3"/>
@@ -4728,8 +5225,8 @@
         <w:t xml:space="preserve">100</w:t>
       </w:r>
     </w:p>
-    <w:bookmarkEnd w:id="56"/>
-    <w:bookmarkStart w:id="57" w:name="integrityschedule"/>
+    <w:bookmarkEnd w:id="57"/>
+    <w:bookmarkStart w:id="58" w:name="integrityschedule"/>
     <w:p>
       <w:pPr>
         <w:pStyle w:val="Heading3"/>
@@ -4959,8 +5456,8 @@
         <w:t xml:space="preserve">2</w:t>
       </w:r>
     </w:p>
-    <w:bookmarkEnd w:id="57"/>
-    <w:bookmarkStart w:id="58" w:name="integrityreport"/>
+    <w:bookmarkEnd w:id="58"/>
+    <w:bookmarkStart w:id="59" w:name="integrityreport"/>
     <w:p>
       <w:pPr>
         <w:pStyle w:val="Heading3"/>
@@ -5301,8 +5798,8 @@
         <w:t xml:space="preserve">/tmp/auditor.zip</w:t>
       </w:r>
     </w:p>
-    <w:bookmarkEnd w:id="58"/>
-    <w:bookmarkStart w:id="59" w:name="integrityretention"/>
+    <w:bookmarkEnd w:id="59"/>
+    <w:bookmarkStart w:id="60" w:name="integrityretention"/>
     <w:p>
       <w:pPr>
         <w:pStyle w:val="Heading3"/>
@@ -5607,9 +6104,1584 @@
         <w:t xml:space="preserve">1</w:t>
       </w:r>
     </w:p>
-    <w:bookmarkEnd w:id="59"/>
     <w:bookmarkEnd w:id="60"/>
-    <w:bookmarkStart w:id="61" w:name="cron-setup"/>
+    <w:bookmarkEnd w:id="61"/>
+    <w:bookmarkStart w:id="66" w:name="rest-api"/>
+    <w:p>
+      <w:pPr>
+        <w:pStyle w:val="Heading2"/>
+      </w:pPr>
+      <w:r>
+        <w:t xml:space="preserve">REST API</w:t>
+      </w:r>
+    </w:p>
+    <w:p>
+      <w:pPr>
+        <w:pStyle w:val="FirstParagraph"/>
+      </w:pPr>
+      <w:r>
+        <w:t xml:space="preserve">The Integrity Assurance plugin provides a comprehensive REST API (v1.2.0) for integration with external monitoring tools, dashboards, and automation systems. All endpoints require administrator authentication via session cookie.</w:t>
+      </w:r>
+    </w:p>
+    <w:bookmarkStart w:id="62" w:name="paginated-list-endpoints"/>
+    <w:p>
+      <w:pPr>
+        <w:pStyle w:val="Heading3"/>
+      </w:pPr>
+      <w:r>
+        <w:t xml:space="preserve">Paginated List Endpoints</w:t>
+      </w:r>
+    </w:p>
+    <w:tbl>
+      <w:tblPr>
+        <w:tblStyle w:val="Table"/>
+        <w:tblW w:type="pct" w:w="5000"/>
+        <w:tblLook w:firstRow="1" w:lastRow="0" w:firstColumn="0" w:lastColumn="0" w:noHBand="0" w:noVBand="0" w:val="0020"/>
+        <w:jc w:val="start"/>
+      </w:tblPr>
+      <w:tblGrid>
+        <w:gridCol w:w="1885"/>
+        <w:gridCol w:w="1508"/>
+        <w:gridCol w:w="2074"/>
+        <w:gridCol w:w="2451"/>
+      </w:tblGrid>
+      <w:tr>
+        <w:trPr>
+          <w:tblHeader w:val="true"/>
+        </w:trPr>
+        <w:tc>
+          <w:tcPr/>
+          <w:p>
+            <w:pPr>
+              <w:pStyle w:val="Compact"/>
+              <w:jc w:val="left"/>
+            </w:pPr>
+            <w:r>
+              <w:t xml:space="preserve">Endpoint</w:t>
+            </w:r>
+          </w:p>
+        </w:tc>
+        <w:tc>
+          <w:tcPr/>
+          <w:p>
+            <w:pPr>
+              <w:pStyle w:val="Compact"/>
+              <w:jc w:val="left"/>
+            </w:pPr>
+            <w:r>
+              <w:t xml:space="preserve">Method</w:t>
+            </w:r>
+          </w:p>
+        </w:tc>
+        <w:tc>
+          <w:tcPr/>
+          <w:p>
+            <w:pPr>
+              <w:pStyle w:val="Compact"/>
+              <w:jc w:val="left"/>
+            </w:pPr>
+            <w:r>
+              <w:t xml:space="preserve">Parameters</w:t>
+            </w:r>
+          </w:p>
+        </w:tc>
+        <w:tc>
+          <w:tcPr/>
+          <w:p>
+            <w:pPr>
+              <w:pStyle w:val="Compact"/>
+              <w:jc w:val="left"/>
+            </w:pPr>
+            <w:r>
+              <w:t xml:space="preserve">Description</w:t>
+            </w:r>
+          </w:p>
+        </w:tc>
+      </w:tr>
+      <w:tr>
+        <w:tc>
+          <w:tcPr/>
+          <w:p>
+            <w:pPr>
+              <w:pStyle w:val="Compact"/>
+              <w:jc w:val="left"/>
+            </w:pPr>
+            <w:r>
+              <w:rPr>
+                <w:rStyle w:val="VerbatimChar"/>
+              </w:rPr>
+              <w:t xml:space="preserve">/api/integrity/ledger</w:t>
+            </w:r>
+          </w:p>
+        </w:tc>
+        <w:tc>
+          <w:tcPr/>
+          <w:p>
+            <w:pPr>
+              <w:pStyle w:val="Compact"/>
+              <w:jc w:val="left"/>
+            </w:pPr>
+            <w:r>
+              <w:t xml:space="preserve">GET</w:t>
+            </w:r>
+          </w:p>
+        </w:tc>
+        <w:tc>
+          <w:tcPr/>
+          <w:p>
+            <w:pPr>
+              <w:pStyle w:val="Compact"/>
+              <w:jc w:val="left"/>
+            </w:pPr>
+            <w:r>
+              <w:rPr>
+                <w:rStyle w:val="VerbatimChar"/>
+              </w:rPr>
+              <w:t xml:space="preserve">limit</w:t>
+            </w:r>
+            <w:r>
+              <w:t xml:space="preserve">,</w:t>
+            </w:r>
+            <w:r>
+              <w:t xml:space="preserve"> </w:t>
+            </w:r>
+            <w:r>
+              <w:rPr>
+                <w:rStyle w:val="VerbatimChar"/>
+              </w:rPr>
+              <w:t xml:space="preserve">skip</w:t>
+            </w:r>
+            <w:r>
+              <w:t xml:space="preserve">,</w:t>
+            </w:r>
+            <w:r>
+              <w:t xml:space="preserve"> </w:t>
+            </w:r>
+            <w:r>
+              <w:rPr>
+                <w:rStyle w:val="VerbatimChar"/>
+              </w:rPr>
+              <w:t xml:space="preserve">repository_id</w:t>
+            </w:r>
+            <w:r>
+              <w:t xml:space="preserve">,</w:t>
+            </w:r>
+            <w:r>
+              <w:t xml:space="preserve"> </w:t>
+            </w:r>
+            <w:r>
+              <w:rPr>
+                <w:rStyle w:val="VerbatimChar"/>
+              </w:rPr>
+              <w:t xml:space="preserve">outcome</w:t>
+            </w:r>
+            <w:r>
+              <w:t xml:space="preserve">,</w:t>
+            </w:r>
+            <w:r>
+              <w:t xml:space="preserve"> </w:t>
+            </w:r>
+            <w:r>
+              <w:rPr>
+                <w:rStyle w:val="VerbatimChar"/>
+              </w:rPr>
+              <w:t xml:space="preserve">date_from</w:t>
+            </w:r>
+            <w:r>
+              <w:t xml:space="preserve">,</w:t>
+            </w:r>
+            <w:r>
+              <w:t xml:space="preserve"> </w:t>
+            </w:r>
+            <w:r>
+              <w:rPr>
+                <w:rStyle w:val="VerbatimChar"/>
+              </w:rPr>
+              <w:t xml:space="preserve">date_to</w:t>
+            </w:r>
+          </w:p>
+        </w:tc>
+        <w:tc>
+          <w:tcPr/>
+          <w:p>
+            <w:pPr>
+              <w:pStyle w:val="Compact"/>
+              <w:jc w:val="left"/>
+            </w:pPr>
+            <w:r>
+              <w:t xml:space="preserve">Browse verification ledger</w:t>
+            </w:r>
+          </w:p>
+        </w:tc>
+      </w:tr>
+      <w:tr>
+        <w:tc>
+          <w:tcPr/>
+          <w:p>
+            <w:pPr>
+              <w:pStyle w:val="Compact"/>
+              <w:jc w:val="left"/>
+            </w:pPr>
+            <w:r>
+              <w:rPr>
+                <w:rStyle w:val="VerbatimChar"/>
+              </w:rPr>
+              <w:t xml:space="preserve">/api/integrity/runs</w:t>
+            </w:r>
+          </w:p>
+        </w:tc>
+        <w:tc>
+          <w:tcPr/>
+          <w:p>
+            <w:pPr>
+              <w:pStyle w:val="Compact"/>
+              <w:jc w:val="left"/>
+            </w:pPr>
+            <w:r>
+              <w:t xml:space="preserve">GET</w:t>
+            </w:r>
+          </w:p>
+        </w:tc>
+        <w:tc>
+          <w:tcPr/>
+          <w:p>
+            <w:pPr>
+              <w:pStyle w:val="Compact"/>
+              <w:jc w:val="left"/>
+            </w:pPr>
+            <w:r>
+              <w:rPr>
+                <w:rStyle w:val="VerbatimChar"/>
+              </w:rPr>
+              <w:t xml:space="preserve">limit</w:t>
+            </w:r>
+            <w:r>
+              <w:t xml:space="preserve">,</w:t>
+            </w:r>
+            <w:r>
+              <w:t xml:space="preserve"> </w:t>
+            </w:r>
+            <w:r>
+              <w:rPr>
+                <w:rStyle w:val="VerbatimChar"/>
+              </w:rPr>
+              <w:t xml:space="preserve">skip</w:t>
+            </w:r>
+            <w:r>
+              <w:t xml:space="preserve">,</w:t>
+            </w:r>
+            <w:r>
+              <w:t xml:space="preserve"> </w:t>
+            </w:r>
+            <w:r>
+              <w:rPr>
+                <w:rStyle w:val="VerbatimChar"/>
+              </w:rPr>
+              <w:t xml:space="preserve">status</w:t>
+            </w:r>
+          </w:p>
+        </w:tc>
+        <w:tc>
+          <w:tcPr/>
+          <w:p>
+            <w:pPr>
+              <w:pStyle w:val="Compact"/>
+              <w:jc w:val="left"/>
+            </w:pPr>
+            <w:r>
+              <w:t xml:space="preserve">Browse run history</w:t>
+            </w:r>
+          </w:p>
+        </w:tc>
+      </w:tr>
+      <w:tr>
+        <w:tc>
+          <w:tcPr/>
+          <w:p>
+            <w:pPr>
+              <w:pStyle w:val="Compact"/>
+              <w:jc w:val="left"/>
+            </w:pPr>
+            <w:r>
+              <w:rPr>
+                <w:rStyle w:val="VerbatimChar"/>
+              </w:rPr>
+              <w:t xml:space="preserve">/api/integrity/holds</w:t>
+            </w:r>
+          </w:p>
+        </w:tc>
+        <w:tc>
+          <w:tcPr/>
+          <w:p>
+            <w:pPr>
+              <w:pStyle w:val="Compact"/>
+              <w:jc w:val="left"/>
+            </w:pPr>
+            <w:r>
+              <w:t xml:space="preserve">GET</w:t>
+            </w:r>
+          </w:p>
+        </w:tc>
+        <w:tc>
+          <w:tcPr/>
+          <w:p>
+            <w:pPr>
+              <w:pStyle w:val="Compact"/>
+              <w:jc w:val="left"/>
+            </w:pPr>
+            <w:r>
+              <w:rPr>
+                <w:rStyle w:val="VerbatimChar"/>
+              </w:rPr>
+              <w:t xml:space="preserve">limit</w:t>
+            </w:r>
+            <w:r>
+              <w:t xml:space="preserve">,</w:t>
+            </w:r>
+            <w:r>
+              <w:t xml:space="preserve"> </w:t>
+            </w:r>
+            <w:r>
+              <w:rPr>
+                <w:rStyle w:val="VerbatimChar"/>
+              </w:rPr>
+              <w:t xml:space="preserve">skip</w:t>
+            </w:r>
+            <w:r>
+              <w:t xml:space="preserve">,</w:t>
+            </w:r>
+            <w:r>
+              <w:t xml:space="preserve"> </w:t>
+            </w:r>
+            <w:r>
+              <w:rPr>
+                <w:rStyle w:val="VerbatimChar"/>
+              </w:rPr>
+              <w:t xml:space="preserve">status</w:t>
+            </w:r>
+          </w:p>
+        </w:tc>
+        <w:tc>
+          <w:tcPr/>
+          <w:p>
+            <w:pPr>
+              <w:pStyle w:val="Compact"/>
+              <w:jc w:val="left"/>
+            </w:pPr>
+            <w:r>
+              <w:t xml:space="preserve">Browse legal holds</w:t>
+            </w:r>
+          </w:p>
+        </w:tc>
+      </w:tr>
+      <w:tr>
+        <w:tc>
+          <w:tcPr/>
+          <w:p>
+            <w:pPr>
+              <w:pStyle w:val="Compact"/>
+              <w:jc w:val="left"/>
+            </w:pPr>
+            <w:r>
+              <w:rPr>
+                <w:rStyle w:val="VerbatimChar"/>
+              </w:rPr>
+              <w:t xml:space="preserve">/api/integrity/policies</w:t>
+            </w:r>
+          </w:p>
+        </w:tc>
+        <w:tc>
+          <w:tcPr/>
+          <w:p>
+            <w:pPr>
+              <w:pStyle w:val="Compact"/>
+              <w:jc w:val="left"/>
+            </w:pPr>
+            <w:r>
+              <w:t xml:space="preserve">GET</w:t>
+            </w:r>
+          </w:p>
+        </w:tc>
+        <w:tc>
+          <w:tcPr/>
+          <w:p>
+            <w:pPr>
+              <w:pStyle w:val="Compact"/>
+              <w:jc w:val="left"/>
+            </w:pPr>
+            <w:r>
+              <w:rPr>
+                <w:rStyle w:val="VerbatimChar"/>
+              </w:rPr>
+              <w:t xml:space="preserve">limit</w:t>
+            </w:r>
+            <w:r>
+              <w:t xml:space="preserve">,</w:t>
+            </w:r>
+            <w:r>
+              <w:t xml:space="preserve"> </w:t>
+            </w:r>
+            <w:r>
+              <w:rPr>
+                <w:rStyle w:val="VerbatimChar"/>
+              </w:rPr>
+              <w:t xml:space="preserve">skip</w:t>
+            </w:r>
+          </w:p>
+        </w:tc>
+        <w:tc>
+          <w:tcPr/>
+          <w:p>
+            <w:pPr>
+              <w:pStyle w:val="Compact"/>
+              <w:jc w:val="left"/>
+            </w:pPr>
+            <w:r>
+              <w:t xml:space="preserve">Browse retention policies</w:t>
+            </w:r>
+          </w:p>
+        </w:tc>
+      </w:tr>
+    </w:tbl>
+    <w:p>
+      <w:pPr>
+        <w:pStyle w:val="BodyText"/>
+      </w:pPr>
+      <w:r>
+        <w:t xml:space="preserve">All paginated endpoints return:</w:t>
+      </w:r>
+      <w:r>
+        <w:t xml:space="preserve"> </w:t>
+      </w:r>
+      <w:r>
+        <w:rPr>
+          <w:rStyle w:val="VerbatimChar"/>
+        </w:rPr>
+        <w:t xml:space="preserve">{success: true, total: N, limit: N, skip: N, data: [...]}</w:t>
+      </w:r>
+    </w:p>
+    <w:bookmarkEnd w:id="62"/>
+    <w:bookmarkStart w:id="63" w:name="analytics-endpoints"/>
+    <w:p>
+      <w:pPr>
+        <w:pStyle w:val="Heading3"/>
+      </w:pPr>
+      <w:r>
+        <w:t xml:space="preserve">Analytics Endpoints</w:t>
+      </w:r>
+    </w:p>
+    <w:tbl>
+      <w:tblPr>
+        <w:tblStyle w:val="Table"/>
+        <w:tblW w:type="pct" w:w="5000"/>
+        <w:tblLook w:firstRow="1" w:lastRow="0" w:firstColumn="0" w:lastColumn="0" w:noHBand="0" w:noVBand="0" w:val="0020"/>
+        <w:jc w:val="start"/>
+      </w:tblPr>
+      <w:tblGrid>
+        <w:gridCol w:w="1885"/>
+        <w:gridCol w:w="1508"/>
+        <w:gridCol w:w="2074"/>
+        <w:gridCol w:w="2451"/>
+      </w:tblGrid>
+      <w:tr>
+        <w:trPr>
+          <w:tblHeader w:val="true"/>
+        </w:trPr>
+        <w:tc>
+          <w:tcPr/>
+          <w:p>
+            <w:pPr>
+              <w:pStyle w:val="Compact"/>
+              <w:jc w:val="left"/>
+            </w:pPr>
+            <w:r>
+              <w:t xml:space="preserve">Endpoint</w:t>
+            </w:r>
+          </w:p>
+        </w:tc>
+        <w:tc>
+          <w:tcPr/>
+          <w:p>
+            <w:pPr>
+              <w:pStyle w:val="Compact"/>
+              <w:jc w:val="left"/>
+            </w:pPr>
+            <w:r>
+              <w:t xml:space="preserve">Method</w:t>
+            </w:r>
+          </w:p>
+        </w:tc>
+        <w:tc>
+          <w:tcPr/>
+          <w:p>
+            <w:pPr>
+              <w:pStyle w:val="Compact"/>
+              <w:jc w:val="left"/>
+            </w:pPr>
+            <w:r>
+              <w:t xml:space="preserve">Parameters</w:t>
+            </w:r>
+          </w:p>
+        </w:tc>
+        <w:tc>
+          <w:tcPr/>
+          <w:p>
+            <w:pPr>
+              <w:pStyle w:val="Compact"/>
+              <w:jc w:val="left"/>
+            </w:pPr>
+            <w:r>
+              <w:t xml:space="preserve">Description</w:t>
+            </w:r>
+          </w:p>
+        </w:tc>
+      </w:tr>
+      <w:tr>
+        <w:tc>
+          <w:tcPr/>
+          <w:p>
+            <w:pPr>
+              <w:pStyle w:val="Compact"/>
+              <w:jc w:val="left"/>
+            </w:pPr>
+            <w:r>
+              <w:rPr>
+                <w:rStyle w:val="VerbatimChar"/>
+              </w:rPr>
+              <w:t xml:space="preserve">/api/integrity/stats</w:t>
+            </w:r>
+          </w:p>
+        </w:tc>
+        <w:tc>
+          <w:tcPr/>
+          <w:p>
+            <w:pPr>
+              <w:pStyle w:val="Compact"/>
+              <w:jc w:val="left"/>
+            </w:pPr>
+            <w:r>
+              <w:t xml:space="preserve">GET</w:t>
+            </w:r>
+          </w:p>
+        </w:tc>
+        <w:tc>
+          <w:tcPr/>
+          <w:p>
+            <w:pPr>
+              <w:pStyle w:val="Compact"/>
+              <w:jc w:val="left"/>
+            </w:pPr>
+            <w:r>
+              <w:t xml:space="preserve">—</w:t>
+            </w:r>
+          </w:p>
+        </w:tc>
+        <w:tc>
+          <w:tcPr/>
+          <w:p>
+            <w:pPr>
+              <w:pStyle w:val="Compact"/>
+              <w:jc w:val="left"/>
+            </w:pPr>
+            <w:r>
+              <w:t xml:space="preserve">Dashboard statistics</w:t>
+            </w:r>
+          </w:p>
+        </w:tc>
+      </w:tr>
+      <w:tr>
+        <w:tc>
+          <w:tcPr/>
+          <w:p>
+            <w:pPr>
+              <w:pStyle w:val="Compact"/>
+              <w:jc w:val="left"/>
+            </w:pPr>
+            <w:r>
+              <w:rPr>
+                <w:rStyle w:val="VerbatimChar"/>
+              </w:rPr>
+              <w:t xml:space="preserve">/api/integrity/daily-trend</w:t>
+            </w:r>
+          </w:p>
+        </w:tc>
+        <w:tc>
+          <w:tcPr/>
+          <w:p>
+            <w:pPr>
+              <w:pStyle w:val="Compact"/>
+              <w:jc w:val="left"/>
+            </w:pPr>
+            <w:r>
+              <w:t xml:space="preserve">GET</w:t>
+            </w:r>
+          </w:p>
+        </w:tc>
+        <w:tc>
+          <w:tcPr/>
+          <w:p>
+            <w:pPr>
+              <w:pStyle w:val="Compact"/>
+              <w:jc w:val="left"/>
+            </w:pPr>
+            <w:r>
+              <w:rPr>
+                <w:rStyle w:val="VerbatimChar"/>
+              </w:rPr>
+              <w:t xml:space="preserve">days</w:t>
+            </w:r>
+            <w:r>
+              <w:t xml:space="preserve"> </w:t>
+            </w:r>
+            <w:r>
+              <w:t xml:space="preserve">(default: 30)</w:t>
+            </w:r>
+          </w:p>
+        </w:tc>
+        <w:tc>
+          <w:tcPr/>
+          <w:p>
+            <w:pPr>
+              <w:pStyle w:val="Compact"/>
+              <w:jc w:val="left"/>
+            </w:pPr>
+            <w:r>
+              <w:t xml:space="preserve">Daily pass/fail counts</w:t>
+            </w:r>
+          </w:p>
+        </w:tc>
+      </w:tr>
+      <w:tr>
+        <w:tc>
+          <w:tcPr/>
+          <w:p>
+            <w:pPr>
+              <w:pStyle w:val="Compact"/>
+              <w:jc w:val="left"/>
+            </w:pPr>
+            <w:r>
+              <w:rPr>
+                <w:rStyle w:val="VerbatimChar"/>
+              </w:rPr>
+              <w:t xml:space="preserve">/api/integrity/repo-breakdown</w:t>
+            </w:r>
+          </w:p>
+        </w:tc>
+        <w:tc>
+          <w:tcPr/>
+          <w:p>
+            <w:pPr>
+              <w:pStyle w:val="Compact"/>
+              <w:jc w:val="left"/>
+            </w:pPr>
+            <w:r>
+              <w:t xml:space="preserve">GET</w:t>
+            </w:r>
+          </w:p>
+        </w:tc>
+        <w:tc>
+          <w:tcPr/>
+          <w:p>
+            <w:pPr>
+              <w:pStyle w:val="Compact"/>
+              <w:jc w:val="left"/>
+            </w:pPr>
+            <w:r>
+              <w:t xml:space="preserve">—</w:t>
+            </w:r>
+          </w:p>
+        </w:tc>
+        <w:tc>
+          <w:tcPr/>
+          <w:p>
+            <w:pPr>
+              <w:pStyle w:val="Compact"/>
+              <w:jc w:val="left"/>
+            </w:pPr>
+            <w:r>
+              <w:t xml:space="preserve">Per-repository verification stats</w:t>
+            </w:r>
+          </w:p>
+        </w:tc>
+      </w:tr>
+      <w:tr>
+        <w:tc>
+          <w:tcPr/>
+          <w:p>
+            <w:pPr>
+              <w:pStyle w:val="Compact"/>
+              <w:jc w:val="left"/>
+            </w:pPr>
+            <w:r>
+              <w:rPr>
+                <w:rStyle w:val="VerbatimChar"/>
+              </w:rPr>
+              <w:t xml:space="preserve">/api/integrity/format-breakdown</w:t>
+            </w:r>
+          </w:p>
+        </w:tc>
+        <w:tc>
+          <w:tcPr/>
+          <w:p>
+            <w:pPr>
+              <w:pStyle w:val="Compact"/>
+              <w:jc w:val="left"/>
+            </w:pPr>
+            <w:r>
+              <w:t xml:space="preserve">GET</w:t>
+            </w:r>
+          </w:p>
+        </w:tc>
+        <w:tc>
+          <w:tcPr/>
+          <w:p>
+            <w:pPr>
+              <w:pStyle w:val="Compact"/>
+              <w:jc w:val="left"/>
+            </w:pPr>
+            <w:r>
+              <w:t xml:space="preserve">—</w:t>
+            </w:r>
+          </w:p>
+        </w:tc>
+        <w:tc>
+          <w:tcPr/>
+          <w:p>
+            <w:pPr>
+              <w:pStyle w:val="Compact"/>
+              <w:jc w:val="left"/>
+            </w:pPr>
+            <w:r>
+              <w:t xml:space="preserve">Per-format verification stats</w:t>
+            </w:r>
+          </w:p>
+        </w:tc>
+      </w:tr>
+      <w:tr>
+        <w:tc>
+          <w:tcPr/>
+          <w:p>
+            <w:pPr>
+              <w:pStyle w:val="Compact"/>
+              <w:jc w:val="left"/>
+            </w:pPr>
+            <w:r>
+              <w:rPr>
+                <w:rStyle w:val="VerbatimChar"/>
+              </w:rPr>
+              <w:t xml:space="preserve">/api/integrity/throughput</w:t>
+            </w:r>
+          </w:p>
+        </w:tc>
+        <w:tc>
+          <w:tcPr/>
+          <w:p>
+            <w:pPr>
+              <w:pStyle w:val="Compact"/>
+              <w:jc w:val="left"/>
+            </w:pPr>
+            <w:r>
+              <w:t xml:space="preserve">GET</w:t>
+            </w:r>
+          </w:p>
+        </w:tc>
+        <w:tc>
+          <w:tcPr/>
+          <w:p>
+            <w:pPr>
+              <w:pStyle w:val="Compact"/>
+              <w:jc w:val="left"/>
+            </w:pPr>
+            <w:r>
+              <w:rPr>
+                <w:rStyle w:val="VerbatimChar"/>
+              </w:rPr>
+              <w:t xml:space="preserve">days</w:t>
+            </w:r>
+            <w:r>
+              <w:t xml:space="preserve"> </w:t>
+            </w:r>
+            <w:r>
+              <w:t xml:space="preserve">(default: 7)</w:t>
+            </w:r>
+          </w:p>
+        </w:tc>
+        <w:tc>
+          <w:tcPr/>
+          <w:p>
+            <w:pPr>
+              <w:pStyle w:val="Compact"/>
+              <w:jc w:val="left"/>
+            </w:pPr>
+            <w:r>
+              <w:t xml:space="preserve">Verification throughput</w:t>
+            </w:r>
+          </w:p>
+        </w:tc>
+      </w:tr>
+      <w:tr>
+        <w:tc>
+          <w:tcPr/>
+          <w:p>
+            <w:pPr>
+              <w:pStyle w:val="Compact"/>
+              <w:jc w:val="left"/>
+            </w:pPr>
+            <w:r>
+              <w:rPr>
+                <w:rStyle w:val="VerbatimChar"/>
+              </w:rPr>
+              <w:t xml:space="preserve">/api/integrity/storage-growth</w:t>
+            </w:r>
+          </w:p>
+        </w:tc>
+        <w:tc>
+          <w:tcPr/>
+          <w:p>
+            <w:pPr>
+              <w:pStyle w:val="Compact"/>
+              <w:jc w:val="left"/>
+            </w:pPr>
+            <w:r>
+              <w:t xml:space="preserve">GET</w:t>
+            </w:r>
+          </w:p>
+        </w:tc>
+        <w:tc>
+          <w:tcPr/>
+          <w:p>
+            <w:pPr>
+              <w:pStyle w:val="Compact"/>
+              <w:jc w:val="left"/>
+            </w:pPr>
+            <w:r>
+              <w:rPr>
+                <w:rStyle w:val="VerbatimChar"/>
+              </w:rPr>
+              <w:t xml:space="preserve">days</w:t>
+            </w:r>
+            <w:r>
+              <w:t xml:space="preserve"> </w:t>
+            </w:r>
+            <w:r>
+              <w:t xml:space="preserve">(default: 30)</w:t>
+            </w:r>
+          </w:p>
+        </w:tc>
+        <w:tc>
+          <w:tcPr/>
+          <w:p>
+            <w:pPr>
+              <w:pStyle w:val="Compact"/>
+              <w:jc w:val="left"/>
+            </w:pPr>
+            <w:r>
+              <w:t xml:space="preserve">Storage scanned over time</w:t>
+            </w:r>
+          </w:p>
+        </w:tc>
+      </w:tr>
+    </w:tbl>
+    <w:bookmarkEnd w:id="63"/>
+    <w:bookmarkStart w:id="64" w:name="action-endpoints"/>
+    <w:p>
+      <w:pPr>
+        <w:pStyle w:val="Heading3"/>
+      </w:pPr>
+      <w:r>
+        <w:t xml:space="preserve">Action Endpoints</w:t>
+      </w:r>
+    </w:p>
+    <w:tbl>
+      <w:tblPr>
+        <w:tblStyle w:val="Table"/>
+        <w:tblW w:type="pct" w:w="5000"/>
+        <w:tblLook w:firstRow="1" w:lastRow="0" w:firstColumn="0" w:lastColumn="0" w:noHBand="0" w:noVBand="0" w:val="0020"/>
+        <w:jc w:val="start"/>
+      </w:tblPr>
+      <w:tblGrid>
+        <w:gridCol w:w="1885"/>
+        <w:gridCol w:w="1508"/>
+        <w:gridCol w:w="2074"/>
+        <w:gridCol w:w="2451"/>
+      </w:tblGrid>
+      <w:tr>
+        <w:trPr>
+          <w:tblHeader w:val="true"/>
+        </w:trPr>
+        <w:tc>
+          <w:tcPr/>
+          <w:p>
+            <w:pPr>
+              <w:pStyle w:val="Compact"/>
+              <w:jc w:val="left"/>
+            </w:pPr>
+            <w:r>
+              <w:t xml:space="preserve">Endpoint</w:t>
+            </w:r>
+          </w:p>
+        </w:tc>
+        <w:tc>
+          <w:tcPr/>
+          <w:p>
+            <w:pPr>
+              <w:pStyle w:val="Compact"/>
+              <w:jc w:val="left"/>
+            </w:pPr>
+            <w:r>
+              <w:t xml:space="preserve">Method</w:t>
+            </w:r>
+          </w:p>
+        </w:tc>
+        <w:tc>
+          <w:tcPr/>
+          <w:p>
+            <w:pPr>
+              <w:pStyle w:val="Compact"/>
+              <w:jc w:val="left"/>
+            </w:pPr>
+            <w:r>
+              <w:t xml:space="preserve">Parameters</w:t>
+            </w:r>
+          </w:p>
+        </w:tc>
+        <w:tc>
+          <w:tcPr/>
+          <w:p>
+            <w:pPr>
+              <w:pStyle w:val="Compact"/>
+              <w:jc w:val="left"/>
+            </w:pPr>
+            <w:r>
+              <w:t xml:space="preserve">Description</w:t>
+            </w:r>
+          </w:p>
+        </w:tc>
+      </w:tr>
+      <w:tr>
+        <w:tc>
+          <w:tcPr/>
+          <w:p>
+            <w:pPr>
+              <w:pStyle w:val="Compact"/>
+              <w:jc w:val="left"/>
+            </w:pPr>
+            <w:r>
+              <w:rPr>
+                <w:rStyle w:val="VerbatimChar"/>
+              </w:rPr>
+              <w:t xml:space="preserve">/api/integrity/verify</w:t>
+            </w:r>
+          </w:p>
+        </w:tc>
+        <w:tc>
+          <w:tcPr/>
+          <w:p>
+            <w:pPr>
+              <w:pStyle w:val="Compact"/>
+              <w:jc w:val="left"/>
+            </w:pPr>
+            <w:r>
+              <w:t xml:space="preserve">POST</w:t>
+            </w:r>
+          </w:p>
+        </w:tc>
+        <w:tc>
+          <w:tcPr/>
+          <w:p>
+            <w:pPr>
+              <w:pStyle w:val="Compact"/>
+              <w:jc w:val="left"/>
+            </w:pPr>
+            <w:r>
+              <w:rPr>
+                <w:rStyle w:val="VerbatimChar"/>
+              </w:rPr>
+              <w:t xml:space="preserve">object_id</w:t>
+            </w:r>
+          </w:p>
+        </w:tc>
+        <w:tc>
+          <w:tcPr/>
+          <w:p>
+            <w:pPr>
+              <w:pStyle w:val="Compact"/>
+              <w:jc w:val="left"/>
+            </w:pPr>
+            <w:r>
+              <w:t xml:space="preserve">Verify a single digital object</w:t>
+            </w:r>
+          </w:p>
+        </w:tc>
+      </w:tr>
+      <w:tr>
+        <w:tc>
+          <w:tcPr/>
+          <w:p>
+            <w:pPr>
+              <w:pStyle w:val="Compact"/>
+              <w:jc w:val="left"/>
+            </w:pPr>
+            <w:r>
+              <w:rPr>
+                <w:rStyle w:val="VerbatimChar"/>
+              </w:rPr>
+              <w:t xml:space="preserve">/api/integrity/schedule/:id/run</w:t>
+            </w:r>
+          </w:p>
+        </w:tc>
+        <w:tc>
+          <w:tcPr/>
+          <w:p>
+            <w:pPr>
+              <w:pStyle w:val="Compact"/>
+              <w:jc w:val="left"/>
+            </w:pPr>
+            <w:r>
+              <w:t xml:space="preserve">POST</w:t>
+            </w:r>
+          </w:p>
+        </w:tc>
+        <w:tc>
+          <w:tcPr/>
+          <w:p>
+            <w:pPr>
+              <w:pStyle w:val="Compact"/>
+              <w:jc w:val="left"/>
+            </w:pPr>
+            <w:r>
+              <w:t xml:space="preserve">—</w:t>
+            </w:r>
+          </w:p>
+        </w:tc>
+        <w:tc>
+          <w:tcPr/>
+          <w:p>
+            <w:pPr>
+              <w:pStyle w:val="Compact"/>
+              <w:jc w:val="left"/>
+            </w:pPr>
+            <w:r>
+              <w:t xml:space="preserve">Execute a schedule immediately</w:t>
+            </w:r>
+          </w:p>
+        </w:tc>
+      </w:tr>
+      <w:tr>
+        <w:tc>
+          <w:tcPr/>
+          <w:p>
+            <w:pPr>
+              <w:pStyle w:val="Compact"/>
+              <w:jc w:val="left"/>
+            </w:pPr>
+            <w:r>
+              <w:rPr>
+                <w:rStyle w:val="VerbatimChar"/>
+              </w:rPr>
+              <w:t xml:space="preserve">/api/integrity/schedule/:id/toggle</w:t>
+            </w:r>
+          </w:p>
+        </w:tc>
+        <w:tc>
+          <w:tcPr/>
+          <w:p>
+            <w:pPr>
+              <w:pStyle w:val="Compact"/>
+              <w:jc w:val="left"/>
+            </w:pPr>
+            <w:r>
+              <w:t xml:space="preserve">POST</w:t>
+            </w:r>
+          </w:p>
+        </w:tc>
+        <w:tc>
+          <w:tcPr/>
+          <w:p>
+            <w:pPr>
+              <w:pStyle w:val="Compact"/>
+              <w:jc w:val="left"/>
+            </w:pPr>
+            <w:r>
+              <w:t xml:space="preserve">—</w:t>
+            </w:r>
+          </w:p>
+        </w:tc>
+        <w:tc>
+          <w:tcPr/>
+          <w:p>
+            <w:pPr>
+              <w:pStyle w:val="Compact"/>
+              <w:jc w:val="left"/>
+            </w:pPr>
+            <w:r>
+              <w:t xml:space="preserve">Enable/disable schedule</w:t>
+            </w:r>
+          </w:p>
+        </w:tc>
+      </w:tr>
+      <w:tr>
+        <w:tc>
+          <w:tcPr/>
+          <w:p>
+            <w:pPr>
+              <w:pStyle w:val="Compact"/>
+              <w:jc w:val="left"/>
+            </w:pPr>
+            <w:r>
+              <w:rPr>
+                <w:rStyle w:val="VerbatimChar"/>
+              </w:rPr>
+              <w:t xml:space="preserve">/api/integrity/retention/scan</w:t>
+            </w:r>
+          </w:p>
+        </w:tc>
+        <w:tc>
+          <w:tcPr/>
+          <w:p>
+            <w:pPr>
+              <w:pStyle w:val="Compact"/>
+              <w:jc w:val="left"/>
+            </w:pPr>
+            <w:r>
+              <w:t xml:space="preserve">POST</w:t>
+            </w:r>
+          </w:p>
+        </w:tc>
+        <w:tc>
+          <w:tcPr/>
+          <w:p>
+            <w:pPr>
+              <w:pStyle w:val="Compact"/>
+              <w:jc w:val="left"/>
+            </w:pPr>
+            <w:r>
+              <w:rPr>
+                <w:rStyle w:val="VerbatimChar"/>
+              </w:rPr>
+              <w:t xml:space="preserve">policy_id</w:t>
+            </w:r>
+            <w:r>
+              <w:t xml:space="preserve"> </w:t>
+            </w:r>
+            <w:r>
+              <w:t xml:space="preserve">(optional)</w:t>
+            </w:r>
+          </w:p>
+        </w:tc>
+        <w:tc>
+          <w:tcPr/>
+          <w:p>
+            <w:pPr>
+              <w:pStyle w:val="Compact"/>
+              <w:jc w:val="left"/>
+            </w:pPr>
+            <w:r>
+              <w:t xml:space="preserve">Scan for eligible dispositions</w:t>
+            </w:r>
+          </w:p>
+        </w:tc>
+      </w:tr>
+      <w:tr>
+        <w:tc>
+          <w:tcPr/>
+          <w:p>
+            <w:pPr>
+              <w:pStyle w:val="Compact"/>
+              <w:jc w:val="left"/>
+            </w:pPr>
+            <w:r>
+              <w:rPr>
+                <w:rStyle w:val="VerbatimChar"/>
+              </w:rPr>
+              <w:t xml:space="preserve">/api/integrity/hold/place</w:t>
+            </w:r>
+          </w:p>
+        </w:tc>
+        <w:tc>
+          <w:tcPr/>
+          <w:p>
+            <w:pPr>
+              <w:pStyle w:val="Compact"/>
+              <w:jc w:val="left"/>
+            </w:pPr>
+            <w:r>
+              <w:t xml:space="preserve">POST</w:t>
+            </w:r>
+          </w:p>
+        </w:tc>
+        <w:tc>
+          <w:tcPr/>
+          <w:p>
+            <w:pPr>
+              <w:pStyle w:val="Compact"/>
+              <w:jc w:val="left"/>
+            </w:pPr>
+            <w:r>
+              <w:rPr>
+                <w:rStyle w:val="VerbatimChar"/>
+              </w:rPr>
+              <w:t xml:space="preserve">information_object_id</w:t>
+            </w:r>
+            <w:r>
+              <w:t xml:space="preserve">,</w:t>
+            </w:r>
+            <w:r>
+              <w:t xml:space="preserve"> </w:t>
+            </w:r>
+            <w:r>
+              <w:rPr>
+                <w:rStyle w:val="VerbatimChar"/>
+              </w:rPr>
+              <w:t xml:space="preserve">reason</w:t>
+            </w:r>
+          </w:p>
+        </w:tc>
+        <w:tc>
+          <w:tcPr/>
+          <w:p>
+            <w:pPr>
+              <w:pStyle w:val="Compact"/>
+              <w:jc w:val="left"/>
+            </w:pPr>
+            <w:r>
+              <w:t xml:space="preserve">Place a legal hold</w:t>
+            </w:r>
+          </w:p>
+        </w:tc>
+      </w:tr>
+      <w:tr>
+        <w:tc>
+          <w:tcPr/>
+          <w:p>
+            <w:pPr>
+              <w:pStyle w:val="Compact"/>
+              <w:jc w:val="left"/>
+            </w:pPr>
+            <w:r>
+              <w:rPr>
+                <w:rStyle w:val="VerbatimChar"/>
+              </w:rPr>
+              <w:t xml:space="preserve">/api/integrity/hold/:id/release</w:t>
+            </w:r>
+          </w:p>
+        </w:tc>
+        <w:tc>
+          <w:tcPr/>
+          <w:p>
+            <w:pPr>
+              <w:pStyle w:val="Compact"/>
+              <w:jc w:val="left"/>
+            </w:pPr>
+            <w:r>
+              <w:t xml:space="preserve">POST</w:t>
+            </w:r>
+          </w:p>
+        </w:tc>
+        <w:tc>
+          <w:tcPr/>
+          <w:p>
+            <w:pPr>
+              <w:pStyle w:val="Compact"/>
+              <w:jc w:val="left"/>
+            </w:pPr>
+            <w:r>
+              <w:t xml:space="preserve">—</w:t>
+            </w:r>
+          </w:p>
+        </w:tc>
+        <w:tc>
+          <w:tcPr/>
+          <w:p>
+            <w:pPr>
+              <w:pStyle w:val="Compact"/>
+              <w:jc w:val="left"/>
+            </w:pPr>
+            <w:r>
+              <w:t xml:space="preserve">Release a legal hold</w:t>
+            </w:r>
+          </w:p>
+        </w:tc>
+      </w:tr>
+    </w:tbl>
+    <w:bookmarkEnd w:id="64"/>
+    <w:bookmarkStart w:id="65" w:name="example-usage"/>
+    <w:p>
+      <w:pPr>
+        <w:pStyle w:val="Heading3"/>
+      </w:pPr>
+      <w:r>
+        <w:t xml:space="preserve">Example Usage</w:t>
+      </w:r>
+    </w:p>
+    <w:p>
+      <w:pPr>
+        <w:pStyle w:val="SourceCode"/>
+      </w:pPr>
+      <w:r>
+        <w:rPr>
+          <w:rStyle w:val="CommentTok"/>
+        </w:rPr>
+        <w:t xml:space="preserve"># Get dashboard stats</w:t>
+      </w:r>
+      <w:r>
+        <w:br/>
+      </w:r>
+      <w:r>
+        <w:rPr>
+          <w:rStyle w:val="ExtensionTok"/>
+        </w:rPr>
+        <w:t xml:space="preserve">curl</w:t>
+      </w:r>
+      <w:r>
+        <w:rPr>
+          <w:rStyle w:val="NormalTok"/>
+        </w:rPr>
+        <w:t xml:space="preserve"> </w:t>
+      </w:r>
+      <w:r>
+        <w:rPr>
+          <w:rStyle w:val="AttributeTok"/>
+        </w:rPr>
+        <w:t xml:space="preserve">-s</w:t>
+      </w:r>
+      <w:r>
+        <w:rPr>
+          <w:rStyle w:val="NormalTok"/>
+        </w:rPr>
+        <w:t xml:space="preserve"> </w:t>
+      </w:r>
+      <w:r>
+        <w:rPr>
+          <w:rStyle w:val="AttributeTok"/>
+        </w:rPr>
+        <w:t xml:space="preserve">-b</w:t>
+      </w:r>
+      <w:r>
+        <w:rPr>
+          <w:rStyle w:val="NormalTok"/>
+        </w:rPr>
+        <w:t xml:space="preserve"> cookies.txt https://psis.theahg.co.za/api/integrity/stats </w:t>
+      </w:r>
+      <w:r>
+        <w:rPr>
+          <w:rStyle w:val="KeywordTok"/>
+        </w:rPr>
+        <w:t xml:space="preserve">|</w:t>
+      </w:r>
+      <w:r>
+        <w:rPr>
+          <w:rStyle w:val="NormalTok"/>
+        </w:rPr>
+        <w:t xml:space="preserve"> </w:t>
+      </w:r>
+      <w:r>
+        <w:rPr>
+          <w:rStyle w:val="ExtensionTok"/>
+        </w:rPr>
+        <w:t xml:space="preserve">jq</w:t>
+      </w:r>
+      <w:r>
+        <w:rPr>
+          <w:rStyle w:val="NormalTok"/>
+        </w:rPr>
+        <w:t xml:space="preserve"> .</w:t>
+      </w:r>
+      <w:r>
+        <w:br/>
+      </w:r>
+      <w:r>
+        <w:br/>
+      </w:r>
+      <w:r>
+        <w:rPr>
+          <w:rStyle w:val="CommentTok"/>
+        </w:rPr>
+        <w:t xml:space="preserve"># Browse ledger (first 10 entries)</w:t>
+      </w:r>
+      <w:r>
+        <w:br/>
+      </w:r>
+      <w:r>
+        <w:rPr>
+          <w:rStyle w:val="ExtensionTok"/>
+        </w:rPr>
+        <w:t xml:space="preserve">curl</w:t>
+      </w:r>
+      <w:r>
+        <w:rPr>
+          <w:rStyle w:val="NormalTok"/>
+        </w:rPr>
+        <w:t xml:space="preserve"> </w:t>
+      </w:r>
+      <w:r>
+        <w:rPr>
+          <w:rStyle w:val="AttributeTok"/>
+        </w:rPr>
+        <w:t xml:space="preserve">-s</w:t>
+      </w:r>
+      <w:r>
+        <w:rPr>
+          <w:rStyle w:val="NormalTok"/>
+        </w:rPr>
+        <w:t xml:space="preserve"> </w:t>
+      </w:r>
+      <w:r>
+        <w:rPr>
+          <w:rStyle w:val="AttributeTok"/>
+        </w:rPr>
+        <w:t xml:space="preserve">-b</w:t>
+      </w:r>
+      <w:r>
+        <w:rPr>
+          <w:rStyle w:val="NormalTok"/>
+        </w:rPr>
+        <w:t xml:space="preserve"> cookies.txt </w:t>
+      </w:r>
+      <w:r>
+        <w:rPr>
+          <w:rStyle w:val="StringTok"/>
+        </w:rPr>
+        <w:t xml:space="preserve">'https://psis.theahg.co.za/api/integrity/ledger?limit=10'</w:t>
+      </w:r>
+      <w:r>
+        <w:rPr>
+          <w:rStyle w:val="NormalTok"/>
+        </w:rPr>
+        <w:t xml:space="preserve"> </w:t>
+      </w:r>
+      <w:r>
+        <w:rPr>
+          <w:rStyle w:val="KeywordTok"/>
+        </w:rPr>
+        <w:t xml:space="preserve">|</w:t>
+      </w:r>
+      <w:r>
+        <w:rPr>
+          <w:rStyle w:val="NormalTok"/>
+        </w:rPr>
+        <w:t xml:space="preserve"> </w:t>
+      </w:r>
+      <w:r>
+        <w:rPr>
+          <w:rStyle w:val="ExtensionTok"/>
+        </w:rPr>
+        <w:t xml:space="preserve">jq</w:t>
+      </w:r>
+      <w:r>
+        <w:rPr>
+          <w:rStyle w:val="NormalTok"/>
+        </w:rPr>
+        <w:t xml:space="preserve"> .</w:t>
+      </w:r>
+      <w:r>
+        <w:br/>
+      </w:r>
+      <w:r>
+        <w:br/>
+      </w:r>
+      <w:r>
+        <w:rPr>
+          <w:rStyle w:val="CommentTok"/>
+        </w:rPr>
+        <w:t xml:space="preserve"># Get daily trend for last 7 days</w:t>
+      </w:r>
+      <w:r>
+        <w:br/>
+      </w:r>
+      <w:r>
+        <w:rPr>
+          <w:rStyle w:val="ExtensionTok"/>
+        </w:rPr>
+        <w:t xml:space="preserve">curl</w:t>
+      </w:r>
+      <w:r>
+        <w:rPr>
+          <w:rStyle w:val="NormalTok"/>
+        </w:rPr>
+        <w:t xml:space="preserve"> </w:t>
+      </w:r>
+      <w:r>
+        <w:rPr>
+          <w:rStyle w:val="AttributeTok"/>
+        </w:rPr>
+        <w:t xml:space="preserve">-s</w:t>
+      </w:r>
+      <w:r>
+        <w:rPr>
+          <w:rStyle w:val="NormalTok"/>
+        </w:rPr>
+        <w:t xml:space="preserve"> </w:t>
+      </w:r>
+      <w:r>
+        <w:rPr>
+          <w:rStyle w:val="AttributeTok"/>
+        </w:rPr>
+        <w:t xml:space="preserve">-b</w:t>
+      </w:r>
+      <w:r>
+        <w:rPr>
+          <w:rStyle w:val="NormalTok"/>
+        </w:rPr>
+        <w:t xml:space="preserve"> cookies.txt </w:t>
+      </w:r>
+      <w:r>
+        <w:rPr>
+          <w:rStyle w:val="StringTok"/>
+        </w:rPr>
+        <w:t xml:space="preserve">'https://psis.theahg.co.za/api/integrity/daily-trend?days=7'</w:t>
+      </w:r>
+      <w:r>
+        <w:rPr>
+          <w:rStyle w:val="NormalTok"/>
+        </w:rPr>
+        <w:t xml:space="preserve"> </w:t>
+      </w:r>
+      <w:r>
+        <w:rPr>
+          <w:rStyle w:val="KeywordTok"/>
+        </w:rPr>
+        <w:t xml:space="preserve">|</w:t>
+      </w:r>
+      <w:r>
+        <w:rPr>
+          <w:rStyle w:val="NormalTok"/>
+        </w:rPr>
+        <w:t xml:space="preserve"> </w:t>
+      </w:r>
+      <w:r>
+        <w:rPr>
+          <w:rStyle w:val="ExtensionTok"/>
+        </w:rPr>
+        <w:t xml:space="preserve">jq</w:t>
+      </w:r>
+      <w:r>
+        <w:rPr>
+          <w:rStyle w:val="NormalTok"/>
+        </w:rPr>
+        <w:t xml:space="preserve"> .</w:t>
+      </w:r>
+    </w:p>
+    <w:p>
+      <w:pPr>
+        <w:pStyle w:val="FirstParagraph"/>
+      </w:pPr>
+      <w:r>
+        <w:t xml:space="preserve">Full OpenAPI 3.0.3 specification:</w:t>
+      </w:r>
+      <w:r>
+        <w:t xml:space="preserve"> </w:t>
+      </w:r>
+      <w:r>
+        <w:rPr>
+          <w:rStyle w:val="VerbatimChar"/>
+        </w:rPr>
+        <w:t xml:space="preserve">docs/openapi.yaml</w:t>
+      </w:r>
+    </w:p>
+    <w:bookmarkEnd w:id="65"/>
+    <w:bookmarkEnd w:id="66"/>
+    <w:bookmarkStart w:id="67" w:name="cron-setup"/>
     <w:p>
       <w:pPr>
         <w:pStyle w:val="Heading2"/>
@@ -6306,8 +8378,8 @@
         <w:t xml:space="preserve">category.</w:t>
       </w:r>
     </w:p>
-    <w:bookmarkEnd w:id="61"/>
-    <w:bookmarkStart w:id="69" w:name="troubleshooting"/>
+    <w:bookmarkEnd w:id="67"/>
+    <w:bookmarkStart w:id="75" w:name="troubleshooting"/>
     <w:p>
       <w:pPr>
         <w:pStyle w:val="Heading2"/>
@@ -6316,7 +8388,7 @@
         <w:t xml:space="preserve">Troubleshooting</w:t>
       </w:r>
     </w:p>
-    <w:bookmarkStart w:id="62" w:name="schedule-already-has-running-instances"/>
+    <w:bookmarkStart w:id="68" w:name="schedule-already-has-running-instances"/>
     <w:p>
       <w:pPr>
         <w:pStyle w:val="Heading3"/>
@@ -6376,8 +8448,8 @@
         <w:t xml:space="preserve">If the process is dead, the lock will auto-recover on the next attempt (PID stale detection).</w:t>
       </w:r>
     </w:p>
-    <w:bookmarkEnd w:id="62"/>
-    <w:bookmarkStart w:id="63" w:name="no-baseline-checksums-found"/>
+    <w:bookmarkEnd w:id="68"/>
+    <w:bookmarkStart w:id="69" w:name="no-baseline-checksums-found"/>
     <w:p>
       <w:pPr>
         <w:pStyle w:val="Heading3"/>
@@ -6455,8 +8527,8 @@
         <w:t xml:space="preserve">The Integrity plugin will also auto-generate baselines on first verification attempt.</w:t>
       </w:r>
     </w:p>
-    <w:bookmarkEnd w:id="63"/>
-    <w:bookmarkStart w:id="64" w:name="memory-limit-reached-partial-status"/>
+    <w:bookmarkEnd w:id="69"/>
+    <w:bookmarkStart w:id="70" w:name="memory-limit-reached-partial-status"/>
     <w:p>
       <w:pPr>
         <w:pStyle w:val="Heading3"/>
@@ -6485,8 +8557,8 @@
         <w:t xml:space="preserve">Increase the schedule’s max memory setting or reduce the batch size.</w:t>
       </w:r>
     </w:p>
-    <w:bookmarkEnd w:id="64"/>
-    <w:bookmarkStart w:id="65" w:name="Xd30ba2ecccd91138e8120799372a98988d4c314"/>
+    <w:bookmarkEnd w:id="70"/>
+    <w:bookmarkStart w:id="71" w:name="Xd30ba2ecccd91138e8120799372a98988d4c314"/>
     <w:p>
       <w:pPr>
         <w:pStyle w:val="Heading3"/>
@@ -6570,8 +8642,8 @@
         <w:t xml:space="preserve">).</w:t>
       </w:r>
     </w:p>
-    <w:bookmarkEnd w:id="65"/>
-    <w:bookmarkStart w:id="66" w:name="pass-rate-declining"/>
+    <w:bookmarkEnd w:id="71"/>
+    <w:bookmarkStart w:id="72" w:name="pass-rate-declining"/>
     <w:p>
       <w:pPr>
         <w:pStyle w:val="Heading3"/>
@@ -6625,8 +8697,8 @@
         <w:t xml:space="preserve">Check storage health (NAS connectivity, disk errors)</w:t>
       </w:r>
     </w:p>
-    <w:bookmarkEnd w:id="66"/>
-    <w:bookmarkStart w:id="67" w:name="alerts-not-sending"/>
+    <w:bookmarkEnd w:id="72"/>
+    <w:bookmarkStart w:id="73" w:name="alerts-not-sending"/>
     <w:p>
       <w:pPr>
         <w:pStyle w:val="Heading3"/>
@@ -6698,8 +8770,8 @@
         <w:t xml:space="preserve">Check PHP error logs for alert-related exceptions</w:t>
       </w:r>
     </w:p>
-    <w:bookmarkEnd w:id="67"/>
-    <w:bookmarkStart w:id="68" w:name="X3382dc375a849adcb3a0106d625f227b7fe155c"/>
+    <w:bookmarkEnd w:id="73"/>
+    <w:bookmarkStart w:id="74" w:name="X3382dc375a849adcb3a0106d625f227b7fe155c"/>
     <w:p>
       <w:pPr>
         <w:pStyle w:val="Heading3"/>
@@ -6790,9 +8862,9 @@
         <w:t xml:space="preserve">For technical support, contact The Archive and Heritage Group (Pty) Ltd at johan@theahg.co.za</w:t>
       </w:r>
     </w:p>
-    <w:bookmarkEnd w:id="68"/>
-    <w:bookmarkEnd w:id="69"/>
-    <w:bookmarkEnd w:id="70"/>
+    <w:bookmarkEnd w:id="74"/>
+    <w:bookmarkEnd w:id="75"/>
+    <w:bookmarkEnd w:id="76"/>
     <w:sectPr/>
   </w:body>
 </w:document>
